--- a/lab07-complete/lab07_student Instructions.docx
+++ b/lab07-complete/lab07_student Instructions.docx
@@ -23,12 +23,6 @@
         <w:gridCol w:w="9360"/>
       </w:tblGrid>
       <w:tr>
-        <w:tblPrEx>
-          <w:tblCellMar>
-            <w:top w:w="0" w:type="dxa"/>
-            <w:bottom w:w="0" w:type="dxa"/>
-          </w:tblCellMar>
-        </w:tblPrEx>
         <w:tc>
           <w:tcPr>
             <w:tcW w:w="9360" w:type="dxa"/>
@@ -131,12 +125,6 @@
         <w:gridCol w:w="9360"/>
       </w:tblGrid>
       <w:tr>
-        <w:tblPrEx>
-          <w:tblCellMar>
-            <w:top w:w="0" w:type="dxa"/>
-            <w:bottom w:w="0" w:type="dxa"/>
-          </w:tblCellMar>
-        </w:tblPrEx>
         <w:tc>
           <w:tcPr>
             <w:tcW w:w="9360" w:type="dxa"/>
@@ -223,12 +211,6 @@
         <w:gridCol w:w="6960"/>
       </w:tblGrid>
       <w:tr>
-        <w:tblPrEx>
-          <w:tblCellMar>
-            <w:top w:w="0" w:type="dxa"/>
-            <w:bottom w:w="0" w:type="dxa"/>
-          </w:tblCellMar>
-        </w:tblPrEx>
         <w:tc>
           <w:tcPr>
             <w:tcW w:w="2400" w:type="dxa"/>
@@ -291,12 +273,6 @@
         </w:tc>
       </w:tr>
       <w:tr>
-        <w:tblPrEx>
-          <w:tblCellMar>
-            <w:top w:w="0" w:type="dxa"/>
-            <w:bottom w:w="0" w:type="dxa"/>
-          </w:tblCellMar>
-        </w:tblPrEx>
         <w:tc>
           <w:tcPr>
             <w:tcW w:w="2400" w:type="dxa"/>
@@ -355,12 +331,6 @@
         </w:tc>
       </w:tr>
       <w:tr>
-        <w:tblPrEx>
-          <w:tblCellMar>
-            <w:top w:w="0" w:type="dxa"/>
-            <w:bottom w:w="0" w:type="dxa"/>
-          </w:tblCellMar>
-        </w:tblPrEx>
         <w:tc>
           <w:tcPr>
             <w:tcW w:w="2400" w:type="dxa"/>
@@ -419,12 +389,6 @@
         </w:tc>
       </w:tr>
       <w:tr>
-        <w:tblPrEx>
-          <w:tblCellMar>
-            <w:top w:w="0" w:type="dxa"/>
-            <w:bottom w:w="0" w:type="dxa"/>
-          </w:tblCellMar>
-        </w:tblPrEx>
         <w:tc>
           <w:tcPr>
             <w:tcW w:w="2400" w:type="dxa"/>
@@ -483,12 +447,6 @@
         </w:tc>
       </w:tr>
       <w:tr>
-        <w:tblPrEx>
-          <w:tblCellMar>
-            <w:top w:w="0" w:type="dxa"/>
-            <w:bottom w:w="0" w:type="dxa"/>
-          </w:tblCellMar>
-        </w:tblPrEx>
         <w:tc>
           <w:tcPr>
             <w:tcW w:w="2400" w:type="dxa"/>
@@ -547,12 +505,6 @@
         </w:tc>
       </w:tr>
       <w:tr>
-        <w:tblPrEx>
-          <w:tblCellMar>
-            <w:top w:w="0" w:type="dxa"/>
-            <w:bottom w:w="0" w:type="dxa"/>
-          </w:tblCellMar>
-        </w:tblPrEx>
         <w:tc>
           <w:tcPr>
             <w:tcW w:w="2400" w:type="dxa"/>
@@ -611,12 +563,6 @@
         </w:tc>
       </w:tr>
       <w:tr>
-        <w:tblPrEx>
-          <w:tblCellMar>
-            <w:top w:w="0" w:type="dxa"/>
-            <w:bottom w:w="0" w:type="dxa"/>
-          </w:tblCellMar>
-        </w:tblPrEx>
         <w:tc>
           <w:tcPr>
             <w:tcW w:w="2400" w:type="dxa"/>
@@ -729,12 +675,6 @@
         <w:gridCol w:w="9360"/>
       </w:tblGrid>
       <w:tr>
-        <w:tblPrEx>
-          <w:tblCellMar>
-            <w:top w:w="0" w:type="dxa"/>
-            <w:bottom w:w="0" w:type="dxa"/>
-          </w:tblCellMar>
-        </w:tblPrEx>
         <w:tc>
           <w:tcPr>
             <w:tcW w:w="9360" w:type="dxa"/>
@@ -869,12 +809,6 @@
         <w:gridCol w:w="9360"/>
       </w:tblGrid>
       <w:tr>
-        <w:tblPrEx>
-          <w:tblCellMar>
-            <w:top w:w="0" w:type="dxa"/>
-            <w:bottom w:w="0" w:type="dxa"/>
-          </w:tblCellMar>
-        </w:tblPrEx>
         <w:tc>
           <w:tcPr>
             <w:tcW w:w="9360" w:type="dxa"/>
@@ -1008,12 +942,6 @@
         <w:gridCol w:w="5760"/>
       </w:tblGrid>
       <w:tr>
-        <w:tblPrEx>
-          <w:tblCellMar>
-            <w:top w:w="0" w:type="dxa"/>
-            <w:bottom w:w="0" w:type="dxa"/>
-          </w:tblCellMar>
-        </w:tblPrEx>
         <w:tc>
           <w:tcPr>
             <w:tcW w:w="1400" w:type="dxa"/>
@@ -1106,12 +1034,6 @@
         </w:tc>
       </w:tr>
       <w:tr>
-        <w:tblPrEx>
-          <w:tblCellMar>
-            <w:top w:w="0" w:type="dxa"/>
-            <w:bottom w:w="0" w:type="dxa"/>
-          </w:tblCellMar>
-        </w:tblPrEx>
         <w:tc>
           <w:tcPr>
             <w:tcW w:w="1400" w:type="dxa"/>
@@ -1198,12 +1120,6 @@
         </w:tc>
       </w:tr>
       <w:tr>
-        <w:tblPrEx>
-          <w:tblCellMar>
-            <w:top w:w="0" w:type="dxa"/>
-            <w:bottom w:w="0" w:type="dxa"/>
-          </w:tblCellMar>
-        </w:tblPrEx>
         <w:tc>
           <w:tcPr>
             <w:tcW w:w="1400" w:type="dxa"/>
@@ -1290,12 +1206,6 @@
         </w:tc>
       </w:tr>
       <w:tr>
-        <w:tblPrEx>
-          <w:tblCellMar>
-            <w:top w:w="0" w:type="dxa"/>
-            <w:bottom w:w="0" w:type="dxa"/>
-          </w:tblCellMar>
-        </w:tblPrEx>
         <w:tc>
           <w:tcPr>
             <w:tcW w:w="1400" w:type="dxa"/>
@@ -1427,12 +1337,6 @@
         <w:gridCol w:w="9360"/>
       </w:tblGrid>
       <w:tr>
-        <w:tblPrEx>
-          <w:tblCellMar>
-            <w:top w:w="0" w:type="dxa"/>
-            <w:bottom w:w="0" w:type="dxa"/>
-          </w:tblCellMar>
-        </w:tblPrEx>
         <w:tc>
           <w:tcPr>
             <w:tcW w:w="9360" w:type="dxa"/>
@@ -1566,12 +1470,6 @@
         <w:gridCol w:w="4360"/>
       </w:tblGrid>
       <w:tr>
-        <w:tblPrEx>
-          <w:tblCellMar>
-            <w:top w:w="0" w:type="dxa"/>
-            <w:bottom w:w="0" w:type="dxa"/>
-          </w:tblCellMar>
-        </w:tblPrEx>
         <w:tc>
           <w:tcPr>
             <w:tcW w:w="2200" w:type="dxa"/>
@@ -1664,12 +1562,6 @@
         </w:tc>
       </w:tr>
       <w:tr>
-        <w:tblPrEx>
-          <w:tblCellMar>
-            <w:top w:w="0" w:type="dxa"/>
-            <w:bottom w:w="0" w:type="dxa"/>
-          </w:tblCellMar>
-        </w:tblPrEx>
         <w:tc>
           <w:tcPr>
             <w:tcW w:w="2200" w:type="dxa"/>
@@ -1756,12 +1648,6 @@
         </w:tc>
       </w:tr>
       <w:tr>
-        <w:tblPrEx>
-          <w:tblCellMar>
-            <w:top w:w="0" w:type="dxa"/>
-            <w:bottom w:w="0" w:type="dxa"/>
-          </w:tblCellMar>
-        </w:tblPrEx>
         <w:tc>
           <w:tcPr>
             <w:tcW w:w="2200" w:type="dxa"/>
@@ -1848,12 +1734,6 @@
         </w:tc>
       </w:tr>
       <w:tr>
-        <w:tblPrEx>
-          <w:tblCellMar>
-            <w:top w:w="0" w:type="dxa"/>
-            <w:bottom w:w="0" w:type="dxa"/>
-          </w:tblCellMar>
-        </w:tblPrEx>
         <w:tc>
           <w:tcPr>
             <w:tcW w:w="2200" w:type="dxa"/>
@@ -2001,12 +1881,6 @@
         <w:gridCol w:w="9360"/>
       </w:tblGrid>
       <w:tr>
-        <w:tblPrEx>
-          <w:tblCellMar>
-            <w:top w:w="0" w:type="dxa"/>
-            <w:bottom w:w="0" w:type="dxa"/>
-          </w:tblCellMar>
-        </w:tblPrEx>
         <w:tc>
           <w:tcPr>
             <w:tcW w:w="9360" w:type="dxa"/>
@@ -2153,12 +2027,6 @@
         <w:gridCol w:w="9360"/>
       </w:tblGrid>
       <w:tr>
-        <w:tblPrEx>
-          <w:tblCellMar>
-            <w:top w:w="0" w:type="dxa"/>
-            <w:bottom w:w="0" w:type="dxa"/>
-          </w:tblCellMar>
-        </w:tblPrEx>
         <w:tc>
           <w:tcPr>
             <w:tcW w:w="9360" w:type="dxa"/>
@@ -2238,12 +2106,6 @@
         <w:gridCol w:w="2872"/>
       </w:tblGrid>
       <w:tr>
-        <w:tblPrEx>
-          <w:tblCellMar>
-            <w:top w:w="0" w:type="dxa"/>
-            <w:bottom w:w="0" w:type="dxa"/>
-          </w:tblCellMar>
-        </w:tblPrEx>
         <w:tc>
           <w:tcPr>
             <w:tcW w:w="1800" w:type="dxa"/>
@@ -2336,12 +2198,6 @@
         </w:tc>
       </w:tr>
       <w:tr>
-        <w:tblPrEx>
-          <w:tblCellMar>
-            <w:top w:w="0" w:type="dxa"/>
-            <w:bottom w:w="0" w:type="dxa"/>
-          </w:tblCellMar>
-        </w:tblPrEx>
         <w:tc>
           <w:tcPr>
             <w:tcW w:w="1800" w:type="dxa"/>
@@ -2428,12 +2284,6 @@
         </w:tc>
       </w:tr>
       <w:tr>
-        <w:tblPrEx>
-          <w:tblCellMar>
-            <w:top w:w="0" w:type="dxa"/>
-            <w:bottom w:w="0" w:type="dxa"/>
-          </w:tblCellMar>
-        </w:tblPrEx>
         <w:tc>
           <w:tcPr>
             <w:tcW w:w="1800" w:type="dxa"/>
@@ -2520,12 +2370,6 @@
         </w:tc>
       </w:tr>
       <w:tr>
-        <w:tblPrEx>
-          <w:tblCellMar>
-            <w:top w:w="0" w:type="dxa"/>
-            <w:bottom w:w="0" w:type="dxa"/>
-          </w:tblCellMar>
-        </w:tblPrEx>
         <w:tc>
           <w:tcPr>
             <w:tcW w:w="1800" w:type="dxa"/>
@@ -2612,12 +2456,6 @@
         </w:tc>
       </w:tr>
       <w:tr>
-        <w:tblPrEx>
-          <w:tblCellMar>
-            <w:top w:w="0" w:type="dxa"/>
-            <w:bottom w:w="0" w:type="dxa"/>
-          </w:tblCellMar>
-        </w:tblPrEx>
         <w:tc>
           <w:tcPr>
             <w:tcW w:w="1800" w:type="dxa"/>
@@ -2730,12 +2568,6 @@
         <w:gridCol w:w="9360"/>
       </w:tblGrid>
       <w:tr>
-        <w:tblPrEx>
-          <w:tblCellMar>
-            <w:top w:w="0" w:type="dxa"/>
-            <w:bottom w:w="0" w:type="dxa"/>
-          </w:tblCellMar>
-        </w:tblPrEx>
         <w:tc>
           <w:tcPr>
             <w:tcW w:w="9360" w:type="dxa"/>
@@ -2812,12 +2644,6 @@
         <w:gridCol w:w="9360"/>
       </w:tblGrid>
       <w:tr>
-        <w:tblPrEx>
-          <w:tblCellMar>
-            <w:top w:w="0" w:type="dxa"/>
-            <w:bottom w:w="0" w:type="dxa"/>
-          </w:tblCellMar>
-        </w:tblPrEx>
         <w:tc>
           <w:tcPr>
             <w:tcW w:w="9360" w:type="dxa"/>
@@ -2936,12 +2762,6 @@
         <w:gridCol w:w="9360"/>
       </w:tblGrid>
       <w:tr>
-        <w:tblPrEx>
-          <w:tblCellMar>
-            <w:top w:w="0" w:type="dxa"/>
-            <w:bottom w:w="0" w:type="dxa"/>
-          </w:tblCellMar>
-        </w:tblPrEx>
         <w:tc>
           <w:tcPr>
             <w:tcW w:w="9360" w:type="dxa"/>
@@ -3146,12 +2966,6 @@
         <w:gridCol w:w="9360"/>
       </w:tblGrid>
       <w:tr>
-        <w:tblPrEx>
-          <w:tblCellMar>
-            <w:top w:w="0" w:type="dxa"/>
-            <w:bottom w:w="0" w:type="dxa"/>
-          </w:tblCellMar>
-        </w:tblPrEx>
         <w:tc>
           <w:tcPr>
             <w:tcW w:w="9360" w:type="dxa"/>
@@ -3318,12 +3132,6 @@
         <w:gridCol w:w="9360"/>
       </w:tblGrid>
       <w:tr>
-        <w:tblPrEx>
-          <w:tblCellMar>
-            <w:top w:w="0" w:type="dxa"/>
-            <w:bottom w:w="0" w:type="dxa"/>
-          </w:tblCellMar>
-        </w:tblPrEx>
         <w:tc>
           <w:tcPr>
             <w:tcW w:w="9360" w:type="dxa"/>
@@ -3401,12 +3209,6 @@
         <w:gridCol w:w="9360"/>
       </w:tblGrid>
       <w:tr>
-        <w:tblPrEx>
-          <w:tblCellMar>
-            <w:top w:w="0" w:type="dxa"/>
-            <w:bottom w:w="0" w:type="dxa"/>
-          </w:tblCellMar>
-        </w:tblPrEx>
         <w:tc>
           <w:tcPr>
             <w:tcW w:w="9360" w:type="dxa"/>
@@ -3814,12 +3616,6 @@
         <w:gridCol w:w="9360"/>
       </w:tblGrid>
       <w:tr>
-        <w:tblPrEx>
-          <w:tblCellMar>
-            <w:top w:w="0" w:type="dxa"/>
-            <w:bottom w:w="0" w:type="dxa"/>
-          </w:tblCellMar>
-        </w:tblPrEx>
         <w:tc>
           <w:tcPr>
             <w:tcW w:w="9360" w:type="dxa"/>
@@ -4205,12 +4001,6 @@
         <w:gridCol w:w="9360"/>
       </w:tblGrid>
       <w:tr>
-        <w:tblPrEx>
-          <w:tblCellMar>
-            <w:top w:w="0" w:type="dxa"/>
-            <w:bottom w:w="0" w:type="dxa"/>
-          </w:tblCellMar>
-        </w:tblPrEx>
         <w:tc>
           <w:tcPr>
             <w:tcW w:w="9360" w:type="dxa"/>
@@ -4324,12 +4114,6 @@
         <w:gridCol w:w="8581"/>
       </w:tblGrid>
       <w:tr>
-        <w:tblPrEx>
-          <w:tblCellMar>
-            <w:top w:w="0" w:type="dxa"/>
-            <w:bottom w:w="0" w:type="dxa"/>
-          </w:tblCellMar>
-        </w:tblPrEx>
         <w:tc>
           <w:tcPr>
             <w:tcW w:w="520" w:type="dxa"/>
@@ -4483,12 +4267,6 @@
         <w:gridCol w:w="8581"/>
       </w:tblGrid>
       <w:tr>
-        <w:tblPrEx>
-          <w:tblCellMar>
-            <w:top w:w="0" w:type="dxa"/>
-            <w:bottom w:w="0" w:type="dxa"/>
-          </w:tblCellMar>
-        </w:tblPrEx>
         <w:tc>
           <w:tcPr>
             <w:tcW w:w="520" w:type="dxa"/>
@@ -4650,12 +4428,6 @@
         <w:gridCol w:w="8581"/>
       </w:tblGrid>
       <w:tr>
-        <w:tblPrEx>
-          <w:tblCellMar>
-            <w:top w:w="0" w:type="dxa"/>
-            <w:bottom w:w="0" w:type="dxa"/>
-          </w:tblCellMar>
-        </w:tblPrEx>
         <w:tc>
           <w:tcPr>
             <w:tcW w:w="520" w:type="dxa"/>
@@ -4798,12 +4570,6 @@
         <w:gridCol w:w="9360"/>
       </w:tblGrid>
       <w:tr>
-        <w:tblPrEx>
-          <w:tblCellMar>
-            <w:top w:w="0" w:type="dxa"/>
-            <w:bottom w:w="0" w:type="dxa"/>
-          </w:tblCellMar>
-        </w:tblPrEx>
         <w:tc>
           <w:tcPr>
             <w:tcW w:w="9360" w:type="dxa"/>
@@ -4924,12 +4690,6 @@
         <w:gridCol w:w="9360"/>
       </w:tblGrid>
       <w:tr>
-        <w:tblPrEx>
-          <w:tblCellMar>
-            <w:top w:w="0" w:type="dxa"/>
-            <w:bottom w:w="0" w:type="dxa"/>
-          </w:tblCellMar>
-        </w:tblPrEx>
         <w:tc>
           <w:tcPr>
             <w:tcW w:w="9360" w:type="dxa"/>
@@ -5052,12 +4812,6 @@
         <w:gridCol w:w="8386"/>
       </w:tblGrid>
       <w:tr>
-        <w:tblPrEx>
-          <w:tblCellMar>
-            <w:top w:w="0" w:type="dxa"/>
-            <w:bottom w:w="0" w:type="dxa"/>
-          </w:tblCellMar>
-        </w:tblPrEx>
         <w:tc>
           <w:tcPr>
             <w:tcW w:w="520" w:type="dxa"/>
@@ -5255,12 +5009,6 @@
         <w:gridCol w:w="8386"/>
       </w:tblGrid>
       <w:tr>
-        <w:tblPrEx>
-          <w:tblCellMar>
-            <w:top w:w="0" w:type="dxa"/>
-            <w:bottom w:w="0" w:type="dxa"/>
-          </w:tblCellMar>
-        </w:tblPrEx>
         <w:tc>
           <w:tcPr>
             <w:tcW w:w="520" w:type="dxa"/>
@@ -5440,12 +5188,6 @@
         <w:gridCol w:w="8658"/>
       </w:tblGrid>
       <w:tr>
-        <w:tblPrEx>
-          <w:tblCellMar>
-            <w:top w:w="0" w:type="dxa"/>
-            <w:bottom w:w="0" w:type="dxa"/>
-          </w:tblCellMar>
-        </w:tblPrEx>
         <w:tc>
           <w:tcPr>
             <w:tcW w:w="520" w:type="dxa"/>
@@ -5589,12 +5331,6 @@
         <w:gridCol w:w="8386"/>
       </w:tblGrid>
       <w:tr>
-        <w:tblPrEx>
-          <w:tblCellMar>
-            <w:top w:w="0" w:type="dxa"/>
-            <w:bottom w:w="0" w:type="dxa"/>
-          </w:tblCellMar>
-        </w:tblPrEx>
         <w:tc>
           <w:tcPr>
             <w:tcW w:w="520" w:type="dxa"/>
@@ -5775,12 +5511,6 @@
         <w:gridCol w:w="6360"/>
       </w:tblGrid>
       <w:tr>
-        <w:tblPrEx>
-          <w:tblCellMar>
-            <w:top w:w="0" w:type="dxa"/>
-            <w:bottom w:w="0" w:type="dxa"/>
-          </w:tblCellMar>
-        </w:tblPrEx>
         <w:tc>
           <w:tcPr>
             <w:tcW w:w="3000" w:type="dxa"/>
@@ -5843,12 +5573,6 @@
         </w:tc>
       </w:tr>
       <w:tr>
-        <w:tblPrEx>
-          <w:tblCellMar>
-            <w:top w:w="0" w:type="dxa"/>
-            <w:bottom w:w="0" w:type="dxa"/>
-          </w:tblCellMar>
-        </w:tblPrEx>
         <w:tc>
           <w:tcPr>
             <w:tcW w:w="3000" w:type="dxa"/>
@@ -5927,12 +5651,6 @@
         </w:tc>
       </w:tr>
       <w:tr>
-        <w:tblPrEx>
-          <w:tblCellMar>
-            <w:top w:w="0" w:type="dxa"/>
-            <w:bottom w:w="0" w:type="dxa"/>
-          </w:tblCellMar>
-        </w:tblPrEx>
         <w:tc>
           <w:tcPr>
             <w:tcW w:w="3000" w:type="dxa"/>
@@ -6029,12 +5747,6 @@
         </w:tc>
       </w:tr>
       <w:tr>
-        <w:tblPrEx>
-          <w:tblCellMar>
-            <w:top w:w="0" w:type="dxa"/>
-            <w:bottom w:w="0" w:type="dxa"/>
-          </w:tblCellMar>
-        </w:tblPrEx>
         <w:tc>
           <w:tcPr>
             <w:tcW w:w="3000" w:type="dxa"/>
@@ -6145,12 +5857,6 @@
         <w:gridCol w:w="9360"/>
       </w:tblGrid>
       <w:tr>
-        <w:tblPrEx>
-          <w:tblCellMar>
-            <w:top w:w="0" w:type="dxa"/>
-            <w:bottom w:w="0" w:type="dxa"/>
-          </w:tblCellMar>
-        </w:tblPrEx>
         <w:tc>
           <w:tcPr>
             <w:tcW w:w="9360" w:type="dxa"/>
@@ -6351,14 +6057,109 @@
             </w:r>
           </w:p>
           <w:p>
-            <w:r>
-              <w:rPr>
-                <w:rFonts w:ascii="Courier New" w:eastAsia="Courier New" w:hAnsi="Courier New" w:cs="Courier New"/>
-                <w:color w:val="D4D4D4"/>
-                <w:sz w:val="18"/>
-                <w:szCs w:val="18"/>
-              </w:rPr>
-              <w:t>done</w:t>
+            <w:pPr>
+              <w:rPr>
+                <w:rFonts w:ascii="Courier New" w:eastAsia="Courier New" w:hAnsi="Courier New" w:cs="Courier New"/>
+                <w:color w:val="D4D4D4"/>
+                <w:sz w:val="18"/>
+                <w:szCs w:val="18"/>
+              </w:rPr>
+            </w:pPr>
+            <w:r>
+              <w:rPr>
+                <w:rFonts w:ascii="Courier New" w:eastAsia="Courier New" w:hAnsi="Courier New" w:cs="Courier New"/>
+                <w:color w:val="D4D4D4"/>
+                <w:sz w:val="18"/>
+                <w:szCs w:val="18"/>
+              </w:rPr>
+              <w:t>d</w:t>
+            </w:r>
+            <w:r>
+              <w:rPr>
+                <w:rFonts w:ascii="Courier New" w:eastAsia="Courier New" w:hAnsi="Courier New" w:cs="Courier New"/>
+                <w:color w:val="D4D4D4"/>
+                <w:sz w:val="18"/>
+                <w:szCs w:val="18"/>
+              </w:rPr>
+              <w:t>one</w:t>
+            </w:r>
+          </w:p>
+          <w:p>
+            <w:pPr>
+              <w:rPr>
+                <w:rFonts w:ascii="Courier New" w:eastAsia="Courier New" w:hAnsi="Courier New" w:cs="Courier New"/>
+                <w:color w:val="D4D4D4"/>
+                <w:sz w:val="18"/>
+                <w:szCs w:val="18"/>
+              </w:rPr>
+            </w:pPr>
+          </w:p>
+          <w:p>
+            <w:r>
+              <w:t>for ($</w:t>
+            </w:r>
+            <w:proofErr w:type="spellStart"/>
+            <w:r>
+              <w:t>i</w:t>
+            </w:r>
+            <w:proofErr w:type="spellEnd"/>
+            <w:r>
+              <w:t xml:space="preserve"> = 1; $</w:t>
+            </w:r>
+            <w:proofErr w:type="spellStart"/>
+            <w:r>
+              <w:t>i</w:t>
+            </w:r>
+            <w:proofErr w:type="spellEnd"/>
+            <w:r>
+              <w:t xml:space="preserve"> -le 5; $</w:t>
+            </w:r>
+            <w:proofErr w:type="spellStart"/>
+            <w:r>
+              <w:t>i</w:t>
+            </w:r>
+            <w:proofErr w:type="spellEnd"/>
+            <w:r>
+              <w:t>++) {</w:t>
+            </w:r>
+          </w:p>
+          <w:p>
+            <w:r>
+              <w:t xml:space="preserve">    $port = 9400 + ($</w:t>
+            </w:r>
+            <w:proofErr w:type="spellStart"/>
+            <w:r>
+              <w:t>i</w:t>
+            </w:r>
+            <w:proofErr w:type="spellEnd"/>
+            <w:r>
+              <w:t xml:space="preserve"> - 1)</w:t>
+            </w:r>
+          </w:p>
+          <w:p>
+            <w:r>
+              <w:t xml:space="preserve">     docker exec "lab07-node$i" /lab07/raft/</w:t>
+            </w:r>
+            <w:proofErr w:type="spellStart"/>
+            <w:r>
+              <w:t>raft_bin</w:t>
+            </w:r>
+            <w:proofErr w:type="spellEnd"/>
+            <w:r>
+              <w:t xml:space="preserve"> -mode client -node "raft-node${</w:t>
+            </w:r>
+            <w:proofErr w:type="spellStart"/>
+            <w:r>
+              <w:t>i</w:t>
+            </w:r>
+            <w:proofErr w:type="spellEnd"/>
+            <w:r>
+              <w:t>}:${port}" -status</w:t>
+            </w:r>
+          </w:p>
+          <w:p>
+            <w:r>
+              <w:t xml:space="preserve"> }</w:t>
             </w:r>
           </w:p>
         </w:tc>
@@ -6414,12 +6215,6 @@
         <w:gridCol w:w="9360"/>
       </w:tblGrid>
       <w:tr>
-        <w:tblPrEx>
-          <w:tblCellMar>
-            <w:top w:w="0" w:type="dxa"/>
-            <w:bottom w:w="0" w:type="dxa"/>
-          </w:tblCellMar>
-        </w:tblPrEx>
         <w:tc>
           <w:tcPr>
             <w:tcW w:w="9360" w:type="dxa"/>
@@ -6542,12 +6337,6 @@
         <w:gridCol w:w="8658"/>
       </w:tblGrid>
       <w:tr>
-        <w:tblPrEx>
-          <w:tblCellMar>
-            <w:top w:w="0" w:type="dxa"/>
-            <w:bottom w:w="0" w:type="dxa"/>
-          </w:tblCellMar>
-        </w:tblPrEx>
         <w:tc>
           <w:tcPr>
             <w:tcW w:w="520" w:type="dxa"/>
@@ -6709,12 +6498,6 @@
         <w:gridCol w:w="8658"/>
       </w:tblGrid>
       <w:tr>
-        <w:tblPrEx>
-          <w:tblCellMar>
-            <w:top w:w="0" w:type="dxa"/>
-            <w:bottom w:w="0" w:type="dxa"/>
-          </w:tblCellMar>
-        </w:tblPrEx>
         <w:tc>
           <w:tcPr>
             <w:tcW w:w="520" w:type="dxa"/>
@@ -6876,12 +6659,6 @@
         <w:gridCol w:w="8658"/>
       </w:tblGrid>
       <w:tr>
-        <w:tblPrEx>
-          <w:tblCellMar>
-            <w:top w:w="0" w:type="dxa"/>
-            <w:bottom w:w="0" w:type="dxa"/>
-          </w:tblCellMar>
-        </w:tblPrEx>
         <w:tc>
           <w:tcPr>
             <w:tcW w:w="520" w:type="dxa"/>
@@ -7035,12 +6812,6 @@
         <w:gridCol w:w="8658"/>
       </w:tblGrid>
       <w:tr>
-        <w:tblPrEx>
-          <w:tblCellMar>
-            <w:top w:w="0" w:type="dxa"/>
-            <w:bottom w:w="0" w:type="dxa"/>
-          </w:tblCellMar>
-        </w:tblPrEx>
         <w:tc>
           <w:tcPr>
             <w:tcW w:w="520" w:type="dxa"/>
@@ -7219,12 +6990,6 @@
         <w:gridCol w:w="9360"/>
       </w:tblGrid>
       <w:tr>
-        <w:tblPrEx>
-          <w:tblCellMar>
-            <w:top w:w="0" w:type="dxa"/>
-            <w:bottom w:w="0" w:type="dxa"/>
-          </w:tblCellMar>
-        </w:tblPrEx>
         <w:tc>
           <w:tcPr>
             <w:tcW w:w="9360" w:type="dxa"/>
@@ -7609,12 +7374,6 @@
         <w:gridCol w:w="9360"/>
       </w:tblGrid>
       <w:tr>
-        <w:tblPrEx>
-          <w:tblCellMar>
-            <w:top w:w="0" w:type="dxa"/>
-            <w:bottom w:w="0" w:type="dxa"/>
-          </w:tblCellMar>
-        </w:tblPrEx>
         <w:tc>
           <w:tcPr>
             <w:tcW w:w="9360" w:type="dxa"/>
@@ -7998,12 +7757,6 @@
         <w:gridCol w:w="9360"/>
       </w:tblGrid>
       <w:tr>
-        <w:tblPrEx>
-          <w:tblCellMar>
-            <w:top w:w="0" w:type="dxa"/>
-            <w:bottom w:w="0" w:type="dxa"/>
-          </w:tblCellMar>
-        </w:tblPrEx>
         <w:tc>
           <w:tcPr>
             <w:tcW w:w="9360" w:type="dxa"/>
@@ -8095,12 +7848,6 @@
         <w:gridCol w:w="8590"/>
       </w:tblGrid>
       <w:tr>
-        <w:tblPrEx>
-          <w:tblCellMar>
-            <w:top w:w="0" w:type="dxa"/>
-            <w:bottom w:w="0" w:type="dxa"/>
-          </w:tblCellMar>
-        </w:tblPrEx>
         <w:tc>
           <w:tcPr>
             <w:tcW w:w="520" w:type="dxa"/>
@@ -8280,12 +8027,6 @@
         <w:gridCol w:w="8590"/>
       </w:tblGrid>
       <w:tr>
-        <w:tblPrEx>
-          <w:tblCellMar>
-            <w:top w:w="0" w:type="dxa"/>
-            <w:bottom w:w="0" w:type="dxa"/>
-          </w:tblCellMar>
-        </w:tblPrEx>
         <w:tc>
           <w:tcPr>
             <w:tcW w:w="520" w:type="dxa"/>
@@ -8447,12 +8188,6 @@
         <w:gridCol w:w="8590"/>
       </w:tblGrid>
       <w:tr>
-        <w:tblPrEx>
-          <w:tblCellMar>
-            <w:top w:w="0" w:type="dxa"/>
-            <w:bottom w:w="0" w:type="dxa"/>
-          </w:tblCellMar>
-        </w:tblPrEx>
         <w:tc>
           <w:tcPr>
             <w:tcW w:w="520" w:type="dxa"/>
@@ -8607,12 +8342,6 @@
         <w:gridCol w:w="9360"/>
       </w:tblGrid>
       <w:tr>
-        <w:tblPrEx>
-          <w:tblCellMar>
-            <w:top w:w="0" w:type="dxa"/>
-            <w:bottom w:w="0" w:type="dxa"/>
-          </w:tblCellMar>
-        </w:tblPrEx>
         <w:tc>
           <w:tcPr>
             <w:tcW w:w="9360" w:type="dxa"/>
@@ -8682,12 +8411,6 @@
         <w:gridCol w:w="9360"/>
       </w:tblGrid>
       <w:tr>
-        <w:tblPrEx>
-          <w:tblCellMar>
-            <w:top w:w="0" w:type="dxa"/>
-            <w:bottom w:w="0" w:type="dxa"/>
-          </w:tblCellMar>
-        </w:tblPrEx>
         <w:tc>
           <w:tcPr>
             <w:tcW w:w="9360" w:type="dxa"/>
@@ -8720,12 +8443,6 @@
         </w:tc>
       </w:tr>
       <w:tr>
-        <w:tblPrEx>
-          <w:tblCellMar>
-            <w:top w:w="0" w:type="dxa"/>
-            <w:bottom w:w="0" w:type="dxa"/>
-          </w:tblCellMar>
-        </w:tblPrEx>
         <w:tc>
           <w:tcPr>
             <w:tcW w:w="9360" w:type="dxa"/>
@@ -8940,12 +8657,6 @@
         <w:gridCol w:w="9360"/>
       </w:tblGrid>
       <w:tr>
-        <w:tblPrEx>
-          <w:tblCellMar>
-            <w:top w:w="0" w:type="dxa"/>
-            <w:bottom w:w="0" w:type="dxa"/>
-          </w:tblCellMar>
-        </w:tblPrEx>
         <w:tc>
           <w:tcPr>
             <w:tcW w:w="9360" w:type="dxa"/>
@@ -8978,12 +8689,6 @@
         </w:tc>
       </w:tr>
       <w:tr>
-        <w:tblPrEx>
-          <w:tblCellMar>
-            <w:top w:w="0" w:type="dxa"/>
-            <w:bottom w:w="0" w:type="dxa"/>
-          </w:tblCellMar>
-        </w:tblPrEx>
         <w:tc>
           <w:tcPr>
             <w:tcW w:w="9360" w:type="dxa"/>
@@ -9212,12 +8917,6 @@
         <w:gridCol w:w="9360"/>
       </w:tblGrid>
       <w:tr>
-        <w:tblPrEx>
-          <w:tblCellMar>
-            <w:top w:w="0" w:type="dxa"/>
-            <w:bottom w:w="0" w:type="dxa"/>
-          </w:tblCellMar>
-        </w:tblPrEx>
         <w:tc>
           <w:tcPr>
             <w:tcW w:w="9360" w:type="dxa"/>
@@ -9250,12 +8949,6 @@
         </w:tc>
       </w:tr>
       <w:tr>
-        <w:tblPrEx>
-          <w:tblCellMar>
-            <w:top w:w="0" w:type="dxa"/>
-            <w:bottom w:w="0" w:type="dxa"/>
-          </w:tblCellMar>
-        </w:tblPrEx>
         <w:tc>
           <w:tcPr>
             <w:tcW w:w="9360" w:type="dxa"/>
@@ -9472,12 +9165,6 @@
         <w:gridCol w:w="9360"/>
       </w:tblGrid>
       <w:tr>
-        <w:tblPrEx>
-          <w:tblCellMar>
-            <w:top w:w="0" w:type="dxa"/>
-            <w:bottom w:w="0" w:type="dxa"/>
-          </w:tblCellMar>
-        </w:tblPrEx>
         <w:tc>
           <w:tcPr>
             <w:tcW w:w="9360" w:type="dxa"/>
@@ -9510,12 +9197,6 @@
         </w:tc>
       </w:tr>
       <w:tr>
-        <w:tblPrEx>
-          <w:tblCellMar>
-            <w:top w:w="0" w:type="dxa"/>
-            <w:bottom w:w="0" w:type="dxa"/>
-          </w:tblCellMar>
-        </w:tblPrEx>
         <w:tc>
           <w:tcPr>
             <w:tcW w:w="9360" w:type="dxa"/>
@@ -9701,12 +9382,6 @@
         <w:gridCol w:w="9360"/>
       </w:tblGrid>
       <w:tr>
-        <w:tblPrEx>
-          <w:tblCellMar>
-            <w:top w:w="0" w:type="dxa"/>
-            <w:bottom w:w="0" w:type="dxa"/>
-          </w:tblCellMar>
-        </w:tblPrEx>
         <w:tc>
           <w:tcPr>
             <w:tcW w:w="9360" w:type="dxa"/>
@@ -9739,12 +9414,6 @@
         </w:tc>
       </w:tr>
       <w:tr>
-        <w:tblPrEx>
-          <w:tblCellMar>
-            <w:top w:w="0" w:type="dxa"/>
-            <w:bottom w:w="0" w:type="dxa"/>
-          </w:tblCellMar>
-        </w:tblPrEx>
         <w:tc>
           <w:tcPr>
             <w:tcW w:w="9360" w:type="dxa"/>
@@ -10011,12 +9680,6 @@
         <w:gridCol w:w="9360"/>
       </w:tblGrid>
       <w:tr>
-        <w:tblPrEx>
-          <w:tblCellMar>
-            <w:top w:w="0" w:type="dxa"/>
-            <w:bottom w:w="0" w:type="dxa"/>
-          </w:tblCellMar>
-        </w:tblPrEx>
         <w:tc>
           <w:tcPr>
             <w:tcW w:w="9360" w:type="dxa"/>
@@ -10046,12 +9709,6 @@
         </w:tc>
       </w:tr>
       <w:tr>
-        <w:tblPrEx>
-          <w:tblCellMar>
-            <w:top w:w="0" w:type="dxa"/>
-            <w:bottom w:w="0" w:type="dxa"/>
-          </w:tblCellMar>
-        </w:tblPrEx>
         <w:tc>
           <w:tcPr>
             <w:tcW w:w="9360" w:type="dxa"/>
@@ -10080,12 +9737,6 @@
         </w:tc>
       </w:tr>
       <w:tr>
-        <w:tblPrEx>
-          <w:tblCellMar>
-            <w:top w:w="0" w:type="dxa"/>
-            <w:bottom w:w="0" w:type="dxa"/>
-          </w:tblCellMar>
-        </w:tblPrEx>
         <w:tc>
           <w:tcPr>
             <w:tcW w:w="9360" w:type="dxa"/>
@@ -10114,12 +9765,6 @@
         </w:tc>
       </w:tr>
       <w:tr>
-        <w:tblPrEx>
-          <w:tblCellMar>
-            <w:top w:w="0" w:type="dxa"/>
-            <w:bottom w:w="0" w:type="dxa"/>
-          </w:tblCellMar>
-        </w:tblPrEx>
         <w:tc>
           <w:tcPr>
             <w:tcW w:w="9360" w:type="dxa"/>
@@ -10148,12 +9793,6 @@
         </w:tc>
       </w:tr>
       <w:tr>
-        <w:tblPrEx>
-          <w:tblCellMar>
-            <w:top w:w="0" w:type="dxa"/>
-            <w:bottom w:w="0" w:type="dxa"/>
-          </w:tblCellMar>
-        </w:tblPrEx>
         <w:tc>
           <w:tcPr>
             <w:tcW w:w="9360" w:type="dxa"/>
@@ -10182,12 +9821,6 @@
         </w:tc>
       </w:tr>
       <w:tr>
-        <w:tblPrEx>
-          <w:tblCellMar>
-            <w:top w:w="0" w:type="dxa"/>
-            <w:bottom w:w="0" w:type="dxa"/>
-          </w:tblCellMar>
-        </w:tblPrEx>
         <w:tc>
           <w:tcPr>
             <w:tcW w:w="9360" w:type="dxa"/>
@@ -10278,12 +9911,6 @@
         <w:gridCol w:w="9360"/>
       </w:tblGrid>
       <w:tr>
-        <w:tblPrEx>
-          <w:tblCellMar>
-            <w:top w:w="0" w:type="dxa"/>
-            <w:bottom w:w="0" w:type="dxa"/>
-          </w:tblCellMar>
-        </w:tblPrEx>
         <w:tc>
           <w:tcPr>
             <w:tcW w:w="9360" w:type="dxa"/>
@@ -10313,12 +9940,6 @@
         </w:tc>
       </w:tr>
       <w:tr>
-        <w:tblPrEx>
-          <w:tblCellMar>
-            <w:top w:w="0" w:type="dxa"/>
-            <w:bottom w:w="0" w:type="dxa"/>
-          </w:tblCellMar>
-        </w:tblPrEx>
         <w:tc>
           <w:tcPr>
             <w:tcW w:w="9360" w:type="dxa"/>
@@ -10347,12 +9968,6 @@
         </w:tc>
       </w:tr>
       <w:tr>
-        <w:tblPrEx>
-          <w:tblCellMar>
-            <w:top w:w="0" w:type="dxa"/>
-            <w:bottom w:w="0" w:type="dxa"/>
-          </w:tblCellMar>
-        </w:tblPrEx>
         <w:tc>
           <w:tcPr>
             <w:tcW w:w="9360" w:type="dxa"/>
@@ -10381,12 +9996,6 @@
         </w:tc>
       </w:tr>
       <w:tr>
-        <w:tblPrEx>
-          <w:tblCellMar>
-            <w:top w:w="0" w:type="dxa"/>
-            <w:bottom w:w="0" w:type="dxa"/>
-          </w:tblCellMar>
-        </w:tblPrEx>
         <w:tc>
           <w:tcPr>
             <w:tcW w:w="9360" w:type="dxa"/>
@@ -10415,12 +10024,6 @@
         </w:tc>
       </w:tr>
       <w:tr>
-        <w:tblPrEx>
-          <w:tblCellMar>
-            <w:top w:w="0" w:type="dxa"/>
-            <w:bottom w:w="0" w:type="dxa"/>
-          </w:tblCellMar>
-        </w:tblPrEx>
         <w:tc>
           <w:tcPr>
             <w:tcW w:w="9360" w:type="dxa"/>
@@ -10449,12 +10052,6 @@
         </w:tc>
       </w:tr>
       <w:tr>
-        <w:tblPrEx>
-          <w:tblCellMar>
-            <w:top w:w="0" w:type="dxa"/>
-            <w:bottom w:w="0" w:type="dxa"/>
-          </w:tblCellMar>
-        </w:tblPrEx>
         <w:tc>
           <w:tcPr>
             <w:tcW w:w="9360" w:type="dxa"/>
@@ -10531,12 +10128,6 @@
         <w:gridCol w:w="9360"/>
       </w:tblGrid>
       <w:tr>
-        <w:tblPrEx>
-          <w:tblCellMar>
-            <w:top w:w="0" w:type="dxa"/>
-            <w:bottom w:w="0" w:type="dxa"/>
-          </w:tblCellMar>
-        </w:tblPrEx>
         <w:tc>
           <w:tcPr>
             <w:tcW w:w="9360" w:type="dxa"/>
@@ -10566,12 +10157,6 @@
         </w:tc>
       </w:tr>
       <w:tr>
-        <w:tblPrEx>
-          <w:tblCellMar>
-            <w:top w:w="0" w:type="dxa"/>
-            <w:bottom w:w="0" w:type="dxa"/>
-          </w:tblCellMar>
-        </w:tblPrEx>
         <w:tc>
           <w:tcPr>
             <w:tcW w:w="9360" w:type="dxa"/>
@@ -10600,12 +10185,6 @@
         </w:tc>
       </w:tr>
       <w:tr>
-        <w:tblPrEx>
-          <w:tblCellMar>
-            <w:top w:w="0" w:type="dxa"/>
-            <w:bottom w:w="0" w:type="dxa"/>
-          </w:tblCellMar>
-        </w:tblPrEx>
         <w:tc>
           <w:tcPr>
             <w:tcW w:w="9360" w:type="dxa"/>
@@ -10634,12 +10213,6 @@
         </w:tc>
       </w:tr>
       <w:tr>
-        <w:tblPrEx>
-          <w:tblCellMar>
-            <w:top w:w="0" w:type="dxa"/>
-            <w:bottom w:w="0" w:type="dxa"/>
-          </w:tblCellMar>
-        </w:tblPrEx>
         <w:tc>
           <w:tcPr>
             <w:tcW w:w="9360" w:type="dxa"/>
@@ -10668,12 +10241,6 @@
         </w:tc>
       </w:tr>
       <w:tr>
-        <w:tblPrEx>
-          <w:tblCellMar>
-            <w:top w:w="0" w:type="dxa"/>
-            <w:bottom w:w="0" w:type="dxa"/>
-          </w:tblCellMar>
-        </w:tblPrEx>
         <w:tc>
           <w:tcPr>
             <w:tcW w:w="9360" w:type="dxa"/>
@@ -10702,12 +10269,6 @@
         </w:tc>
       </w:tr>
       <w:tr>
-        <w:tblPrEx>
-          <w:tblCellMar>
-            <w:top w:w="0" w:type="dxa"/>
-            <w:bottom w:w="0" w:type="dxa"/>
-          </w:tblCellMar>
-        </w:tblPrEx>
         <w:tc>
           <w:tcPr>
             <w:tcW w:w="9360" w:type="dxa"/>
@@ -10784,12 +10345,6 @@
         <w:gridCol w:w="9360"/>
       </w:tblGrid>
       <w:tr>
-        <w:tblPrEx>
-          <w:tblCellMar>
-            <w:top w:w="0" w:type="dxa"/>
-            <w:bottom w:w="0" w:type="dxa"/>
-          </w:tblCellMar>
-        </w:tblPrEx>
         <w:tc>
           <w:tcPr>
             <w:tcW w:w="9360" w:type="dxa"/>
@@ -10819,12 +10374,6 @@
         </w:tc>
       </w:tr>
       <w:tr>
-        <w:tblPrEx>
-          <w:tblCellMar>
-            <w:top w:w="0" w:type="dxa"/>
-            <w:bottom w:w="0" w:type="dxa"/>
-          </w:tblCellMar>
-        </w:tblPrEx>
         <w:tc>
           <w:tcPr>
             <w:tcW w:w="9360" w:type="dxa"/>
@@ -10853,12 +10402,6 @@
         </w:tc>
       </w:tr>
       <w:tr>
-        <w:tblPrEx>
-          <w:tblCellMar>
-            <w:top w:w="0" w:type="dxa"/>
-            <w:bottom w:w="0" w:type="dxa"/>
-          </w:tblCellMar>
-        </w:tblPrEx>
         <w:tc>
           <w:tcPr>
             <w:tcW w:w="9360" w:type="dxa"/>
@@ -10887,12 +10430,6 @@
         </w:tc>
       </w:tr>
       <w:tr>
-        <w:tblPrEx>
-          <w:tblCellMar>
-            <w:top w:w="0" w:type="dxa"/>
-            <w:bottom w:w="0" w:type="dxa"/>
-          </w:tblCellMar>
-        </w:tblPrEx>
         <w:tc>
           <w:tcPr>
             <w:tcW w:w="9360" w:type="dxa"/>
@@ -10921,12 +10458,6 @@
         </w:tc>
       </w:tr>
       <w:tr>
-        <w:tblPrEx>
-          <w:tblCellMar>
-            <w:top w:w="0" w:type="dxa"/>
-            <w:bottom w:w="0" w:type="dxa"/>
-          </w:tblCellMar>
-        </w:tblPrEx>
         <w:tc>
           <w:tcPr>
             <w:tcW w:w="9360" w:type="dxa"/>
@@ -10956,12 +10487,6 @@
         </w:tc>
       </w:tr>
       <w:tr>
-        <w:tblPrEx>
-          <w:tblCellMar>
-            <w:top w:w="0" w:type="dxa"/>
-            <w:bottom w:w="0" w:type="dxa"/>
-          </w:tblCellMar>
-        </w:tblPrEx>
         <w:tc>
           <w:tcPr>
             <w:tcW w:w="9360" w:type="dxa"/>
@@ -11038,12 +10563,6 @@
         <w:gridCol w:w="3960"/>
       </w:tblGrid>
       <w:tr>
-        <w:tblPrEx>
-          <w:tblCellMar>
-            <w:top w:w="0" w:type="dxa"/>
-            <w:bottom w:w="0" w:type="dxa"/>
-          </w:tblCellMar>
-        </w:tblPrEx>
         <w:tc>
           <w:tcPr>
             <w:tcW w:w="5400" w:type="dxa"/>
@@ -11106,12 +10625,6 @@
         </w:tc>
       </w:tr>
       <w:tr>
-        <w:tblPrEx>
-          <w:tblCellMar>
-            <w:top w:w="0" w:type="dxa"/>
-            <w:bottom w:w="0" w:type="dxa"/>
-          </w:tblCellMar>
-        </w:tblPrEx>
         <w:tc>
           <w:tcPr>
             <w:tcW w:w="5400" w:type="dxa"/>
@@ -11161,12 +10674,6 @@
         </w:tc>
       </w:tr>
       <w:tr>
-        <w:tblPrEx>
-          <w:tblCellMar>
-            <w:top w:w="0" w:type="dxa"/>
-            <w:bottom w:w="0" w:type="dxa"/>
-          </w:tblCellMar>
-        </w:tblPrEx>
         <w:tc>
           <w:tcPr>
             <w:tcW w:w="5400" w:type="dxa"/>
@@ -11216,12 +10723,6 @@
         </w:tc>
       </w:tr>
       <w:tr>
-        <w:tblPrEx>
-          <w:tblCellMar>
-            <w:top w:w="0" w:type="dxa"/>
-            <w:bottom w:w="0" w:type="dxa"/>
-          </w:tblCellMar>
-        </w:tblPrEx>
         <w:tc>
           <w:tcPr>
             <w:tcW w:w="5400" w:type="dxa"/>
@@ -11271,12 +10772,6 @@
         </w:tc>
       </w:tr>
       <w:tr>
-        <w:tblPrEx>
-          <w:tblCellMar>
-            <w:top w:w="0" w:type="dxa"/>
-            <w:bottom w:w="0" w:type="dxa"/>
-          </w:tblCellMar>
-        </w:tblPrEx>
         <w:tc>
           <w:tcPr>
             <w:tcW w:w="5400" w:type="dxa"/>
@@ -11326,12 +10821,6 @@
         </w:tc>
       </w:tr>
       <w:tr>
-        <w:tblPrEx>
-          <w:tblCellMar>
-            <w:top w:w="0" w:type="dxa"/>
-            <w:bottom w:w="0" w:type="dxa"/>
-          </w:tblCellMar>
-        </w:tblPrEx>
         <w:tc>
           <w:tcPr>
             <w:tcW w:w="5400" w:type="dxa"/>
@@ -11416,12 +10905,6 @@
         <w:gridCol w:w="3960"/>
       </w:tblGrid>
       <w:tr>
-        <w:tblPrEx>
-          <w:tblCellMar>
-            <w:top w:w="0" w:type="dxa"/>
-            <w:bottom w:w="0" w:type="dxa"/>
-          </w:tblCellMar>
-        </w:tblPrEx>
         <w:tc>
           <w:tcPr>
             <w:tcW w:w="5400" w:type="dxa"/>
@@ -11484,12 +10967,6 @@
         </w:tc>
       </w:tr>
       <w:tr>
-        <w:tblPrEx>
-          <w:tblCellMar>
-            <w:top w:w="0" w:type="dxa"/>
-            <w:bottom w:w="0" w:type="dxa"/>
-          </w:tblCellMar>
-        </w:tblPrEx>
         <w:tc>
           <w:tcPr>
             <w:tcW w:w="5400" w:type="dxa"/>
@@ -11539,12 +11016,6 @@
         </w:tc>
       </w:tr>
       <w:tr>
-        <w:tblPrEx>
-          <w:tblCellMar>
-            <w:top w:w="0" w:type="dxa"/>
-            <w:bottom w:w="0" w:type="dxa"/>
-          </w:tblCellMar>
-        </w:tblPrEx>
         <w:tc>
           <w:tcPr>
             <w:tcW w:w="5400" w:type="dxa"/>
@@ -11594,12 +11065,6 @@
         </w:tc>
       </w:tr>
       <w:tr>
-        <w:tblPrEx>
-          <w:tblCellMar>
-            <w:top w:w="0" w:type="dxa"/>
-            <w:bottom w:w="0" w:type="dxa"/>
-          </w:tblCellMar>
-        </w:tblPrEx>
         <w:tc>
           <w:tcPr>
             <w:tcW w:w="5400" w:type="dxa"/>
@@ -11649,12 +11114,6 @@
         </w:tc>
       </w:tr>
       <w:tr>
-        <w:tblPrEx>
-          <w:tblCellMar>
-            <w:top w:w="0" w:type="dxa"/>
-            <w:bottom w:w="0" w:type="dxa"/>
-          </w:tblCellMar>
-        </w:tblPrEx>
         <w:tc>
           <w:tcPr>
             <w:tcW w:w="5400" w:type="dxa"/>
@@ -11704,12 +11163,6 @@
         </w:tc>
       </w:tr>
       <w:tr>
-        <w:tblPrEx>
-          <w:tblCellMar>
-            <w:top w:w="0" w:type="dxa"/>
-            <w:bottom w:w="0" w:type="dxa"/>
-          </w:tblCellMar>
-        </w:tblPrEx>
         <w:tc>
           <w:tcPr>
             <w:tcW w:w="5400" w:type="dxa"/>
@@ -11759,12 +11212,6 @@
         </w:tc>
       </w:tr>
       <w:tr>
-        <w:tblPrEx>
-          <w:tblCellMar>
-            <w:top w:w="0" w:type="dxa"/>
-            <w:bottom w:w="0" w:type="dxa"/>
-          </w:tblCellMar>
-        </w:tblPrEx>
         <w:tc>
           <w:tcPr>
             <w:tcW w:w="5400" w:type="dxa"/>
@@ -11854,12 +11301,6 @@
         <w:gridCol w:w="3160"/>
       </w:tblGrid>
       <w:tr>
-        <w:tblPrEx>
-          <w:tblCellMar>
-            <w:top w:w="0" w:type="dxa"/>
-            <w:bottom w:w="0" w:type="dxa"/>
-          </w:tblCellMar>
-        </w:tblPrEx>
         <w:tc>
           <w:tcPr>
             <w:tcW w:w="2800" w:type="dxa"/>
@@ -11952,12 +11393,6 @@
         </w:tc>
       </w:tr>
       <w:tr>
-        <w:tblPrEx>
-          <w:tblCellMar>
-            <w:top w:w="0" w:type="dxa"/>
-            <w:bottom w:w="0" w:type="dxa"/>
-          </w:tblCellMar>
-        </w:tblPrEx>
         <w:tc>
           <w:tcPr>
             <w:tcW w:w="2800" w:type="dxa"/>
@@ -12044,12 +11479,6 @@
         </w:tc>
       </w:tr>
       <w:tr>
-        <w:tblPrEx>
-          <w:tblCellMar>
-            <w:top w:w="0" w:type="dxa"/>
-            <w:bottom w:w="0" w:type="dxa"/>
-          </w:tblCellMar>
-        </w:tblPrEx>
         <w:tc>
           <w:tcPr>
             <w:tcW w:w="2800" w:type="dxa"/>
@@ -12180,12 +11609,6 @@
         <w:gridCol w:w="5960"/>
       </w:tblGrid>
       <w:tr>
-        <w:tblPrEx>
-          <w:tblCellMar>
-            <w:top w:w="0" w:type="dxa"/>
-            <w:bottom w:w="0" w:type="dxa"/>
-          </w:tblCellMar>
-        </w:tblPrEx>
         <w:tc>
           <w:tcPr>
             <w:tcW w:w="3400" w:type="dxa"/>
@@ -12248,12 +11671,6 @@
         </w:tc>
       </w:tr>
       <w:tr>
-        <w:tblPrEx>
-          <w:tblCellMar>
-            <w:top w:w="0" w:type="dxa"/>
-            <w:bottom w:w="0" w:type="dxa"/>
-          </w:tblCellMar>
-        </w:tblPrEx>
         <w:tc>
           <w:tcPr>
             <w:tcW w:w="3400" w:type="dxa"/>
@@ -12322,12 +11739,6 @@
         </w:tc>
       </w:tr>
       <w:tr>
-        <w:tblPrEx>
-          <w:tblCellMar>
-            <w:top w:w="0" w:type="dxa"/>
-            <w:bottom w:w="0" w:type="dxa"/>
-          </w:tblCellMar>
-        </w:tblPrEx>
         <w:tc>
           <w:tcPr>
             <w:tcW w:w="3400" w:type="dxa"/>
@@ -12414,12 +11825,6 @@
         </w:tc>
       </w:tr>
       <w:tr>
-        <w:tblPrEx>
-          <w:tblCellMar>
-            <w:top w:w="0" w:type="dxa"/>
-            <w:bottom w:w="0" w:type="dxa"/>
-          </w:tblCellMar>
-        </w:tblPrEx>
         <w:tc>
           <w:tcPr>
             <w:tcW w:w="3400" w:type="dxa"/>
@@ -12488,12 +11893,6 @@
         </w:tc>
       </w:tr>
       <w:tr>
-        <w:tblPrEx>
-          <w:tblCellMar>
-            <w:top w:w="0" w:type="dxa"/>
-            <w:bottom w:w="0" w:type="dxa"/>
-          </w:tblCellMar>
-        </w:tblPrEx>
         <w:tc>
           <w:tcPr>
             <w:tcW w:w="3400" w:type="dxa"/>
@@ -12562,12 +11961,6 @@
         </w:tc>
       </w:tr>
       <w:tr>
-        <w:tblPrEx>
-          <w:tblCellMar>
-            <w:top w:w="0" w:type="dxa"/>
-            <w:bottom w:w="0" w:type="dxa"/>
-          </w:tblCellMar>
-        </w:tblPrEx>
         <w:tc>
           <w:tcPr>
             <w:tcW w:w="3400" w:type="dxa"/>
@@ -12626,12 +12019,6 @@
         </w:tc>
       </w:tr>
       <w:tr>
-        <w:tblPrEx>
-          <w:tblCellMar>
-            <w:top w:w="0" w:type="dxa"/>
-            <w:bottom w:w="0" w:type="dxa"/>
-          </w:tblCellMar>
-        </w:tblPrEx>
         <w:tc>
           <w:tcPr>
             <w:tcW w:w="3400" w:type="dxa"/>
@@ -12718,12 +12105,6 @@
         </w:tc>
       </w:tr>
       <w:tr>
-        <w:tblPrEx>
-          <w:tblCellMar>
-            <w:top w:w="0" w:type="dxa"/>
-            <w:bottom w:w="0" w:type="dxa"/>
-          </w:tblCellMar>
-        </w:tblPrEx>
         <w:tc>
           <w:tcPr>
             <w:tcW w:w="3400" w:type="dxa"/>
@@ -12810,12 +12191,6 @@
         </w:tc>
       </w:tr>
       <w:tr>
-        <w:tblPrEx>
-          <w:tblCellMar>
-            <w:top w:w="0" w:type="dxa"/>
-            <w:bottom w:w="0" w:type="dxa"/>
-          </w:tblCellMar>
-        </w:tblPrEx>
         <w:tc>
           <w:tcPr>
             <w:tcW w:w="3400" w:type="dxa"/>
@@ -12902,12 +12277,6 @@
         </w:tc>
       </w:tr>
       <w:tr>
-        <w:tblPrEx>
-          <w:tblCellMar>
-            <w:top w:w="0" w:type="dxa"/>
-            <w:bottom w:w="0" w:type="dxa"/>
-          </w:tblCellMar>
-        </w:tblPrEx>
         <w:tc>
           <w:tcPr>
             <w:tcW w:w="3400" w:type="dxa"/>
@@ -13004,12 +12373,6 @@
         </w:tc>
       </w:tr>
       <w:tr>
-        <w:tblPrEx>
-          <w:tblCellMar>
-            <w:top w:w="0" w:type="dxa"/>
-            <w:bottom w:w="0" w:type="dxa"/>
-          </w:tblCellMar>
-        </w:tblPrEx>
         <w:tc>
           <w:tcPr>
             <w:tcW w:w="3400" w:type="dxa"/>
@@ -13114,12 +12477,6 @@
         <w:gridCol w:w="9360"/>
       </w:tblGrid>
       <w:tr>
-        <w:tblPrEx>
-          <w:tblCellMar>
-            <w:top w:w="0" w:type="dxa"/>
-            <w:bottom w:w="0" w:type="dxa"/>
-          </w:tblCellMar>
-        </w:tblPrEx>
         <w:tc>
           <w:tcPr>
             <w:tcW w:w="9360" w:type="dxa"/>
@@ -13708,12 +13065,6 @@
         <w:gridCol w:w="9360"/>
       </w:tblGrid>
       <w:tr>
-        <w:tblPrEx>
-          <w:tblCellMar>
-            <w:top w:w="0" w:type="dxa"/>
-            <w:bottom w:w="0" w:type="dxa"/>
-          </w:tblCellMar>
-        </w:tblPrEx>
         <w:tc>
           <w:tcPr>
             <w:tcW w:w="9360" w:type="dxa"/>
@@ -14085,12 +13436,6 @@
         <w:gridCol w:w="9360"/>
       </w:tblGrid>
       <w:tr>
-        <w:tblPrEx>
-          <w:tblCellMar>
-            <w:top w:w="0" w:type="dxa"/>
-            <w:bottom w:w="0" w:type="dxa"/>
-          </w:tblCellMar>
-        </w:tblPrEx>
         <w:tc>
           <w:tcPr>
             <w:tcW w:w="9360" w:type="dxa"/>

--- a/lab07-complete/lab07_student Instructions.docx
+++ b/lab07-complete/lab07_student Instructions.docx
@@ -846,61 +846,7 @@
                 <w:sz w:val="21"/>
                 <w:szCs w:val="21"/>
               </w:rPr>
-              <w:t xml:space="preserve">Raft powers </w:t>
-            </w:r>
-            <w:proofErr w:type="spellStart"/>
-            <w:r>
-              <w:rPr>
-                <w:color w:val="000000"/>
-                <w:sz w:val="21"/>
-                <w:szCs w:val="21"/>
-              </w:rPr>
-              <w:t>etcd</w:t>
-            </w:r>
-            <w:proofErr w:type="spellEnd"/>
-            <w:r>
-              <w:rPr>
-                <w:color w:val="000000"/>
-                <w:sz w:val="21"/>
-                <w:szCs w:val="21"/>
-              </w:rPr>
-              <w:t xml:space="preserve"> — the distributed key-value store at the heart of Kubernetes. It also powers </w:t>
-            </w:r>
-            <w:proofErr w:type="spellStart"/>
-            <w:r>
-              <w:rPr>
-                <w:color w:val="000000"/>
-                <w:sz w:val="21"/>
-                <w:szCs w:val="21"/>
-              </w:rPr>
-              <w:t>CockroachDB</w:t>
-            </w:r>
-            <w:proofErr w:type="spellEnd"/>
-            <w:r>
-              <w:rPr>
-                <w:color w:val="000000"/>
-                <w:sz w:val="21"/>
-                <w:szCs w:val="21"/>
-              </w:rPr>
-              <w:t xml:space="preserve">, </w:t>
-            </w:r>
-            <w:proofErr w:type="spellStart"/>
-            <w:r>
-              <w:rPr>
-                <w:color w:val="000000"/>
-                <w:sz w:val="21"/>
-                <w:szCs w:val="21"/>
-              </w:rPr>
-              <w:t>TiKV</w:t>
-            </w:r>
-            <w:proofErr w:type="spellEnd"/>
-            <w:r>
-              <w:rPr>
-                <w:color w:val="000000"/>
-                <w:sz w:val="21"/>
-                <w:szCs w:val="21"/>
-              </w:rPr>
-              <w:t>, and Consul. Understanding Raft means understanding how these production systems achieve fault tolerance.</w:t>
+              <w:t>Raft powers etcd — the distributed key-value store at the heart of Kubernetes. It also powers CockroachDB, TiKV, and Consul. Understanding Raft means understanding how these production systems achieve fault tolerance.</w:t>
             </w:r>
           </w:p>
         </w:tc>
@@ -1921,25 +1867,14 @@
             </w:r>
           </w:p>
           <w:p>
-            <w:proofErr w:type="spellStart"/>
-            <w:r>
-              <w:rPr>
-                <w:rFonts w:ascii="Courier New" w:eastAsia="Courier New" w:hAnsi="Courier New" w:cs="Courier New"/>
-                <w:color w:val="D4D4D4"/>
-                <w:sz w:val="18"/>
-                <w:szCs w:val="18"/>
-              </w:rPr>
-              <w:t>Cmd</w:t>
-            </w:r>
-            <w:proofErr w:type="spellEnd"/>
-            <w:r>
-              <w:rPr>
-                <w:rFonts w:ascii="Courier New" w:eastAsia="Courier New" w:hAnsi="Courier New" w:cs="Courier New"/>
-                <w:color w:val="D4D4D4"/>
-                <w:sz w:val="18"/>
-                <w:szCs w:val="18"/>
-              </w:rPr>
-              <w:t>:   SET a=1 SET b=2 SET c=3 DEL a   SET d=4</w:t>
+            <w:r>
+              <w:rPr>
+                <w:rFonts w:ascii="Courier New" w:eastAsia="Courier New" w:hAnsi="Courier New" w:cs="Courier New"/>
+                <w:color w:val="D4D4D4"/>
+                <w:sz w:val="18"/>
+                <w:szCs w:val="18"/>
+              </w:rPr>
+              <w:t>Cmd:   SET a=1 SET b=2 SET c=3 DEL a   SET d=4</w:t>
             </w:r>
           </w:p>
           <w:p>
@@ -2691,27 +2626,7 @@
                 <w:sz w:val="18"/>
                 <w:szCs w:val="18"/>
               </w:rPr>
-              <w:t>docker build -t lab07 -f docker/</w:t>
-            </w:r>
-            <w:proofErr w:type="spellStart"/>
-            <w:r>
-              <w:rPr>
-                <w:rFonts w:ascii="Courier New" w:eastAsia="Courier New" w:hAnsi="Courier New" w:cs="Courier New"/>
-                <w:color w:val="D4D4D4"/>
-                <w:sz w:val="18"/>
-                <w:szCs w:val="18"/>
-              </w:rPr>
-              <w:t>Dockerfile</w:t>
-            </w:r>
-            <w:proofErr w:type="spellEnd"/>
-            <w:r>
-              <w:rPr>
-                <w:rFonts w:ascii="Courier New" w:eastAsia="Courier New" w:hAnsi="Courier New" w:cs="Courier New"/>
-                <w:color w:val="D4D4D4"/>
-                <w:sz w:val="18"/>
-                <w:szCs w:val="18"/>
-              </w:rPr>
-              <w:t xml:space="preserve"> .</w:t>
+              <w:t>docker build -t lab07 -f docker/Dockerfile .</w:t>
             </w:r>
           </w:p>
           <w:p>
@@ -2787,27 +2702,7 @@
                 <w:sz w:val="18"/>
                 <w:szCs w:val="18"/>
               </w:rPr>
-              <w:t>docker-compose -f docker/docker-</w:t>
-            </w:r>
-            <w:proofErr w:type="spellStart"/>
-            <w:r>
-              <w:rPr>
-                <w:rFonts w:ascii="Courier New" w:eastAsia="Courier New" w:hAnsi="Courier New" w:cs="Courier New"/>
-                <w:color w:val="D4D4D4"/>
-                <w:sz w:val="18"/>
-                <w:szCs w:val="18"/>
-              </w:rPr>
-              <w:t>compose.yml</w:t>
-            </w:r>
-            <w:proofErr w:type="spellEnd"/>
-            <w:r>
-              <w:rPr>
-                <w:rFonts w:ascii="Courier New" w:eastAsia="Courier New" w:hAnsi="Courier New" w:cs="Courier New"/>
-                <w:color w:val="D4D4D4"/>
-                <w:sz w:val="18"/>
-                <w:szCs w:val="18"/>
-              </w:rPr>
-              <w:t xml:space="preserve"> up -d</w:t>
+              <w:t>docker-compose -f docker/docker-compose.yml up -d</w:t>
             </w:r>
           </w:p>
           <w:p>
@@ -2829,27 +2724,7 @@
                 <w:sz w:val="18"/>
                 <w:szCs w:val="18"/>
               </w:rPr>
-              <w:t xml:space="preserve">docker </w:t>
-            </w:r>
-            <w:proofErr w:type="spellStart"/>
-            <w:r>
-              <w:rPr>
-                <w:rFonts w:ascii="Courier New" w:eastAsia="Courier New" w:hAnsi="Courier New" w:cs="Courier New"/>
-                <w:color w:val="D4D4D4"/>
-                <w:sz w:val="18"/>
-                <w:szCs w:val="18"/>
-              </w:rPr>
-              <w:t>ps</w:t>
-            </w:r>
-            <w:proofErr w:type="spellEnd"/>
-            <w:r>
-              <w:rPr>
-                <w:rFonts w:ascii="Courier New" w:eastAsia="Courier New" w:hAnsi="Courier New" w:cs="Courier New"/>
-                <w:color w:val="D4D4D4"/>
-                <w:sz w:val="18"/>
-                <w:szCs w:val="18"/>
-              </w:rPr>
-              <w:t xml:space="preserve"> | grep lab07</w:t>
+              <w:t>docker ps | grep lab07</w:t>
             </w:r>
           </w:p>
           <w:p>
@@ -2991,27 +2866,7 @@
                 <w:sz w:val="18"/>
                 <w:szCs w:val="18"/>
               </w:rPr>
-              <w:t>docker exec lab07-node1 /lab07/raft/</w:t>
-            </w:r>
-            <w:proofErr w:type="spellStart"/>
-            <w:r>
-              <w:rPr>
-                <w:rFonts w:ascii="Courier New" w:eastAsia="Courier New" w:hAnsi="Courier New" w:cs="Courier New"/>
-                <w:color w:val="D4D4D4"/>
-                <w:sz w:val="18"/>
-                <w:szCs w:val="18"/>
-              </w:rPr>
-              <w:t>raft_bin</w:t>
-            </w:r>
-            <w:proofErr w:type="spellEnd"/>
-            <w:r>
-              <w:rPr>
-                <w:rFonts w:ascii="Courier New" w:eastAsia="Courier New" w:hAnsi="Courier New" w:cs="Courier New"/>
-                <w:color w:val="D4D4D4"/>
-                <w:sz w:val="18"/>
-                <w:szCs w:val="18"/>
-              </w:rPr>
-              <w:t xml:space="preserve"> -mode watch</w:t>
+              <w:t>docker exec lab07-node1 /lab07/raft/raft_bin -mode watch</w:t>
             </w:r>
           </w:p>
           <w:p>
@@ -3289,19 +3144,8 @@
                 <w:sz w:val="18"/>
                 <w:szCs w:val="18"/>
               </w:rPr>
-              <w:t xml:space="preserve">nano </w:t>
-            </w:r>
-            <w:proofErr w:type="spellStart"/>
-            <w:r>
-              <w:rPr>
-                <w:rFonts w:ascii="Courier New" w:eastAsia="Courier New" w:hAnsi="Courier New" w:cs="Courier New"/>
-                <w:color w:val="D4D4D4"/>
-                <w:sz w:val="18"/>
-                <w:szCs w:val="18"/>
-              </w:rPr>
-              <w:t>node.go</w:t>
-            </w:r>
-            <w:proofErr w:type="spellEnd"/>
+              <w:t>nano node.go</w:t>
+            </w:r>
           </w:p>
           <w:p>
             <w:r>
@@ -3333,27 +3177,7 @@
                 <w:sz w:val="18"/>
                 <w:szCs w:val="18"/>
               </w:rPr>
-              <w:t xml:space="preserve">go build -o </w:t>
-            </w:r>
-            <w:proofErr w:type="spellStart"/>
-            <w:r>
-              <w:rPr>
-                <w:rFonts w:ascii="Courier New" w:eastAsia="Courier New" w:hAnsi="Courier New" w:cs="Courier New"/>
-                <w:color w:val="D4D4D4"/>
-                <w:sz w:val="18"/>
-                <w:szCs w:val="18"/>
-              </w:rPr>
-              <w:t>raft_bin</w:t>
-            </w:r>
-            <w:proofErr w:type="spellEnd"/>
-            <w:r>
-              <w:rPr>
-                <w:rFonts w:ascii="Courier New" w:eastAsia="Courier New" w:hAnsi="Courier New" w:cs="Courier New"/>
-                <w:color w:val="D4D4D4"/>
-                <w:sz w:val="18"/>
-                <w:szCs w:val="18"/>
-              </w:rPr>
-              <w:t xml:space="preserve"> .</w:t>
+              <w:t>go build -o raft_bin .</w:t>
             </w:r>
           </w:p>
           <w:p>
@@ -3379,17 +3203,39 @@
             </w:r>
           </w:p>
           <w:p>
-            <w:proofErr w:type="spellStart"/>
-            <w:r>
-              <w:rPr>
-                <w:rFonts w:ascii="Courier New" w:eastAsia="Courier New" w:hAnsi="Courier New" w:cs="Courier New"/>
-                <w:color w:val="D4D4D4"/>
-                <w:sz w:val="18"/>
-                <w:szCs w:val="18"/>
-              </w:rPr>
-              <w:t>pkill</w:t>
-            </w:r>
-            <w:proofErr w:type="spellEnd"/>
+            <w:r>
+              <w:rPr>
+                <w:rFonts w:ascii="Courier New" w:eastAsia="Courier New" w:hAnsi="Courier New" w:cs="Courier New"/>
+                <w:color w:val="D4D4D4"/>
+                <w:sz w:val="18"/>
+                <w:szCs w:val="18"/>
+              </w:rPr>
+              <w:t>pkill raft_bin</w:t>
+            </w:r>
+          </w:p>
+          <w:p>
+            <w:r>
+              <w:rPr>
+                <w:rFonts w:ascii="Courier New" w:eastAsia="Courier New" w:hAnsi="Courier New" w:cs="Courier New"/>
+                <w:color w:val="D4D4D4"/>
+                <w:sz w:val="18"/>
+                <w:szCs w:val="18"/>
+              </w:rPr>
+              <w:t>./raft_bin -mode node -id raft-node1 -port 9400 \</w:t>
+            </w:r>
+          </w:p>
+          <w:p>
+            <w:r>
+              <w:rPr>
+                <w:rFonts w:ascii="Courier New" w:eastAsia="Courier New" w:hAnsi="Courier New" w:cs="Courier New"/>
+                <w:color w:val="D4D4D4"/>
+                <w:sz w:val="18"/>
+                <w:szCs w:val="18"/>
+              </w:rPr>
+              <w:t xml:space="preserve">    -peers raft-node2:9401,raft-node3:9402,raft-node4:9403,raft-node5:9404 &amp;</w:t>
+            </w:r>
+          </w:p>
+          <w:p>
             <w:r>
               <w:rPr>
                 <w:rFonts w:ascii="Courier New" w:eastAsia="Courier New" w:hAnsi="Courier New" w:cs="Courier New"/>
@@ -3399,70 +3245,6 @@
               </w:rPr>
               <w:t xml:space="preserve"> </w:t>
             </w:r>
-            <w:proofErr w:type="spellStart"/>
-            <w:r>
-              <w:rPr>
-                <w:rFonts w:ascii="Courier New" w:eastAsia="Courier New" w:hAnsi="Courier New" w:cs="Courier New"/>
-                <w:color w:val="D4D4D4"/>
-                <w:sz w:val="18"/>
-                <w:szCs w:val="18"/>
-              </w:rPr>
-              <w:t>raft_bin</w:t>
-            </w:r>
-            <w:proofErr w:type="spellEnd"/>
-          </w:p>
-          <w:p>
-            <w:r>
-              <w:rPr>
-                <w:rFonts w:ascii="Courier New" w:eastAsia="Courier New" w:hAnsi="Courier New" w:cs="Courier New"/>
-                <w:color w:val="D4D4D4"/>
-                <w:sz w:val="18"/>
-                <w:szCs w:val="18"/>
-              </w:rPr>
-              <w:t>./</w:t>
-            </w:r>
-            <w:proofErr w:type="spellStart"/>
-            <w:r>
-              <w:rPr>
-                <w:rFonts w:ascii="Courier New" w:eastAsia="Courier New" w:hAnsi="Courier New" w:cs="Courier New"/>
-                <w:color w:val="D4D4D4"/>
-                <w:sz w:val="18"/>
-                <w:szCs w:val="18"/>
-              </w:rPr>
-              <w:t>raft_bin</w:t>
-            </w:r>
-            <w:proofErr w:type="spellEnd"/>
-            <w:r>
-              <w:rPr>
-                <w:rFonts w:ascii="Courier New" w:eastAsia="Courier New" w:hAnsi="Courier New" w:cs="Courier New"/>
-                <w:color w:val="D4D4D4"/>
-                <w:sz w:val="18"/>
-                <w:szCs w:val="18"/>
-              </w:rPr>
-              <w:t xml:space="preserve"> -mode node -id raft-node1 -port 9400 \</w:t>
-            </w:r>
-          </w:p>
-          <w:p>
-            <w:r>
-              <w:rPr>
-                <w:rFonts w:ascii="Courier New" w:eastAsia="Courier New" w:hAnsi="Courier New" w:cs="Courier New"/>
-                <w:color w:val="D4D4D4"/>
-                <w:sz w:val="18"/>
-                <w:szCs w:val="18"/>
-              </w:rPr>
-              <w:t xml:space="preserve">    -peers raft-node2:9401,raft-node3:9402,raft-node4:9403,raft-node5:9404 &amp;</w:t>
-            </w:r>
-          </w:p>
-          <w:p>
-            <w:r>
-              <w:rPr>
-                <w:rFonts w:ascii="Courier New" w:eastAsia="Courier New" w:hAnsi="Courier New" w:cs="Courier New"/>
-                <w:color w:val="D4D4D4"/>
-                <w:sz w:val="18"/>
-                <w:szCs w:val="18"/>
-              </w:rPr>
-              <w:t xml:space="preserve"> </w:t>
-            </w:r>
           </w:p>
           <w:p>
             <w:r>
@@ -3505,78 +3287,18 @@
                 <w:sz w:val="18"/>
                 <w:szCs w:val="18"/>
               </w:rPr>
-              <w:t>docker-compose -f docker/docker-</w:t>
-            </w:r>
-            <w:proofErr w:type="spellStart"/>
-            <w:r>
-              <w:rPr>
-                <w:rFonts w:ascii="Courier New" w:eastAsia="Courier New" w:hAnsi="Courier New" w:cs="Courier New"/>
-                <w:color w:val="D4D4D4"/>
-                <w:sz w:val="18"/>
-                <w:szCs w:val="18"/>
-              </w:rPr>
-              <w:t>compose.yml</w:t>
-            </w:r>
-            <w:proofErr w:type="spellEnd"/>
-            <w:r>
-              <w:rPr>
-                <w:rFonts w:ascii="Courier New" w:eastAsia="Courier New" w:hAnsi="Courier New" w:cs="Courier New"/>
-                <w:color w:val="D4D4D4"/>
-                <w:sz w:val="18"/>
-                <w:szCs w:val="18"/>
-              </w:rPr>
-              <w:t xml:space="preserve"> down</w:t>
-            </w:r>
-          </w:p>
-          <w:p>
-            <w:r>
-              <w:rPr>
-                <w:rFonts w:ascii="Courier New" w:eastAsia="Courier New" w:hAnsi="Courier New" w:cs="Courier New"/>
-                <w:color w:val="D4D4D4"/>
-                <w:sz w:val="18"/>
-                <w:szCs w:val="18"/>
-              </w:rPr>
-              <w:t>docker build -t lab07 -f docker/</w:t>
-            </w:r>
-            <w:proofErr w:type="spellStart"/>
-            <w:r>
-              <w:rPr>
-                <w:rFonts w:ascii="Courier New" w:eastAsia="Courier New" w:hAnsi="Courier New" w:cs="Courier New"/>
-                <w:color w:val="D4D4D4"/>
-                <w:sz w:val="18"/>
-                <w:szCs w:val="18"/>
-              </w:rPr>
-              <w:t>Dockerfile</w:t>
-            </w:r>
-            <w:proofErr w:type="spellEnd"/>
-            <w:r>
-              <w:rPr>
-                <w:rFonts w:ascii="Courier New" w:eastAsia="Courier New" w:hAnsi="Courier New" w:cs="Courier New"/>
-                <w:color w:val="D4D4D4"/>
-                <w:sz w:val="18"/>
-                <w:szCs w:val="18"/>
-              </w:rPr>
-              <w:t xml:space="preserve"> . &amp;&amp; docker-compose -f docker/docker-</w:t>
-            </w:r>
-            <w:proofErr w:type="spellStart"/>
-            <w:r>
-              <w:rPr>
-                <w:rFonts w:ascii="Courier New" w:eastAsia="Courier New" w:hAnsi="Courier New" w:cs="Courier New"/>
-                <w:color w:val="D4D4D4"/>
-                <w:sz w:val="18"/>
-                <w:szCs w:val="18"/>
-              </w:rPr>
-              <w:t>compose.yml</w:t>
-            </w:r>
-            <w:proofErr w:type="spellEnd"/>
-            <w:r>
-              <w:rPr>
-                <w:rFonts w:ascii="Courier New" w:eastAsia="Courier New" w:hAnsi="Courier New" w:cs="Courier New"/>
-                <w:color w:val="D4D4D4"/>
-                <w:sz w:val="18"/>
-                <w:szCs w:val="18"/>
-              </w:rPr>
-              <w:t xml:space="preserve"> up -d</w:t>
+              <w:t>docker-compose -f docker/docker-compose.yml down</w:t>
+            </w:r>
+          </w:p>
+          <w:p>
+            <w:r>
+              <w:rPr>
+                <w:rFonts w:ascii="Courier New" w:eastAsia="Courier New" w:hAnsi="Courier New" w:cs="Courier New"/>
+                <w:color w:val="D4D4D4"/>
+                <w:sz w:val="18"/>
+                <w:szCs w:val="18"/>
+              </w:rPr>
+              <w:t>docker build -t lab07 -f docker/Dockerfile . &amp;&amp; docker-compose -f docker/docker-compose.yml up -d</w:t>
             </w:r>
           </w:p>
         </w:tc>
@@ -3674,47 +3396,7 @@
                 <w:sz w:val="18"/>
                 <w:szCs w:val="18"/>
               </w:rPr>
-              <w:t>./</w:t>
-            </w:r>
-            <w:proofErr w:type="spellStart"/>
-            <w:r>
-              <w:rPr>
-                <w:rFonts w:ascii="Courier New" w:eastAsia="Courier New" w:hAnsi="Courier New" w:cs="Courier New"/>
-                <w:color w:val="D4D4D4"/>
-                <w:sz w:val="18"/>
-                <w:szCs w:val="18"/>
-              </w:rPr>
-              <w:t>raft_bin</w:t>
-            </w:r>
-            <w:proofErr w:type="spellEnd"/>
-            <w:r>
-              <w:rPr>
-                <w:rFonts w:ascii="Courier New" w:eastAsia="Courier New" w:hAnsi="Courier New" w:cs="Courier New"/>
-                <w:color w:val="D4D4D4"/>
-                <w:sz w:val="18"/>
-                <w:szCs w:val="18"/>
-              </w:rPr>
-              <w:t xml:space="preserve"> -mode client -node raft-node1:9400 -</w:t>
-            </w:r>
-            <w:proofErr w:type="spellStart"/>
-            <w:r>
-              <w:rPr>
-                <w:rFonts w:ascii="Courier New" w:eastAsia="Courier New" w:hAnsi="Courier New" w:cs="Courier New"/>
-                <w:color w:val="D4D4D4"/>
-                <w:sz w:val="18"/>
-                <w:szCs w:val="18"/>
-              </w:rPr>
-              <w:t>cmd</w:t>
-            </w:r>
-            <w:proofErr w:type="spellEnd"/>
-            <w:r>
-              <w:rPr>
-                <w:rFonts w:ascii="Courier New" w:eastAsia="Courier New" w:hAnsi="Courier New" w:cs="Courier New"/>
-                <w:color w:val="D4D4D4"/>
-                <w:sz w:val="18"/>
-                <w:szCs w:val="18"/>
-              </w:rPr>
-              <w:t xml:space="preserve"> 'SET city London'</w:t>
+              <w:t>./raft_bin -mode client -node raft-node1:9400 -cmd 'SET city London'</w:t>
             </w:r>
           </w:p>
           <w:p>
@@ -3747,27 +3429,7 @@
                 <w:sz w:val="18"/>
                 <w:szCs w:val="18"/>
               </w:rPr>
-              <w:t>./</w:t>
-            </w:r>
-            <w:proofErr w:type="spellStart"/>
-            <w:r>
-              <w:rPr>
-                <w:rFonts w:ascii="Courier New" w:eastAsia="Courier New" w:hAnsi="Courier New" w:cs="Courier New"/>
-                <w:color w:val="D4D4D4"/>
-                <w:sz w:val="18"/>
-                <w:szCs w:val="18"/>
-              </w:rPr>
-              <w:t>raft_bin</w:t>
-            </w:r>
-            <w:proofErr w:type="spellEnd"/>
-            <w:r>
-              <w:rPr>
-                <w:rFonts w:ascii="Courier New" w:eastAsia="Courier New" w:hAnsi="Courier New" w:cs="Courier New"/>
-                <w:color w:val="D4D4D4"/>
-                <w:sz w:val="18"/>
-                <w:szCs w:val="18"/>
-              </w:rPr>
-              <w:t xml:space="preserve"> -mode client -node raft-node3:9402 -get city</w:t>
+              <w:t>./raft_bin -mode client -node raft-node3:9402 -get city</w:t>
             </w:r>
           </w:p>
           <w:p>
@@ -3800,47 +3462,7 @@
                 <w:sz w:val="18"/>
                 <w:szCs w:val="18"/>
               </w:rPr>
-              <w:t>./</w:t>
-            </w:r>
-            <w:proofErr w:type="spellStart"/>
-            <w:r>
-              <w:rPr>
-                <w:rFonts w:ascii="Courier New" w:eastAsia="Courier New" w:hAnsi="Courier New" w:cs="Courier New"/>
-                <w:color w:val="D4D4D4"/>
-                <w:sz w:val="18"/>
-                <w:szCs w:val="18"/>
-              </w:rPr>
-              <w:t>raft_bin</w:t>
-            </w:r>
-            <w:proofErr w:type="spellEnd"/>
-            <w:r>
-              <w:rPr>
-                <w:rFonts w:ascii="Courier New" w:eastAsia="Courier New" w:hAnsi="Courier New" w:cs="Courier New"/>
-                <w:color w:val="D4D4D4"/>
-                <w:sz w:val="18"/>
-                <w:szCs w:val="18"/>
-              </w:rPr>
-              <w:t xml:space="preserve"> -mode client -node raft-node1:9400 -</w:t>
-            </w:r>
-            <w:proofErr w:type="spellStart"/>
-            <w:r>
-              <w:rPr>
-                <w:rFonts w:ascii="Courier New" w:eastAsia="Courier New" w:hAnsi="Courier New" w:cs="Courier New"/>
-                <w:color w:val="D4D4D4"/>
-                <w:sz w:val="18"/>
-                <w:szCs w:val="18"/>
-              </w:rPr>
-              <w:t>cmd</w:t>
-            </w:r>
-            <w:proofErr w:type="spellEnd"/>
-            <w:r>
-              <w:rPr>
-                <w:rFonts w:ascii="Courier New" w:eastAsia="Courier New" w:hAnsi="Courier New" w:cs="Courier New"/>
-                <w:color w:val="D4D4D4"/>
-                <w:sz w:val="18"/>
-                <w:szCs w:val="18"/>
-              </w:rPr>
-              <w:t xml:space="preserve"> 'DEL city'</w:t>
+              <w:t>./raft_bin -mode client -node raft-node1:9400 -cmd 'DEL city'</w:t>
             </w:r>
           </w:p>
           <w:p>
@@ -3873,27 +3495,7 @@
                 <w:sz w:val="18"/>
                 <w:szCs w:val="18"/>
               </w:rPr>
-              <w:t>./</w:t>
-            </w:r>
-            <w:proofErr w:type="spellStart"/>
-            <w:r>
-              <w:rPr>
-                <w:rFonts w:ascii="Courier New" w:eastAsia="Courier New" w:hAnsi="Courier New" w:cs="Courier New"/>
-                <w:color w:val="D4D4D4"/>
-                <w:sz w:val="18"/>
-                <w:szCs w:val="18"/>
-              </w:rPr>
-              <w:t>raft_bin</w:t>
-            </w:r>
-            <w:proofErr w:type="spellEnd"/>
-            <w:r>
-              <w:rPr>
-                <w:rFonts w:ascii="Courier New" w:eastAsia="Courier New" w:hAnsi="Courier New" w:cs="Courier New"/>
-                <w:color w:val="D4D4D4"/>
-                <w:sz w:val="18"/>
-                <w:szCs w:val="18"/>
-              </w:rPr>
-              <w:t xml:space="preserve"> -mode client -node raft-node2:9401 -status</w:t>
+              <w:t>./raft_bin -mode client -node raft-node2:9401 -status</w:t>
             </w:r>
           </w:p>
           <w:p>
@@ -3926,27 +3528,7 @@
                 <w:sz w:val="18"/>
                 <w:szCs w:val="18"/>
               </w:rPr>
-              <w:t>./</w:t>
-            </w:r>
-            <w:proofErr w:type="spellStart"/>
-            <w:r>
-              <w:rPr>
-                <w:rFonts w:ascii="Courier New" w:eastAsia="Courier New" w:hAnsi="Courier New" w:cs="Courier New"/>
-                <w:color w:val="D4D4D4"/>
-                <w:sz w:val="18"/>
-                <w:szCs w:val="18"/>
-              </w:rPr>
-              <w:t>raft_bin</w:t>
-            </w:r>
-            <w:proofErr w:type="spellEnd"/>
-            <w:r>
-              <w:rPr>
-                <w:rFonts w:ascii="Courier New" w:eastAsia="Courier New" w:hAnsi="Courier New" w:cs="Courier New"/>
-                <w:color w:val="D4D4D4"/>
-                <w:sz w:val="18"/>
-                <w:szCs w:val="18"/>
-              </w:rPr>
-              <w:t xml:space="preserve"> -mode watch</w:t>
+              <w:t>./raft_bin -mode watch</w:t>
             </w:r>
           </w:p>
         </w:tc>
@@ -4048,27 +3630,7 @@
                 <w:sz w:val="18"/>
                 <w:szCs w:val="18"/>
               </w:rPr>
-              <w:t xml:space="preserve">nano </w:t>
-            </w:r>
-            <w:proofErr w:type="spellStart"/>
-            <w:r>
-              <w:rPr>
-                <w:rFonts w:ascii="Courier New" w:eastAsia="Courier New" w:hAnsi="Courier New" w:cs="Courier New"/>
-                <w:color w:val="D4D4D4"/>
-                <w:sz w:val="18"/>
-                <w:szCs w:val="18"/>
-              </w:rPr>
-              <w:t>node.go</w:t>
-            </w:r>
-            <w:proofErr w:type="spellEnd"/>
-            <w:r>
-              <w:rPr>
-                <w:rFonts w:ascii="Courier New" w:eastAsia="Courier New" w:hAnsi="Courier New" w:cs="Courier New"/>
-                <w:color w:val="D4D4D4"/>
-                <w:sz w:val="18"/>
-                <w:szCs w:val="18"/>
-              </w:rPr>
-              <w:t xml:space="preserve">   # Tasks 1-3</w:t>
+              <w:t>nano node.go   # Tasks 1-3</w:t>
             </w:r>
           </w:p>
         </w:tc>
@@ -4149,7 +3711,6 @@
             <w:pPr>
               <w:jc w:val="center"/>
             </w:pPr>
-            <w:proofErr w:type="spellStart"/>
             <w:r>
               <w:rPr>
                 <w:color w:val="BDD7EE"/>
@@ -4158,7 +3719,6 @@
               </w:rPr>
               <w:t>node.go</w:t>
             </w:r>
-            <w:proofErr w:type="spellEnd"/>
           </w:p>
         </w:tc>
         <w:tc>
@@ -4182,7 +3742,6 @@
             <w:pPr>
               <w:spacing w:after="30"/>
             </w:pPr>
-            <w:proofErr w:type="spellStart"/>
             <w:r>
               <w:rPr>
                 <w:rFonts w:ascii="Courier New" w:eastAsia="Courier New" w:hAnsi="Courier New" w:cs="Courier New"/>
@@ -4192,19 +3751,7 @@
                 <w:sz w:val="20"/>
                 <w:szCs w:val="20"/>
               </w:rPr>
-              <w:t>NewNode</w:t>
-            </w:r>
-            <w:proofErr w:type="spellEnd"/>
-            <w:r>
-              <w:rPr>
-                <w:rFonts w:ascii="Courier New" w:eastAsia="Courier New" w:hAnsi="Courier New" w:cs="Courier New"/>
-                <w:b/>
-                <w:bCs/>
-                <w:color w:val="03045E"/>
-                <w:sz w:val="20"/>
-                <w:szCs w:val="20"/>
-              </w:rPr>
-              <w:t xml:space="preserve">()  </w:t>
+              <w:t xml:space="preserve">NewNode()  </w:t>
             </w:r>
             <w:r>
               <w:rPr>
@@ -4218,23 +3765,13 @@
             </w:r>
           </w:p>
           <w:p>
-            <w:proofErr w:type="spellStart"/>
             <w:r>
               <w:rPr>
                 <w:color w:val="555555"/>
                 <w:sz w:val="21"/>
                 <w:szCs w:val="21"/>
               </w:rPr>
-              <w:t>Initialise</w:t>
-            </w:r>
-            <w:proofErr w:type="spellEnd"/>
-            <w:r>
-              <w:rPr>
-                <w:color w:val="555555"/>
-                <w:sz w:val="21"/>
-                <w:szCs w:val="21"/>
-              </w:rPr>
-              <w:t xml:space="preserve"> node as Follower, term=0, empty log, start election timer</w:t>
+              <w:t>Initialise node as Follower, term=0, empty log, start election timer</w:t>
             </w:r>
           </w:p>
         </w:tc>
@@ -4302,7 +3839,6 @@
             <w:pPr>
               <w:jc w:val="center"/>
             </w:pPr>
-            <w:proofErr w:type="spellStart"/>
             <w:r>
               <w:rPr>
                 <w:color w:val="BDD7EE"/>
@@ -4311,7 +3847,6 @@
               </w:rPr>
               <w:t>node.go</w:t>
             </w:r>
-            <w:proofErr w:type="spellEnd"/>
           </w:p>
         </w:tc>
         <w:tc>
@@ -4335,7 +3870,6 @@
             <w:pPr>
               <w:spacing w:after="30"/>
             </w:pPr>
-            <w:proofErr w:type="spellStart"/>
             <w:r>
               <w:rPr>
                 <w:rFonts w:ascii="Courier New" w:eastAsia="Courier New" w:hAnsi="Courier New" w:cs="Courier New"/>
@@ -4345,19 +3879,7 @@
                 <w:sz w:val="20"/>
                 <w:szCs w:val="20"/>
               </w:rPr>
-              <w:t>becomeFollower</w:t>
-            </w:r>
-            <w:proofErr w:type="spellEnd"/>
-            <w:r>
-              <w:rPr>
-                <w:rFonts w:ascii="Courier New" w:eastAsia="Courier New" w:hAnsi="Courier New" w:cs="Courier New"/>
-                <w:b/>
-                <w:bCs/>
-                <w:color w:val="03045E"/>
-                <w:sz w:val="20"/>
-                <w:szCs w:val="20"/>
-              </w:rPr>
-              <w:t xml:space="preserve">()  </w:t>
+              <w:t xml:space="preserve">becomeFollower()  </w:t>
             </w:r>
             <w:r>
               <w:rPr>
@@ -4377,25 +3899,7 @@
                 <w:sz w:val="21"/>
                 <w:szCs w:val="21"/>
               </w:rPr>
-              <w:t xml:space="preserve">Set state=Follower, update term, clear </w:t>
-            </w:r>
-            <w:proofErr w:type="spellStart"/>
-            <w:r>
-              <w:rPr>
-                <w:color w:val="555555"/>
-                <w:sz w:val="21"/>
-                <w:szCs w:val="21"/>
-              </w:rPr>
-              <w:t>votedFor</w:t>
-            </w:r>
-            <w:proofErr w:type="spellEnd"/>
-            <w:r>
-              <w:rPr>
-                <w:color w:val="555555"/>
-                <w:sz w:val="21"/>
-                <w:szCs w:val="21"/>
-              </w:rPr>
-              <w:t>, reset election timer</w:t>
+              <w:t>Set state=Follower, update term, clear votedFor, reset election timer</w:t>
             </w:r>
           </w:p>
         </w:tc>
@@ -4463,7 +3967,6 @@
             <w:pPr>
               <w:jc w:val="center"/>
             </w:pPr>
-            <w:proofErr w:type="spellStart"/>
             <w:r>
               <w:rPr>
                 <w:color w:val="BDD7EE"/>
@@ -4472,7 +3975,6 @@
               </w:rPr>
               <w:t>node.go</w:t>
             </w:r>
-            <w:proofErr w:type="spellEnd"/>
           </w:p>
         </w:tc>
         <w:tc>
@@ -4496,7 +3998,6 @@
             <w:pPr>
               <w:spacing w:after="30"/>
             </w:pPr>
-            <w:proofErr w:type="spellStart"/>
             <w:r>
               <w:rPr>
                 <w:rFonts w:ascii="Courier New" w:eastAsia="Courier New" w:hAnsi="Courier New" w:cs="Courier New"/>
@@ -4506,19 +4007,7 @@
                 <w:sz w:val="20"/>
                 <w:szCs w:val="20"/>
               </w:rPr>
-              <w:t>becomeCandidate</w:t>
-            </w:r>
-            <w:proofErr w:type="spellEnd"/>
-            <w:r>
-              <w:rPr>
-                <w:rFonts w:ascii="Courier New" w:eastAsia="Courier New" w:hAnsi="Courier New" w:cs="Courier New"/>
-                <w:b/>
-                <w:bCs/>
-                <w:color w:val="03045E"/>
-                <w:sz w:val="20"/>
-                <w:szCs w:val="20"/>
-              </w:rPr>
-              <w:t xml:space="preserve">()  </w:t>
+              <w:t xml:space="preserve">becomeCandidate()  </w:t>
             </w:r>
             <w:r>
               <w:rPr>
@@ -4601,41 +4090,13 @@
             </w:r>
           </w:p>
           <w:p>
-            <w:proofErr w:type="spellStart"/>
             <w:r>
               <w:rPr>
                 <w:color w:val="000000"/>
                 <w:sz w:val="21"/>
                 <w:szCs w:val="21"/>
               </w:rPr>
-              <w:t>resetElectionTimer</w:t>
-            </w:r>
-            <w:proofErr w:type="spellEnd"/>
-            <w:r>
-              <w:rPr>
-                <w:color w:val="000000"/>
-                <w:sz w:val="21"/>
-                <w:szCs w:val="21"/>
-              </w:rPr>
-              <w:t xml:space="preserve">() is already implemented for you. It sets a RANDOM timeout between 150-300ms. When the timer fires, </w:t>
-            </w:r>
-            <w:proofErr w:type="spellStart"/>
-            <w:r>
-              <w:rPr>
-                <w:color w:val="000000"/>
-                <w:sz w:val="21"/>
-                <w:szCs w:val="21"/>
-              </w:rPr>
-              <w:t>becomeCandidate</w:t>
-            </w:r>
-            <w:proofErr w:type="spellEnd"/>
-            <w:r>
-              <w:rPr>
-                <w:color w:val="000000"/>
-                <w:sz w:val="21"/>
-                <w:szCs w:val="21"/>
-              </w:rPr>
-              <w:t>() is called. The randomness is critical — it means nodes time out at different times, so only one starts an election first. This prevents all 5 nodes becoming candidates simultaneously (which would cause a split vote).</w:t>
+              <w:t>resetElectionTimer() is already implemented for you. It sets a RANDOM timeout between 150-300ms. When the timer fires, becomeCandidate() is called. The randomness is critical — it means nodes time out at different times, so only one starts an election first. This prevents all 5 nodes becoming candidates simultaneously (which would cause a split vote).</w:t>
             </w:r>
           </w:p>
         </w:tc>
@@ -4715,58 +4176,18 @@
                 <w:sz w:val="18"/>
                 <w:szCs w:val="18"/>
               </w:rPr>
-              <w:t xml:space="preserve">nano </w:t>
-            </w:r>
-            <w:proofErr w:type="spellStart"/>
-            <w:r>
-              <w:rPr>
-                <w:rFonts w:ascii="Courier New" w:eastAsia="Courier New" w:hAnsi="Courier New" w:cs="Courier New"/>
-                <w:color w:val="D4D4D4"/>
-                <w:sz w:val="18"/>
-                <w:szCs w:val="18"/>
-              </w:rPr>
-              <w:t>election.go</w:t>
-            </w:r>
-            <w:proofErr w:type="spellEnd"/>
-            <w:r>
-              <w:rPr>
-                <w:rFonts w:ascii="Courier New" w:eastAsia="Courier New" w:hAnsi="Courier New" w:cs="Courier New"/>
-                <w:color w:val="D4D4D4"/>
-                <w:sz w:val="18"/>
-                <w:szCs w:val="18"/>
-              </w:rPr>
-              <w:t xml:space="preserve">   # Tasks 4-5, 7</w:t>
-            </w:r>
-          </w:p>
-          <w:p>
-            <w:r>
-              <w:rPr>
-                <w:rFonts w:ascii="Courier New" w:eastAsia="Courier New" w:hAnsi="Courier New" w:cs="Courier New"/>
-                <w:color w:val="D4D4D4"/>
-                <w:sz w:val="18"/>
-                <w:szCs w:val="18"/>
-              </w:rPr>
-              <w:t xml:space="preserve">nano </w:t>
-            </w:r>
-            <w:proofErr w:type="spellStart"/>
-            <w:r>
-              <w:rPr>
-                <w:rFonts w:ascii="Courier New" w:eastAsia="Courier New" w:hAnsi="Courier New" w:cs="Courier New"/>
-                <w:color w:val="D4D4D4"/>
-                <w:sz w:val="18"/>
-                <w:szCs w:val="18"/>
-              </w:rPr>
-              <w:t>rpc.go</w:t>
-            </w:r>
-            <w:proofErr w:type="spellEnd"/>
-            <w:r>
-              <w:rPr>
-                <w:rFonts w:ascii="Courier New" w:eastAsia="Courier New" w:hAnsi="Courier New" w:cs="Courier New"/>
-                <w:color w:val="D4D4D4"/>
-                <w:sz w:val="18"/>
-                <w:szCs w:val="18"/>
-              </w:rPr>
-              <w:t xml:space="preserve">        # Task 6</w:t>
+              <w:t>nano election.go   # Tasks 4-5, 7</w:t>
+            </w:r>
+          </w:p>
+          <w:p>
+            <w:r>
+              <w:rPr>
+                <w:rFonts w:ascii="Courier New" w:eastAsia="Courier New" w:hAnsi="Courier New" w:cs="Courier New"/>
+                <w:color w:val="D4D4D4"/>
+                <w:sz w:val="18"/>
+                <w:szCs w:val="18"/>
+              </w:rPr>
+              <w:t>nano rpc.go        # Task 6</w:t>
             </w:r>
           </w:p>
         </w:tc>
@@ -4847,7 +4268,6 @@
             <w:pPr>
               <w:jc w:val="center"/>
             </w:pPr>
-            <w:proofErr w:type="spellStart"/>
             <w:r>
               <w:rPr>
                 <w:color w:val="BDD7EE"/>
@@ -4856,7 +4276,6 @@
               </w:rPr>
               <w:t>election.go</w:t>
             </w:r>
-            <w:proofErr w:type="spellEnd"/>
           </w:p>
         </w:tc>
         <w:tc>
@@ -4880,7 +4299,6 @@
             <w:pPr>
               <w:spacing w:after="30"/>
             </w:pPr>
-            <w:proofErr w:type="spellStart"/>
             <w:r>
               <w:rPr>
                 <w:rFonts w:ascii="Courier New" w:eastAsia="Courier New" w:hAnsi="Courier New" w:cs="Courier New"/>
@@ -4890,19 +4308,7 @@
                 <w:sz w:val="20"/>
                 <w:szCs w:val="20"/>
               </w:rPr>
-              <w:t>becomeLeader</w:t>
-            </w:r>
-            <w:proofErr w:type="spellEnd"/>
-            <w:r>
-              <w:rPr>
-                <w:rFonts w:ascii="Courier New" w:eastAsia="Courier New" w:hAnsi="Courier New" w:cs="Courier New"/>
-                <w:b/>
-                <w:bCs/>
-                <w:color w:val="03045E"/>
-                <w:sz w:val="20"/>
-                <w:szCs w:val="20"/>
-              </w:rPr>
-              <w:t xml:space="preserve">()  </w:t>
+              <w:t xml:space="preserve">becomeLeader()  </w:t>
             </w:r>
             <w:r>
               <w:rPr>
@@ -4922,61 +4328,7 @@
                 <w:sz w:val="21"/>
                 <w:szCs w:val="21"/>
               </w:rPr>
-              <w:t xml:space="preserve">Verify still Candidate, set state=Leader, </w:t>
-            </w:r>
-            <w:proofErr w:type="spellStart"/>
-            <w:r>
-              <w:rPr>
-                <w:color w:val="555555"/>
-                <w:sz w:val="21"/>
-                <w:szCs w:val="21"/>
-              </w:rPr>
-              <w:t>init</w:t>
-            </w:r>
-            <w:proofErr w:type="spellEnd"/>
-            <w:r>
-              <w:rPr>
-                <w:color w:val="555555"/>
-                <w:sz w:val="21"/>
-                <w:szCs w:val="21"/>
-              </w:rPr>
-              <w:t xml:space="preserve"> </w:t>
-            </w:r>
-            <w:proofErr w:type="spellStart"/>
-            <w:r>
-              <w:rPr>
-                <w:color w:val="555555"/>
-                <w:sz w:val="21"/>
-                <w:szCs w:val="21"/>
-              </w:rPr>
-              <w:t>nextIndex</w:t>
-            </w:r>
-            <w:proofErr w:type="spellEnd"/>
-            <w:r>
-              <w:rPr>
-                <w:color w:val="555555"/>
-                <w:sz w:val="21"/>
-                <w:szCs w:val="21"/>
-              </w:rPr>
-              <w:t>/</w:t>
-            </w:r>
-            <w:proofErr w:type="spellStart"/>
-            <w:r>
-              <w:rPr>
-                <w:color w:val="555555"/>
-                <w:sz w:val="21"/>
-                <w:szCs w:val="21"/>
-              </w:rPr>
-              <w:t>matchIndex</w:t>
-            </w:r>
-            <w:proofErr w:type="spellEnd"/>
-            <w:r>
-              <w:rPr>
-                <w:color w:val="555555"/>
-                <w:sz w:val="21"/>
-                <w:szCs w:val="21"/>
-              </w:rPr>
-              <w:t>, send heartbeats</w:t>
+              <w:t>Verify still Candidate, set state=Leader, init nextIndex/matchIndex, send heartbeats</w:t>
             </w:r>
           </w:p>
         </w:tc>
@@ -5044,7 +4396,6 @@
             <w:pPr>
               <w:jc w:val="center"/>
             </w:pPr>
-            <w:proofErr w:type="spellStart"/>
             <w:r>
               <w:rPr>
                 <w:color w:val="BDD7EE"/>
@@ -5053,7 +4404,6 @@
               </w:rPr>
               <w:t>election.go</w:t>
             </w:r>
-            <w:proofErr w:type="spellEnd"/>
           </w:p>
         </w:tc>
         <w:tc>
@@ -5077,7 +4427,6 @@
             <w:pPr>
               <w:spacing w:after="30"/>
             </w:pPr>
-            <w:proofErr w:type="spellStart"/>
             <w:r>
               <w:rPr>
                 <w:rFonts w:ascii="Courier New" w:eastAsia="Courier New" w:hAnsi="Courier New" w:cs="Courier New"/>
@@ -5087,19 +4436,7 @@
                 <w:sz w:val="20"/>
                 <w:szCs w:val="20"/>
               </w:rPr>
-              <w:t>startElection</w:t>
-            </w:r>
-            <w:proofErr w:type="spellEnd"/>
-            <w:r>
-              <w:rPr>
-                <w:rFonts w:ascii="Courier New" w:eastAsia="Courier New" w:hAnsi="Courier New" w:cs="Courier New"/>
-                <w:b/>
-                <w:bCs/>
-                <w:color w:val="03045E"/>
-                <w:sz w:val="20"/>
-                <w:szCs w:val="20"/>
-              </w:rPr>
-              <w:t xml:space="preserve">()  </w:t>
+              <w:t xml:space="preserve">startElection()  </w:t>
             </w:r>
             <w:r>
               <w:rPr>
@@ -5119,43 +4456,7 @@
                 <w:sz w:val="21"/>
                 <w:szCs w:val="21"/>
               </w:rPr>
-              <w:t xml:space="preserve">Send </w:t>
-            </w:r>
-            <w:proofErr w:type="spellStart"/>
-            <w:r>
-              <w:rPr>
-                <w:color w:val="555555"/>
-                <w:sz w:val="21"/>
-                <w:szCs w:val="21"/>
-              </w:rPr>
-              <w:t>RequestVote</w:t>
-            </w:r>
-            <w:proofErr w:type="spellEnd"/>
-            <w:r>
-              <w:rPr>
-                <w:color w:val="555555"/>
-                <w:sz w:val="21"/>
-                <w:szCs w:val="21"/>
-              </w:rPr>
-              <w:t xml:space="preserve"> to all peers concurrently, count votes, call </w:t>
-            </w:r>
-            <w:proofErr w:type="spellStart"/>
-            <w:r>
-              <w:rPr>
-                <w:color w:val="555555"/>
-                <w:sz w:val="21"/>
-                <w:szCs w:val="21"/>
-              </w:rPr>
-              <w:t>becomeLeader</w:t>
-            </w:r>
-            <w:proofErr w:type="spellEnd"/>
-            <w:r>
-              <w:rPr>
-                <w:color w:val="555555"/>
-                <w:sz w:val="21"/>
-                <w:szCs w:val="21"/>
-              </w:rPr>
-              <w:t>() if majority</w:t>
+              <w:t>Send RequestVote to all peers concurrently, count votes, call becomeLeader() if majority</w:t>
             </w:r>
           </w:p>
         </w:tc>
@@ -5223,7 +4524,6 @@
             <w:pPr>
               <w:jc w:val="center"/>
             </w:pPr>
-            <w:proofErr w:type="spellStart"/>
             <w:r>
               <w:rPr>
                 <w:color w:val="BDD7EE"/>
@@ -5232,7 +4532,6 @@
               </w:rPr>
               <w:t>rpc.go</w:t>
             </w:r>
-            <w:proofErr w:type="spellEnd"/>
           </w:p>
         </w:tc>
         <w:tc>
@@ -5256,7 +4555,6 @@
             <w:pPr>
               <w:spacing w:after="30"/>
             </w:pPr>
-            <w:proofErr w:type="spellStart"/>
             <w:r>
               <w:rPr>
                 <w:rFonts w:ascii="Courier New" w:eastAsia="Courier New" w:hAnsi="Courier New" w:cs="Courier New"/>
@@ -5266,19 +4564,7 @@
                 <w:sz w:val="20"/>
                 <w:szCs w:val="20"/>
               </w:rPr>
-              <w:t>RequestVote</w:t>
-            </w:r>
-            <w:proofErr w:type="spellEnd"/>
-            <w:r>
-              <w:rPr>
-                <w:rFonts w:ascii="Courier New" w:eastAsia="Courier New" w:hAnsi="Courier New" w:cs="Courier New"/>
-                <w:b/>
-                <w:bCs/>
-                <w:color w:val="03045E"/>
-                <w:sz w:val="20"/>
-                <w:szCs w:val="20"/>
-              </w:rPr>
-              <w:t xml:space="preserve"> handler  </w:t>
+              <w:t xml:space="preserve">RequestVote handler  </w:t>
             </w:r>
             <w:r>
               <w:rPr>
@@ -5366,7 +4652,6 @@
             <w:pPr>
               <w:jc w:val="center"/>
             </w:pPr>
-            <w:proofErr w:type="spellStart"/>
             <w:r>
               <w:rPr>
                 <w:color w:val="BDD7EE"/>
@@ -5375,7 +4660,6 @@
               </w:rPr>
               <w:t>election.go</w:t>
             </w:r>
-            <w:proofErr w:type="spellEnd"/>
           </w:p>
         </w:tc>
         <w:tc>
@@ -5399,7 +4683,6 @@
             <w:pPr>
               <w:spacing w:after="30"/>
             </w:pPr>
-            <w:proofErr w:type="spellStart"/>
             <w:r>
               <w:rPr>
                 <w:rFonts w:ascii="Courier New" w:eastAsia="Courier New" w:hAnsi="Courier New" w:cs="Courier New"/>
@@ -5409,19 +4692,7 @@
                 <w:sz w:val="20"/>
                 <w:szCs w:val="20"/>
               </w:rPr>
-              <w:t>sendHeartbeats</w:t>
-            </w:r>
-            <w:proofErr w:type="spellEnd"/>
-            <w:r>
-              <w:rPr>
-                <w:rFonts w:ascii="Courier New" w:eastAsia="Courier New" w:hAnsi="Courier New" w:cs="Courier New"/>
-                <w:b/>
-                <w:bCs/>
-                <w:color w:val="03045E"/>
-                <w:sz w:val="20"/>
-                <w:szCs w:val="20"/>
-              </w:rPr>
-              <w:t xml:space="preserve">()  </w:t>
+              <w:t xml:space="preserve">sendHeartbeats()  </w:t>
             </w:r>
             <w:r>
               <w:rPr>
@@ -5441,25 +4712,7 @@
                 <w:sz w:val="21"/>
                 <w:szCs w:val="21"/>
               </w:rPr>
-              <w:t xml:space="preserve">Ticker every 50ms: while Leader, call </w:t>
-            </w:r>
-            <w:proofErr w:type="spellStart"/>
-            <w:r>
-              <w:rPr>
-                <w:color w:val="555555"/>
-                <w:sz w:val="21"/>
-                <w:szCs w:val="21"/>
-              </w:rPr>
-              <w:t>sendAppendEntries</w:t>
-            </w:r>
-            <w:proofErr w:type="spellEnd"/>
-            <w:r>
-              <w:rPr>
-                <w:color w:val="555555"/>
-                <w:sz w:val="21"/>
-                <w:szCs w:val="21"/>
-              </w:rPr>
-              <w:t>(peer) for all peers</w:t>
+              <w:t>Ticker every 50ms: while Leader, call sendAppendEntries(peer) for all peers</w:t>
             </w:r>
           </w:p>
         </w:tc>
@@ -5591,34 +4844,72 @@
             </w:tcMar>
           </w:tcPr>
           <w:p>
-            <w:proofErr w:type="spellStart"/>
             <w:r>
               <w:rPr>
                 <w:color w:val="000000"/>
                 <w:sz w:val="21"/>
                 <w:szCs w:val="21"/>
               </w:rPr>
-              <w:t>args.Term</w:t>
-            </w:r>
-            <w:proofErr w:type="spellEnd"/>
+              <w:t>args.Term &gt;= n.currentTerm</w:t>
+            </w:r>
+          </w:p>
+        </w:tc>
+        <w:tc>
+          <w:tcPr>
+            <w:tcW w:w="6360" w:type="dxa"/>
+            <w:tcBorders>
+              <w:top w:val="single" w:sz="1" w:space="0" w:color="CCCCCC"/>
+              <w:left w:val="single" w:sz="1" w:space="0" w:color="CCCCCC"/>
+              <w:bottom w:val="single" w:sz="1" w:space="0" w:color="CCCCCC"/>
+              <w:right w:val="single" w:sz="1" w:space="0" w:color="CCCCCC"/>
+            </w:tcBorders>
+            <w:shd w:val="clear" w:color="auto" w:fill="FFFFFF"/>
+            <w:tcMar>
+              <w:top w:w="100" w:type="dxa"/>
+              <w:left w:w="150" w:type="dxa"/>
+              <w:bottom w:w="100" w:type="dxa"/>
+              <w:right w:w="150" w:type="dxa"/>
+            </w:tcMar>
+          </w:tcPr>
+          <w:p>
             <w:r>
               <w:rPr>
                 <w:color w:val="000000"/>
                 <w:sz w:val="21"/>
                 <w:szCs w:val="21"/>
               </w:rPr>
-              <w:t xml:space="preserve"> &gt;= </w:t>
-            </w:r>
-            <w:proofErr w:type="spellStart"/>
+              <w:t>We never vote for a candidate behind us in terms</w:t>
+            </w:r>
+          </w:p>
+        </w:tc>
+      </w:tr>
+      <w:tr>
+        <w:tc>
+          <w:tcPr>
+            <w:tcW w:w="3000" w:type="dxa"/>
+            <w:tcBorders>
+              <w:top w:val="single" w:sz="1" w:space="0" w:color="CCCCCC"/>
+              <w:left w:val="single" w:sz="1" w:space="0" w:color="CCCCCC"/>
+              <w:bottom w:val="single" w:sz="1" w:space="0" w:color="CCCCCC"/>
+              <w:right w:val="single" w:sz="1" w:space="0" w:color="CCCCCC"/>
+            </w:tcBorders>
+            <w:shd w:val="clear" w:color="auto" w:fill="F2F2F2"/>
+            <w:tcMar>
+              <w:top w:w="100" w:type="dxa"/>
+              <w:left w:w="150" w:type="dxa"/>
+              <w:bottom w:w="100" w:type="dxa"/>
+              <w:right w:w="150" w:type="dxa"/>
+            </w:tcMar>
+          </w:tcPr>
+          <w:p>
             <w:r>
               <w:rPr>
                 <w:color w:val="000000"/>
                 <w:sz w:val="21"/>
                 <w:szCs w:val="21"/>
               </w:rPr>
-              <w:t>n.currentTerm</w:t>
-            </w:r>
-            <w:proofErr w:type="spellEnd"/>
+              <w:t>n.votedFor == '' OR n.votedFor == args.CandidateID</w:t>
+            </w:r>
           </w:p>
         </w:tc>
         <w:tc>
@@ -5630,7 +4921,7 @@
               <w:bottom w:val="single" w:sz="1" w:space="0" w:color="CCCCCC"/>
               <w:right w:val="single" w:sz="1" w:space="0" w:color="CCCCCC"/>
             </w:tcBorders>
-            <w:shd w:val="clear" w:color="auto" w:fill="FFFFFF"/>
+            <w:shd w:val="clear" w:color="auto" w:fill="F2F2F2"/>
             <w:tcMar>
               <w:top w:w="100" w:type="dxa"/>
               <w:left w:w="150" w:type="dxa"/>
@@ -5645,7 +4936,7 @@
                 <w:sz w:val="21"/>
                 <w:szCs w:val="21"/>
               </w:rPr>
-              <w:t>We never vote for a candidate behind us in terms</w:t>
+              <w:t>We only vote once per term</w:t>
             </w:r>
           </w:p>
         </w:tc>
@@ -5660,136 +4951,22 @@
               <w:bottom w:val="single" w:sz="1" w:space="0" w:color="CCCCCC"/>
               <w:right w:val="single" w:sz="1" w:space="0" w:color="CCCCCC"/>
             </w:tcBorders>
-            <w:shd w:val="clear" w:color="auto" w:fill="F2F2F2"/>
-            <w:tcMar>
-              <w:top w:w="100" w:type="dxa"/>
-              <w:left w:w="150" w:type="dxa"/>
-              <w:bottom w:w="100" w:type="dxa"/>
-              <w:right w:w="150" w:type="dxa"/>
-            </w:tcMar>
-          </w:tcPr>
-          <w:p>
-            <w:proofErr w:type="spellStart"/>
+            <w:shd w:val="clear" w:color="auto" w:fill="FFFFFF"/>
+            <w:tcMar>
+              <w:top w:w="100" w:type="dxa"/>
+              <w:left w:w="150" w:type="dxa"/>
+              <w:bottom w:w="100" w:type="dxa"/>
+              <w:right w:w="150" w:type="dxa"/>
+            </w:tcMar>
+          </w:tcPr>
+          <w:p>
             <w:r>
               <w:rPr>
                 <w:color w:val="000000"/>
                 <w:sz w:val="21"/>
                 <w:szCs w:val="21"/>
               </w:rPr>
-              <w:t>n.votedFor</w:t>
-            </w:r>
-            <w:proofErr w:type="spellEnd"/>
-            <w:r>
-              <w:rPr>
-                <w:color w:val="000000"/>
-                <w:sz w:val="21"/>
-                <w:szCs w:val="21"/>
-              </w:rPr>
-              <w:t xml:space="preserve"> == '' OR </w:t>
-            </w:r>
-            <w:proofErr w:type="spellStart"/>
-            <w:r>
-              <w:rPr>
-                <w:color w:val="000000"/>
-                <w:sz w:val="21"/>
-                <w:szCs w:val="21"/>
-              </w:rPr>
-              <w:t>n.votedFor</w:t>
-            </w:r>
-            <w:proofErr w:type="spellEnd"/>
-            <w:r>
-              <w:rPr>
-                <w:color w:val="000000"/>
-                <w:sz w:val="21"/>
-                <w:szCs w:val="21"/>
-              </w:rPr>
-              <w:t xml:space="preserve"> == </w:t>
-            </w:r>
-            <w:proofErr w:type="spellStart"/>
-            <w:r>
-              <w:rPr>
-                <w:color w:val="000000"/>
-                <w:sz w:val="21"/>
-                <w:szCs w:val="21"/>
-              </w:rPr>
-              <w:t>args.CandidateID</w:t>
-            </w:r>
-            <w:proofErr w:type="spellEnd"/>
-          </w:p>
-        </w:tc>
-        <w:tc>
-          <w:tcPr>
-            <w:tcW w:w="6360" w:type="dxa"/>
-            <w:tcBorders>
-              <w:top w:val="single" w:sz="1" w:space="0" w:color="CCCCCC"/>
-              <w:left w:val="single" w:sz="1" w:space="0" w:color="CCCCCC"/>
-              <w:bottom w:val="single" w:sz="1" w:space="0" w:color="CCCCCC"/>
-              <w:right w:val="single" w:sz="1" w:space="0" w:color="CCCCCC"/>
-            </w:tcBorders>
-            <w:shd w:val="clear" w:color="auto" w:fill="F2F2F2"/>
-            <w:tcMar>
-              <w:top w:w="100" w:type="dxa"/>
-              <w:left w:w="150" w:type="dxa"/>
-              <w:bottom w:w="100" w:type="dxa"/>
-              <w:right w:w="150" w:type="dxa"/>
-            </w:tcMar>
-          </w:tcPr>
-          <w:p>
-            <w:r>
-              <w:rPr>
-                <w:color w:val="000000"/>
-                <w:sz w:val="21"/>
-                <w:szCs w:val="21"/>
-              </w:rPr>
-              <w:t>We only vote once per term</w:t>
-            </w:r>
-          </w:p>
-        </w:tc>
-      </w:tr>
-      <w:tr>
-        <w:tc>
-          <w:tcPr>
-            <w:tcW w:w="3000" w:type="dxa"/>
-            <w:tcBorders>
-              <w:top w:val="single" w:sz="1" w:space="0" w:color="CCCCCC"/>
-              <w:left w:val="single" w:sz="1" w:space="0" w:color="CCCCCC"/>
-              <w:bottom w:val="single" w:sz="1" w:space="0" w:color="CCCCCC"/>
-              <w:right w:val="single" w:sz="1" w:space="0" w:color="CCCCCC"/>
-            </w:tcBorders>
-            <w:shd w:val="clear" w:color="auto" w:fill="FFFFFF"/>
-            <w:tcMar>
-              <w:top w:w="100" w:type="dxa"/>
-              <w:left w:w="150" w:type="dxa"/>
-              <w:bottom w:w="100" w:type="dxa"/>
-              <w:right w:w="150" w:type="dxa"/>
-            </w:tcMar>
-          </w:tcPr>
-          <w:p>
-            <w:r>
-              <w:rPr>
-                <w:color w:val="000000"/>
-                <w:sz w:val="21"/>
-                <w:szCs w:val="21"/>
-              </w:rPr>
-              <w:t xml:space="preserve">Candidate log &gt;= our log (same or higher </w:t>
-            </w:r>
-            <w:proofErr w:type="spellStart"/>
-            <w:r>
-              <w:rPr>
-                <w:color w:val="000000"/>
-                <w:sz w:val="21"/>
-                <w:szCs w:val="21"/>
-              </w:rPr>
-              <w:t>LastLogTerm</w:t>
-            </w:r>
-            <w:proofErr w:type="spellEnd"/>
-            <w:r>
-              <w:rPr>
-                <w:color w:val="000000"/>
-                <w:sz w:val="21"/>
-                <w:szCs w:val="21"/>
-              </w:rPr>
-              <w:t>, or same term and longer log)</w:t>
+              <w:t>Candidate log &gt;= our log (same or higher LastLogTerm, or same term and longer log)</w:t>
             </w:r>
           </w:p>
         </w:tc>
@@ -5893,27 +5070,7 @@
                 <w:sz w:val="18"/>
                 <w:szCs w:val="18"/>
               </w:rPr>
-              <w:t>./</w:t>
-            </w:r>
-            <w:proofErr w:type="spellStart"/>
-            <w:r>
-              <w:rPr>
-                <w:rFonts w:ascii="Courier New" w:eastAsia="Courier New" w:hAnsi="Courier New" w:cs="Courier New"/>
-                <w:color w:val="D4D4D4"/>
-                <w:sz w:val="18"/>
-                <w:szCs w:val="18"/>
-              </w:rPr>
-              <w:t>raft_bin</w:t>
-            </w:r>
-            <w:proofErr w:type="spellEnd"/>
-            <w:r>
-              <w:rPr>
-                <w:rFonts w:ascii="Courier New" w:eastAsia="Courier New" w:hAnsi="Courier New" w:cs="Courier New"/>
-                <w:color w:val="D4D4D4"/>
-                <w:sz w:val="18"/>
-                <w:szCs w:val="18"/>
-              </w:rPr>
-              <w:t xml:space="preserve"> -mode watch</w:t>
+              <w:t>./raft_bin -mode watch</w:t>
             </w:r>
           </w:p>
           <w:p>
@@ -5990,27 +5147,7 @@
                 <w:sz w:val="18"/>
                 <w:szCs w:val="18"/>
               </w:rPr>
-              <w:t xml:space="preserve">for </w:t>
-            </w:r>
-            <w:proofErr w:type="spellStart"/>
-            <w:r>
-              <w:rPr>
-                <w:rFonts w:ascii="Courier New" w:eastAsia="Courier New" w:hAnsi="Courier New" w:cs="Courier New"/>
-                <w:color w:val="D4D4D4"/>
-                <w:sz w:val="18"/>
-                <w:szCs w:val="18"/>
-              </w:rPr>
-              <w:t>i</w:t>
-            </w:r>
-            <w:proofErr w:type="spellEnd"/>
-            <w:r>
-              <w:rPr>
-                <w:rFonts w:ascii="Courier New" w:eastAsia="Courier New" w:hAnsi="Courier New" w:cs="Courier New"/>
-                <w:color w:val="D4D4D4"/>
-                <w:sz w:val="18"/>
-                <w:szCs w:val="18"/>
-              </w:rPr>
-              <w:t xml:space="preserve"> in 1 2 3 4 5; do</w:t>
+              <w:t>for i in 1 2 3 4 5; do</w:t>
             </w:r>
           </w:p>
           <w:p>
@@ -6022,27 +5159,7 @@
                 <w:szCs w:val="18"/>
               </w:rPr>
               <w:lastRenderedPageBreak/>
-              <w:t xml:space="preserve">  docker exec lab07-node$i /lab07/raft/</w:t>
-            </w:r>
-            <w:proofErr w:type="spellStart"/>
-            <w:r>
-              <w:rPr>
-                <w:rFonts w:ascii="Courier New" w:eastAsia="Courier New" w:hAnsi="Courier New" w:cs="Courier New"/>
-                <w:color w:val="D4D4D4"/>
-                <w:sz w:val="18"/>
-                <w:szCs w:val="18"/>
-              </w:rPr>
-              <w:t>raft_bin</w:t>
-            </w:r>
-            <w:proofErr w:type="spellEnd"/>
-            <w:r>
-              <w:rPr>
-                <w:rFonts w:ascii="Courier New" w:eastAsia="Courier New" w:hAnsi="Courier New" w:cs="Courier New"/>
-                <w:color w:val="D4D4D4"/>
-                <w:sz w:val="18"/>
-                <w:szCs w:val="18"/>
-              </w:rPr>
-              <w:t xml:space="preserve"> \</w:t>
+              <w:t xml:space="preserve">  docker exec lab07-node$i /lab07/raft/raft_bin \</w:t>
             </w:r>
           </w:p>
           <w:p>
@@ -6096,65 +5213,17 @@
           </w:p>
           <w:p>
             <w:r>
-              <w:t>for ($</w:t>
-            </w:r>
-            <w:proofErr w:type="spellStart"/>
-            <w:r>
-              <w:t>i</w:t>
-            </w:r>
-            <w:proofErr w:type="spellEnd"/>
-            <w:r>
-              <w:t xml:space="preserve"> = 1; $</w:t>
-            </w:r>
-            <w:proofErr w:type="spellStart"/>
-            <w:r>
-              <w:t>i</w:t>
-            </w:r>
-            <w:proofErr w:type="spellEnd"/>
-            <w:r>
-              <w:t xml:space="preserve"> -le 5; $</w:t>
-            </w:r>
-            <w:proofErr w:type="spellStart"/>
-            <w:r>
-              <w:t>i</w:t>
-            </w:r>
-            <w:proofErr w:type="spellEnd"/>
-            <w:r>
-              <w:t>++) {</w:t>
-            </w:r>
-          </w:p>
-          <w:p>
-            <w:r>
-              <w:t xml:space="preserve">    $port = 9400 + ($</w:t>
-            </w:r>
-            <w:proofErr w:type="spellStart"/>
-            <w:r>
-              <w:t>i</w:t>
-            </w:r>
-            <w:proofErr w:type="spellEnd"/>
-            <w:r>
-              <w:t xml:space="preserve"> - 1)</w:t>
-            </w:r>
-          </w:p>
-          <w:p>
-            <w:r>
-              <w:t xml:space="preserve">     docker exec "lab07-node$i" /lab07/raft/</w:t>
-            </w:r>
-            <w:proofErr w:type="spellStart"/>
-            <w:r>
-              <w:t>raft_bin</w:t>
-            </w:r>
-            <w:proofErr w:type="spellEnd"/>
-            <w:r>
-              <w:t xml:space="preserve"> -mode client -node "raft-node${</w:t>
-            </w:r>
-            <w:proofErr w:type="spellStart"/>
-            <w:r>
-              <w:t>i</w:t>
-            </w:r>
-            <w:proofErr w:type="spellEnd"/>
-            <w:r>
-              <w:t>}:${port}" -status</w:t>
+              <w:t>for ($i = 1; $i -le 5; $i++) {</w:t>
+            </w:r>
+          </w:p>
+          <w:p>
+            <w:r>
+              <w:t xml:space="preserve">    $port = 9400 + ($i - 1)</w:t>
+            </w:r>
+          </w:p>
+          <w:p>
+            <w:r>
+              <w:t xml:space="preserve">     docker exec "lab07-node$i" /lab07/raft/raft_bin -mode client -node "raft-node${i}:${port}" -status</w:t>
             </w:r>
           </w:p>
           <w:p>
@@ -6240,58 +5309,18 @@
                 <w:sz w:val="18"/>
                 <w:szCs w:val="18"/>
               </w:rPr>
-              <w:t xml:space="preserve">nano </w:t>
-            </w:r>
-            <w:proofErr w:type="spellStart"/>
-            <w:r>
-              <w:rPr>
-                <w:rFonts w:ascii="Courier New" w:eastAsia="Courier New" w:hAnsi="Courier New" w:cs="Courier New"/>
-                <w:color w:val="D4D4D4"/>
-                <w:sz w:val="18"/>
-                <w:szCs w:val="18"/>
-              </w:rPr>
-              <w:t>log.go</w:t>
-            </w:r>
-            <w:proofErr w:type="spellEnd"/>
-            <w:r>
-              <w:rPr>
-                <w:rFonts w:ascii="Courier New" w:eastAsia="Courier New" w:hAnsi="Courier New" w:cs="Courier New"/>
-                <w:color w:val="D4D4D4"/>
-                <w:sz w:val="18"/>
-                <w:szCs w:val="18"/>
-              </w:rPr>
-              <w:t xml:space="preserve">    # Tasks 8-9, 11</w:t>
-            </w:r>
-          </w:p>
-          <w:p>
-            <w:r>
-              <w:rPr>
-                <w:rFonts w:ascii="Courier New" w:eastAsia="Courier New" w:hAnsi="Courier New" w:cs="Courier New"/>
-                <w:color w:val="D4D4D4"/>
-                <w:sz w:val="18"/>
-                <w:szCs w:val="18"/>
-              </w:rPr>
-              <w:t xml:space="preserve">nano </w:t>
-            </w:r>
-            <w:proofErr w:type="spellStart"/>
-            <w:r>
-              <w:rPr>
-                <w:rFonts w:ascii="Courier New" w:eastAsia="Courier New" w:hAnsi="Courier New" w:cs="Courier New"/>
-                <w:color w:val="D4D4D4"/>
-                <w:sz w:val="18"/>
-                <w:szCs w:val="18"/>
-              </w:rPr>
-              <w:t>rpc.go</w:t>
-            </w:r>
-            <w:proofErr w:type="spellEnd"/>
-            <w:r>
-              <w:rPr>
-                <w:rFonts w:ascii="Courier New" w:eastAsia="Courier New" w:hAnsi="Courier New" w:cs="Courier New"/>
-                <w:color w:val="D4D4D4"/>
-                <w:sz w:val="18"/>
-                <w:szCs w:val="18"/>
-              </w:rPr>
-              <w:t xml:space="preserve">    # Task 10</w:t>
+              <w:t>nano log.go    # Tasks 8-9, 11</w:t>
+            </w:r>
+          </w:p>
+          <w:p>
+            <w:r>
+              <w:rPr>
+                <w:rFonts w:ascii="Courier New" w:eastAsia="Courier New" w:hAnsi="Courier New" w:cs="Courier New"/>
+                <w:color w:val="D4D4D4"/>
+                <w:sz w:val="18"/>
+                <w:szCs w:val="18"/>
+              </w:rPr>
+              <w:t>nano rpc.go    # Task 10</w:t>
             </w:r>
           </w:p>
         </w:tc>
@@ -6372,7 +5401,6 @@
             <w:pPr>
               <w:jc w:val="center"/>
             </w:pPr>
-            <w:proofErr w:type="spellStart"/>
             <w:r>
               <w:rPr>
                 <w:color w:val="BDD7EE"/>
@@ -6381,7 +5409,6 @@
               </w:rPr>
               <w:t>log.go</w:t>
             </w:r>
-            <w:proofErr w:type="spellEnd"/>
           </w:p>
         </w:tc>
         <w:tc>
@@ -6405,7 +5432,6 @@
             <w:pPr>
               <w:spacing w:after="30"/>
             </w:pPr>
-            <w:proofErr w:type="spellStart"/>
             <w:r>
               <w:rPr>
                 <w:rFonts w:ascii="Courier New" w:eastAsia="Courier New" w:hAnsi="Courier New" w:cs="Courier New"/>
@@ -6415,19 +5441,7 @@
                 <w:sz w:val="20"/>
                 <w:szCs w:val="20"/>
               </w:rPr>
-              <w:t>AppendEntry</w:t>
-            </w:r>
-            <w:proofErr w:type="spellEnd"/>
-            <w:r>
-              <w:rPr>
-                <w:rFonts w:ascii="Courier New" w:eastAsia="Courier New" w:hAnsi="Courier New" w:cs="Courier New"/>
-                <w:b/>
-                <w:bCs/>
-                <w:color w:val="03045E"/>
-                <w:sz w:val="20"/>
-                <w:szCs w:val="20"/>
-              </w:rPr>
-              <w:t xml:space="preserve">()  </w:t>
+              <w:t xml:space="preserve">AppendEntry()  </w:t>
             </w:r>
             <w:r>
               <w:rPr>
@@ -6447,25 +5461,7 @@
                 <w:sz w:val="21"/>
                 <w:szCs w:val="21"/>
               </w:rPr>
-              <w:t xml:space="preserve">Leader adds command to its log, calls </w:t>
-            </w:r>
-            <w:proofErr w:type="spellStart"/>
-            <w:r>
-              <w:rPr>
-                <w:color w:val="555555"/>
-                <w:sz w:val="21"/>
-                <w:szCs w:val="21"/>
-              </w:rPr>
-              <w:t>replicateLog</w:t>
-            </w:r>
-            <w:proofErr w:type="spellEnd"/>
-            <w:r>
-              <w:rPr>
-                <w:color w:val="555555"/>
-                <w:sz w:val="21"/>
-                <w:szCs w:val="21"/>
-              </w:rPr>
-              <w:t>(), waits up to 500ms for commit</w:t>
+              <w:t>Leader adds command to its log, calls replicateLog(), waits up to 500ms for commit</w:t>
             </w:r>
           </w:p>
         </w:tc>
@@ -6533,7 +5529,6 @@
             <w:pPr>
               <w:jc w:val="center"/>
             </w:pPr>
-            <w:proofErr w:type="spellStart"/>
             <w:r>
               <w:rPr>
                 <w:color w:val="BDD7EE"/>
@@ -6542,7 +5537,6 @@
               </w:rPr>
               <w:t>log.go</w:t>
             </w:r>
-            <w:proofErr w:type="spellEnd"/>
           </w:p>
         </w:tc>
         <w:tc>
@@ -6566,7 +5560,6 @@
             <w:pPr>
               <w:spacing w:after="30"/>
             </w:pPr>
-            <w:proofErr w:type="spellStart"/>
             <w:r>
               <w:rPr>
                 <w:rFonts w:ascii="Courier New" w:eastAsia="Courier New" w:hAnsi="Courier New" w:cs="Courier New"/>
@@ -6576,19 +5569,7 @@
                 <w:sz w:val="20"/>
                 <w:szCs w:val="20"/>
               </w:rPr>
-              <w:t>replicateLog</w:t>
-            </w:r>
-            <w:proofErr w:type="spellEnd"/>
-            <w:r>
-              <w:rPr>
-                <w:rFonts w:ascii="Courier New" w:eastAsia="Courier New" w:hAnsi="Courier New" w:cs="Courier New"/>
-                <w:b/>
-                <w:bCs/>
-                <w:color w:val="03045E"/>
-                <w:sz w:val="20"/>
-                <w:szCs w:val="20"/>
-              </w:rPr>
-              <w:t xml:space="preserve">()  </w:t>
+              <w:t xml:space="preserve">replicateLog()  </w:t>
             </w:r>
             <w:r>
               <w:rPr>
@@ -6608,25 +5589,7 @@
                 <w:sz w:val="21"/>
                 <w:szCs w:val="21"/>
               </w:rPr>
-              <w:t xml:space="preserve">Fan-out: launch goroutine per peer calling </w:t>
-            </w:r>
-            <w:proofErr w:type="spellStart"/>
-            <w:r>
-              <w:rPr>
-                <w:color w:val="555555"/>
-                <w:sz w:val="21"/>
-                <w:szCs w:val="21"/>
-              </w:rPr>
-              <w:t>sendAppendEntries</w:t>
-            </w:r>
-            <w:proofErr w:type="spellEnd"/>
-            <w:r>
-              <w:rPr>
-                <w:color w:val="555555"/>
-                <w:sz w:val="21"/>
-                <w:szCs w:val="21"/>
-              </w:rPr>
-              <w:t xml:space="preserve"> (already implemented)</w:t>
+              <w:t>Fan-out: launch goroutine per peer calling sendAppendEntries (already implemented)</w:t>
             </w:r>
           </w:p>
         </w:tc>
@@ -6694,7 +5657,6 @@
             <w:pPr>
               <w:jc w:val="center"/>
             </w:pPr>
-            <w:proofErr w:type="spellStart"/>
             <w:r>
               <w:rPr>
                 <w:color w:val="BDD7EE"/>
@@ -6703,7 +5665,6 @@
               </w:rPr>
               <w:t>rpc.go</w:t>
             </w:r>
-            <w:proofErr w:type="spellEnd"/>
           </w:p>
         </w:tc>
         <w:tc>
@@ -6727,7 +5688,6 @@
             <w:pPr>
               <w:spacing w:after="30"/>
             </w:pPr>
-            <w:proofErr w:type="spellStart"/>
             <w:r>
               <w:rPr>
                 <w:rFonts w:ascii="Courier New" w:eastAsia="Courier New" w:hAnsi="Courier New" w:cs="Courier New"/>
@@ -6737,19 +5697,7 @@
                 <w:sz w:val="20"/>
                 <w:szCs w:val="20"/>
               </w:rPr>
-              <w:t>AppendEntries</w:t>
-            </w:r>
-            <w:proofErr w:type="spellEnd"/>
-            <w:r>
-              <w:rPr>
-                <w:rFonts w:ascii="Courier New" w:eastAsia="Courier New" w:hAnsi="Courier New" w:cs="Courier New"/>
-                <w:b/>
-                <w:bCs/>
-                <w:color w:val="03045E"/>
-                <w:sz w:val="20"/>
-                <w:szCs w:val="20"/>
-              </w:rPr>
-              <w:t xml:space="preserve"> handler  </w:t>
+              <w:t xml:space="preserve">AppendEntries handler  </w:t>
             </w:r>
             <w:r>
               <w:rPr>
@@ -6769,18 +5717,8 @@
                 <w:sz w:val="21"/>
                 <w:szCs w:val="21"/>
               </w:rPr>
-              <w:t xml:space="preserve">Check term, reset timer, verify log consistency, append entries, update </w:t>
-            </w:r>
-            <w:proofErr w:type="spellStart"/>
-            <w:r>
-              <w:rPr>
-                <w:color w:val="555555"/>
-                <w:sz w:val="21"/>
-                <w:szCs w:val="21"/>
-              </w:rPr>
-              <w:t>commitIndex</w:t>
-            </w:r>
-            <w:proofErr w:type="spellEnd"/>
+              <w:t>Check term, reset timer, verify log consistency, append entries, update commitIndex</w:t>
+            </w:r>
           </w:p>
         </w:tc>
       </w:tr>
@@ -6847,7 +5785,6 @@
             <w:pPr>
               <w:jc w:val="center"/>
             </w:pPr>
-            <w:proofErr w:type="spellStart"/>
             <w:r>
               <w:rPr>
                 <w:color w:val="BDD7EE"/>
@@ -6856,7 +5793,6 @@
               </w:rPr>
               <w:t>log.go</w:t>
             </w:r>
-            <w:proofErr w:type="spellEnd"/>
           </w:p>
         </w:tc>
         <w:tc>
@@ -6880,7 +5816,6 @@
             <w:pPr>
               <w:spacing w:after="30"/>
             </w:pPr>
-            <w:proofErr w:type="spellStart"/>
             <w:r>
               <w:rPr>
                 <w:rFonts w:ascii="Courier New" w:eastAsia="Courier New" w:hAnsi="Courier New" w:cs="Courier New"/>
@@ -6890,19 +5825,7 @@
                 <w:sz w:val="20"/>
                 <w:szCs w:val="20"/>
               </w:rPr>
-              <w:t>commitEntries</w:t>
-            </w:r>
-            <w:proofErr w:type="spellEnd"/>
-            <w:r>
-              <w:rPr>
-                <w:rFonts w:ascii="Courier New" w:eastAsia="Courier New" w:hAnsi="Courier New" w:cs="Courier New"/>
-                <w:b/>
-                <w:bCs/>
-                <w:color w:val="03045E"/>
-                <w:sz w:val="20"/>
-                <w:szCs w:val="20"/>
-              </w:rPr>
-              <w:t xml:space="preserve">()  </w:t>
+              <w:t xml:space="preserve">commitEntries()  </w:t>
             </w:r>
             <w:r>
               <w:rPr>
@@ -6922,36 +5845,8 @@
                 <w:sz w:val="21"/>
                 <w:szCs w:val="21"/>
               </w:rPr>
-              <w:t xml:space="preserve">Find highest N where majority have </w:t>
-            </w:r>
-            <w:proofErr w:type="spellStart"/>
-            <w:r>
-              <w:rPr>
-                <w:color w:val="555555"/>
-                <w:sz w:val="21"/>
-                <w:szCs w:val="21"/>
-              </w:rPr>
-              <w:t>matchIndex</w:t>
-            </w:r>
-            <w:proofErr w:type="spellEnd"/>
-            <w:r>
-              <w:rPr>
-                <w:color w:val="555555"/>
-                <w:sz w:val="21"/>
-                <w:szCs w:val="21"/>
-              </w:rPr>
-              <w:t xml:space="preserve"> &gt;= N and log[N].Term == </w:t>
-            </w:r>
-            <w:proofErr w:type="spellStart"/>
-            <w:r>
-              <w:rPr>
-                <w:color w:val="555555"/>
-                <w:sz w:val="21"/>
-                <w:szCs w:val="21"/>
-              </w:rPr>
-              <w:t>currentTerm</w:t>
-            </w:r>
-            <w:proofErr w:type="spellEnd"/>
+              <w:t>Find highest N where majority have matchIndex &gt;= N and log[N].Term == currentTerm</w:t>
+            </w:r>
           </w:p>
         </w:tc>
       </w:tr>
@@ -7026,273 +5921,73 @@
                 <w:sz w:val="18"/>
                 <w:szCs w:val="18"/>
               </w:rPr>
-              <w:t xml:space="preserve">2. Leader: </w:t>
-            </w:r>
-            <w:proofErr w:type="spellStart"/>
-            <w:r>
-              <w:rPr>
-                <w:rFonts w:ascii="Courier New" w:eastAsia="Courier New" w:hAnsi="Courier New" w:cs="Courier New"/>
-                <w:color w:val="D4D4D4"/>
-                <w:sz w:val="18"/>
-                <w:szCs w:val="18"/>
-              </w:rPr>
-              <w:t>AppendEntry</w:t>
-            </w:r>
-            <w:proofErr w:type="spellEnd"/>
-            <w:r>
-              <w:rPr>
-                <w:rFonts w:ascii="Courier New" w:eastAsia="Courier New" w:hAnsi="Courier New" w:cs="Courier New"/>
-                <w:color w:val="D4D4D4"/>
-                <w:sz w:val="18"/>
-                <w:szCs w:val="18"/>
-              </w:rPr>
-              <w:t>('SET city London')</w:t>
-            </w:r>
-          </w:p>
-          <w:p>
-            <w:r>
-              <w:rPr>
-                <w:rFonts w:ascii="Courier New" w:eastAsia="Courier New" w:hAnsi="Courier New" w:cs="Courier New"/>
-                <w:color w:val="D4D4D4"/>
-                <w:sz w:val="18"/>
-                <w:szCs w:val="18"/>
-              </w:rPr>
-              <w:t xml:space="preserve">   Leader log: [{term:2, index:1, </w:t>
-            </w:r>
-            <w:proofErr w:type="spellStart"/>
-            <w:r>
-              <w:rPr>
-                <w:rFonts w:ascii="Courier New" w:eastAsia="Courier New" w:hAnsi="Courier New" w:cs="Courier New"/>
-                <w:color w:val="D4D4D4"/>
-                <w:sz w:val="18"/>
-                <w:szCs w:val="18"/>
-              </w:rPr>
-              <w:t>cmd</w:t>
-            </w:r>
-            <w:proofErr w:type="spellEnd"/>
-            <w:r>
-              <w:rPr>
-                <w:rFonts w:ascii="Courier New" w:eastAsia="Courier New" w:hAnsi="Courier New" w:cs="Courier New"/>
-                <w:color w:val="D4D4D4"/>
-                <w:sz w:val="18"/>
-                <w:szCs w:val="18"/>
-              </w:rPr>
-              <w:t>:'SET city London'}]  (uncommitted)</w:t>
-            </w:r>
-          </w:p>
-          <w:p>
-            <w:r>
-              <w:rPr>
-                <w:rFonts w:ascii="Courier New" w:eastAsia="Courier New" w:hAnsi="Courier New" w:cs="Courier New"/>
-                <w:color w:val="D4D4D4"/>
-                <w:sz w:val="18"/>
-                <w:szCs w:val="18"/>
-              </w:rPr>
-              <w:t xml:space="preserve">3. Leader: </w:t>
-            </w:r>
-            <w:proofErr w:type="spellStart"/>
-            <w:r>
-              <w:rPr>
-                <w:rFonts w:ascii="Courier New" w:eastAsia="Courier New" w:hAnsi="Courier New" w:cs="Courier New"/>
-                <w:color w:val="D4D4D4"/>
-                <w:sz w:val="18"/>
-                <w:szCs w:val="18"/>
-              </w:rPr>
-              <w:t>replicateLog</w:t>
-            </w:r>
-            <w:proofErr w:type="spellEnd"/>
-            <w:r>
-              <w:rPr>
-                <w:rFonts w:ascii="Courier New" w:eastAsia="Courier New" w:hAnsi="Courier New" w:cs="Courier New"/>
-                <w:color w:val="D4D4D4"/>
-                <w:sz w:val="18"/>
-                <w:szCs w:val="18"/>
-              </w:rPr>
-              <w:t xml:space="preserve">() → </w:t>
-            </w:r>
-            <w:proofErr w:type="spellStart"/>
-            <w:r>
-              <w:rPr>
-                <w:rFonts w:ascii="Courier New" w:eastAsia="Courier New" w:hAnsi="Courier New" w:cs="Courier New"/>
-                <w:color w:val="D4D4D4"/>
-                <w:sz w:val="18"/>
-                <w:szCs w:val="18"/>
-              </w:rPr>
-              <w:t>sendAppendEntries</w:t>
-            </w:r>
-            <w:proofErr w:type="spellEnd"/>
-            <w:r>
-              <w:rPr>
-                <w:rFonts w:ascii="Courier New" w:eastAsia="Courier New" w:hAnsi="Courier New" w:cs="Courier New"/>
-                <w:color w:val="D4D4D4"/>
-                <w:sz w:val="18"/>
-                <w:szCs w:val="18"/>
-              </w:rPr>
-              <w:t xml:space="preserve"> to all 4 peers</w:t>
-            </w:r>
-          </w:p>
-          <w:p>
-            <w:r>
-              <w:rPr>
-                <w:rFonts w:ascii="Courier New" w:eastAsia="Courier New" w:hAnsi="Courier New" w:cs="Courier New"/>
-                <w:color w:val="D4D4D4"/>
-                <w:sz w:val="18"/>
-                <w:szCs w:val="18"/>
-              </w:rPr>
-              <w:t xml:space="preserve">4. Followers: </w:t>
-            </w:r>
-            <w:proofErr w:type="spellStart"/>
-            <w:r>
-              <w:rPr>
-                <w:rFonts w:ascii="Courier New" w:eastAsia="Courier New" w:hAnsi="Courier New" w:cs="Courier New"/>
-                <w:color w:val="D4D4D4"/>
-                <w:sz w:val="18"/>
-                <w:szCs w:val="18"/>
-              </w:rPr>
-              <w:t>AppendEntries</w:t>
-            </w:r>
-            <w:proofErr w:type="spellEnd"/>
-            <w:r>
-              <w:rPr>
-                <w:rFonts w:ascii="Courier New" w:eastAsia="Courier New" w:hAnsi="Courier New" w:cs="Courier New"/>
-                <w:color w:val="D4D4D4"/>
-                <w:sz w:val="18"/>
-                <w:szCs w:val="18"/>
-              </w:rPr>
-              <w:t xml:space="preserve"> handler → append to own log → reply success</w:t>
-            </w:r>
-          </w:p>
-          <w:p>
-            <w:r>
-              <w:rPr>
-                <w:rFonts w:ascii="Courier New" w:eastAsia="Courier New" w:hAnsi="Courier New" w:cs="Courier New"/>
-                <w:color w:val="D4D4D4"/>
-                <w:sz w:val="18"/>
-                <w:szCs w:val="18"/>
-              </w:rPr>
-              <w:t xml:space="preserve">5. Leader: </w:t>
-            </w:r>
-            <w:proofErr w:type="spellStart"/>
-            <w:r>
-              <w:rPr>
-                <w:rFonts w:ascii="Courier New" w:eastAsia="Courier New" w:hAnsi="Courier New" w:cs="Courier New"/>
-                <w:color w:val="D4D4D4"/>
-                <w:sz w:val="18"/>
-                <w:szCs w:val="18"/>
-              </w:rPr>
-              <w:t>matchIndex</w:t>
-            </w:r>
-            <w:proofErr w:type="spellEnd"/>
-            <w:r>
-              <w:rPr>
-                <w:rFonts w:ascii="Courier New" w:eastAsia="Courier New" w:hAnsi="Courier New" w:cs="Courier New"/>
-                <w:color w:val="D4D4D4"/>
-                <w:sz w:val="18"/>
-                <w:szCs w:val="18"/>
-              </w:rPr>
-              <w:t xml:space="preserve"> updated for each peer that replied</w:t>
-            </w:r>
-          </w:p>
-          <w:p>
-            <w:r>
-              <w:rPr>
-                <w:rFonts w:ascii="Courier New" w:eastAsia="Courier New" w:hAnsi="Courier New" w:cs="Courier New"/>
-                <w:color w:val="D4D4D4"/>
-                <w:sz w:val="18"/>
-                <w:szCs w:val="18"/>
-              </w:rPr>
-              <w:t xml:space="preserve">6. Leader: </w:t>
-            </w:r>
-            <w:proofErr w:type="spellStart"/>
-            <w:r>
-              <w:rPr>
-                <w:rFonts w:ascii="Courier New" w:eastAsia="Courier New" w:hAnsi="Courier New" w:cs="Courier New"/>
-                <w:color w:val="D4D4D4"/>
-                <w:sz w:val="18"/>
-                <w:szCs w:val="18"/>
-              </w:rPr>
-              <w:t>commitEntries</w:t>
-            </w:r>
-            <w:proofErr w:type="spellEnd"/>
-            <w:r>
-              <w:rPr>
-                <w:rFonts w:ascii="Courier New" w:eastAsia="Courier New" w:hAnsi="Courier New" w:cs="Courier New"/>
-                <w:color w:val="D4D4D4"/>
-                <w:sz w:val="18"/>
-                <w:szCs w:val="18"/>
-              </w:rPr>
-              <w:t xml:space="preserve">() — 3+ peers have index 1 → </w:t>
-            </w:r>
-            <w:proofErr w:type="spellStart"/>
-            <w:r>
-              <w:rPr>
-                <w:rFonts w:ascii="Courier New" w:eastAsia="Courier New" w:hAnsi="Courier New" w:cs="Courier New"/>
-                <w:color w:val="D4D4D4"/>
-                <w:sz w:val="18"/>
-                <w:szCs w:val="18"/>
-              </w:rPr>
-              <w:t>commitIndex</w:t>
-            </w:r>
-            <w:proofErr w:type="spellEnd"/>
-            <w:r>
-              <w:rPr>
-                <w:rFonts w:ascii="Courier New" w:eastAsia="Courier New" w:hAnsi="Courier New" w:cs="Courier New"/>
-                <w:color w:val="D4D4D4"/>
-                <w:sz w:val="18"/>
-                <w:szCs w:val="18"/>
-              </w:rPr>
-              <w:t xml:space="preserve"> = 1</w:t>
-            </w:r>
-          </w:p>
-          <w:p>
-            <w:r>
-              <w:rPr>
-                <w:rFonts w:ascii="Courier New" w:eastAsia="Courier New" w:hAnsi="Courier New" w:cs="Courier New"/>
-                <w:color w:val="D4D4D4"/>
-                <w:sz w:val="18"/>
-                <w:szCs w:val="18"/>
-              </w:rPr>
-              <w:t xml:space="preserve">7. Leader: </w:t>
-            </w:r>
-            <w:proofErr w:type="spellStart"/>
-            <w:r>
-              <w:rPr>
-                <w:rFonts w:ascii="Courier New" w:eastAsia="Courier New" w:hAnsi="Courier New" w:cs="Courier New"/>
-                <w:color w:val="D4D4D4"/>
-                <w:sz w:val="18"/>
-                <w:szCs w:val="18"/>
-              </w:rPr>
-              <w:t>applyCommitted</w:t>
-            </w:r>
-            <w:proofErr w:type="spellEnd"/>
-            <w:r>
-              <w:rPr>
-                <w:rFonts w:ascii="Courier New" w:eastAsia="Courier New" w:hAnsi="Courier New" w:cs="Courier New"/>
-                <w:color w:val="D4D4D4"/>
-                <w:sz w:val="18"/>
-                <w:szCs w:val="18"/>
-              </w:rPr>
-              <w:t xml:space="preserve">() → </w:t>
-            </w:r>
-            <w:proofErr w:type="spellStart"/>
-            <w:r>
-              <w:rPr>
-                <w:rFonts w:ascii="Courier New" w:eastAsia="Courier New" w:hAnsi="Courier New" w:cs="Courier New"/>
-                <w:color w:val="D4D4D4"/>
-                <w:sz w:val="18"/>
-                <w:szCs w:val="18"/>
-              </w:rPr>
-              <w:t>stateMachine</w:t>
-            </w:r>
-            <w:proofErr w:type="spellEnd"/>
-            <w:r>
-              <w:rPr>
-                <w:rFonts w:ascii="Courier New" w:eastAsia="Courier New" w:hAnsi="Courier New" w:cs="Courier New"/>
-                <w:color w:val="D4D4D4"/>
-                <w:sz w:val="18"/>
-                <w:szCs w:val="18"/>
-              </w:rPr>
-              <w:t>['city'] = 'London'</w:t>
+              <w:t>2. Leader: AppendEntry('SET city London')</w:t>
+            </w:r>
+          </w:p>
+          <w:p>
+            <w:r>
+              <w:rPr>
+                <w:rFonts w:ascii="Courier New" w:eastAsia="Courier New" w:hAnsi="Courier New" w:cs="Courier New"/>
+                <w:color w:val="D4D4D4"/>
+                <w:sz w:val="18"/>
+                <w:szCs w:val="18"/>
+              </w:rPr>
+              <w:t xml:space="preserve">   Leader log: [{term:2, index:1, cmd:'SET city London'}]  (uncommitted)</w:t>
+            </w:r>
+          </w:p>
+          <w:p>
+            <w:r>
+              <w:rPr>
+                <w:rFonts w:ascii="Courier New" w:eastAsia="Courier New" w:hAnsi="Courier New" w:cs="Courier New"/>
+                <w:color w:val="D4D4D4"/>
+                <w:sz w:val="18"/>
+                <w:szCs w:val="18"/>
+              </w:rPr>
+              <w:t>3. Leader: replicateLog() → sendAppendEntries to all 4 peers</w:t>
+            </w:r>
+          </w:p>
+          <w:p>
+            <w:r>
+              <w:rPr>
+                <w:rFonts w:ascii="Courier New" w:eastAsia="Courier New" w:hAnsi="Courier New" w:cs="Courier New"/>
+                <w:color w:val="D4D4D4"/>
+                <w:sz w:val="18"/>
+                <w:szCs w:val="18"/>
+              </w:rPr>
+              <w:t>4. Followers: AppendEntries handler → append to own log → reply success</w:t>
+            </w:r>
+          </w:p>
+          <w:p>
+            <w:r>
+              <w:rPr>
+                <w:rFonts w:ascii="Courier New" w:eastAsia="Courier New" w:hAnsi="Courier New" w:cs="Courier New"/>
+                <w:color w:val="D4D4D4"/>
+                <w:sz w:val="18"/>
+                <w:szCs w:val="18"/>
+              </w:rPr>
+              <w:t>5. Leader: matchIndex updated for each peer that replied</w:t>
+            </w:r>
+          </w:p>
+          <w:p>
+            <w:r>
+              <w:rPr>
+                <w:rFonts w:ascii="Courier New" w:eastAsia="Courier New" w:hAnsi="Courier New" w:cs="Courier New"/>
+                <w:color w:val="D4D4D4"/>
+                <w:sz w:val="18"/>
+                <w:szCs w:val="18"/>
+              </w:rPr>
+              <w:t>6. Leader: commitEntries() — 3+ peers have index 1 → commitIndex = 1</w:t>
+            </w:r>
+          </w:p>
+          <w:p>
+            <w:r>
+              <w:rPr>
+                <w:rFonts w:ascii="Courier New" w:eastAsia="Courier New" w:hAnsi="Courier New" w:cs="Courier New"/>
+                <w:color w:val="D4D4D4"/>
+                <w:sz w:val="18"/>
+                <w:szCs w:val="18"/>
+              </w:rPr>
+              <w:t>7. Leader: applyCommitted() → stateMachine['city'] = 'London'</w:t>
             </w:r>
           </w:p>
           <w:p>
@@ -7314,27 +6009,7 @@
                 <w:sz w:val="18"/>
                 <w:szCs w:val="18"/>
               </w:rPr>
-              <w:t xml:space="preserve">9. Next heartbeat: followers learn </w:t>
-            </w:r>
-            <w:proofErr w:type="spellStart"/>
-            <w:r>
-              <w:rPr>
-                <w:rFonts w:ascii="Courier New" w:eastAsia="Courier New" w:hAnsi="Courier New" w:cs="Courier New"/>
-                <w:color w:val="D4D4D4"/>
-                <w:sz w:val="18"/>
-                <w:szCs w:val="18"/>
-              </w:rPr>
-              <w:t>commitIndex</w:t>
-            </w:r>
-            <w:proofErr w:type="spellEnd"/>
-            <w:r>
-              <w:rPr>
-                <w:rFonts w:ascii="Courier New" w:eastAsia="Courier New" w:hAnsi="Courier New" w:cs="Courier New"/>
-                <w:color w:val="D4D4D4"/>
-                <w:sz w:val="18"/>
-                <w:szCs w:val="18"/>
-              </w:rPr>
-              <w:t>=1 → apply to their state machines</w:t>
+              <w:t>9. Next heartbeat: followers learn commitIndex=1 → apply to their state machines</w:t>
             </w:r>
           </w:p>
         </w:tc>
@@ -7410,149 +6085,29 @@
                 <w:sz w:val="18"/>
                 <w:szCs w:val="18"/>
               </w:rPr>
-              <w:t>./</w:t>
-            </w:r>
-            <w:proofErr w:type="spellStart"/>
-            <w:r>
-              <w:rPr>
-                <w:rFonts w:ascii="Courier New" w:eastAsia="Courier New" w:hAnsi="Courier New" w:cs="Courier New"/>
-                <w:color w:val="D4D4D4"/>
-                <w:sz w:val="18"/>
-                <w:szCs w:val="18"/>
-              </w:rPr>
-              <w:t>raft_bin</w:t>
-            </w:r>
-            <w:proofErr w:type="spellEnd"/>
-            <w:r>
-              <w:rPr>
-                <w:rFonts w:ascii="Courier New" w:eastAsia="Courier New" w:hAnsi="Courier New" w:cs="Courier New"/>
-                <w:color w:val="D4D4D4"/>
-                <w:sz w:val="18"/>
-                <w:szCs w:val="18"/>
-              </w:rPr>
-              <w:t xml:space="preserve"> -mode client -node raft-node1:9400 -</w:t>
-            </w:r>
-            <w:proofErr w:type="spellStart"/>
-            <w:r>
-              <w:rPr>
-                <w:rFonts w:ascii="Courier New" w:eastAsia="Courier New" w:hAnsi="Courier New" w:cs="Courier New"/>
-                <w:color w:val="D4D4D4"/>
-                <w:sz w:val="18"/>
-                <w:szCs w:val="18"/>
-              </w:rPr>
-              <w:t>cmd</w:t>
-            </w:r>
-            <w:proofErr w:type="spellEnd"/>
-            <w:r>
-              <w:rPr>
-                <w:rFonts w:ascii="Courier New" w:eastAsia="Courier New" w:hAnsi="Courier New" w:cs="Courier New"/>
-                <w:color w:val="D4D4D4"/>
-                <w:sz w:val="18"/>
-                <w:szCs w:val="18"/>
-              </w:rPr>
-              <w:t xml:space="preserve"> 'SET city London'</w:t>
-            </w:r>
-          </w:p>
-          <w:p>
-            <w:r>
-              <w:rPr>
-                <w:rFonts w:ascii="Courier New" w:eastAsia="Courier New" w:hAnsi="Courier New" w:cs="Courier New"/>
-                <w:color w:val="D4D4D4"/>
-                <w:sz w:val="18"/>
-                <w:szCs w:val="18"/>
-              </w:rPr>
-              <w:t>./</w:t>
-            </w:r>
-            <w:proofErr w:type="spellStart"/>
-            <w:r>
-              <w:rPr>
-                <w:rFonts w:ascii="Courier New" w:eastAsia="Courier New" w:hAnsi="Courier New" w:cs="Courier New"/>
-                <w:color w:val="D4D4D4"/>
-                <w:sz w:val="18"/>
-                <w:szCs w:val="18"/>
-              </w:rPr>
-              <w:t>raft_bin</w:t>
-            </w:r>
-            <w:proofErr w:type="spellEnd"/>
-            <w:r>
-              <w:rPr>
-                <w:rFonts w:ascii="Courier New" w:eastAsia="Courier New" w:hAnsi="Courier New" w:cs="Courier New"/>
-                <w:color w:val="D4D4D4"/>
-                <w:sz w:val="18"/>
-                <w:szCs w:val="18"/>
-              </w:rPr>
-              <w:t xml:space="preserve"> -mode client -node raft-node1:9400 -</w:t>
-            </w:r>
-            <w:proofErr w:type="spellStart"/>
-            <w:r>
-              <w:rPr>
-                <w:rFonts w:ascii="Courier New" w:eastAsia="Courier New" w:hAnsi="Courier New" w:cs="Courier New"/>
-                <w:color w:val="D4D4D4"/>
-                <w:sz w:val="18"/>
-                <w:szCs w:val="18"/>
-              </w:rPr>
-              <w:t>cmd</w:t>
-            </w:r>
-            <w:proofErr w:type="spellEnd"/>
-            <w:r>
-              <w:rPr>
-                <w:rFonts w:ascii="Courier New" w:eastAsia="Courier New" w:hAnsi="Courier New" w:cs="Courier New"/>
-                <w:color w:val="D4D4D4"/>
-                <w:sz w:val="18"/>
-                <w:szCs w:val="18"/>
-              </w:rPr>
-              <w:t xml:space="preserve"> 'SET country UK'</w:t>
-            </w:r>
-          </w:p>
-          <w:p>
-            <w:r>
-              <w:rPr>
-                <w:rFonts w:ascii="Courier New" w:eastAsia="Courier New" w:hAnsi="Courier New" w:cs="Courier New"/>
-                <w:color w:val="D4D4D4"/>
-                <w:sz w:val="18"/>
-                <w:szCs w:val="18"/>
-              </w:rPr>
-              <w:t>./</w:t>
-            </w:r>
-            <w:proofErr w:type="spellStart"/>
-            <w:r>
-              <w:rPr>
-                <w:rFonts w:ascii="Courier New" w:eastAsia="Courier New" w:hAnsi="Courier New" w:cs="Courier New"/>
-                <w:color w:val="D4D4D4"/>
-                <w:sz w:val="18"/>
-                <w:szCs w:val="18"/>
-              </w:rPr>
-              <w:t>raft_bin</w:t>
-            </w:r>
-            <w:proofErr w:type="spellEnd"/>
-            <w:r>
-              <w:rPr>
-                <w:rFonts w:ascii="Courier New" w:eastAsia="Courier New" w:hAnsi="Courier New" w:cs="Courier New"/>
-                <w:color w:val="D4D4D4"/>
-                <w:sz w:val="18"/>
-                <w:szCs w:val="18"/>
-              </w:rPr>
-              <w:t xml:space="preserve"> -mode client -node raft-node1:9400 -</w:t>
-            </w:r>
-            <w:proofErr w:type="spellStart"/>
-            <w:r>
-              <w:rPr>
-                <w:rFonts w:ascii="Courier New" w:eastAsia="Courier New" w:hAnsi="Courier New" w:cs="Courier New"/>
-                <w:color w:val="D4D4D4"/>
-                <w:sz w:val="18"/>
-                <w:szCs w:val="18"/>
-              </w:rPr>
-              <w:t>cmd</w:t>
-            </w:r>
-            <w:proofErr w:type="spellEnd"/>
-            <w:r>
-              <w:rPr>
-                <w:rFonts w:ascii="Courier New" w:eastAsia="Courier New" w:hAnsi="Courier New" w:cs="Courier New"/>
-                <w:color w:val="D4D4D4"/>
-                <w:sz w:val="18"/>
-                <w:szCs w:val="18"/>
-              </w:rPr>
-              <w:t xml:space="preserve"> 'SET language Go'</w:t>
+              <w:t>./raft_bin -mode client -node raft-node1:9400 -cmd 'SET city London'</w:t>
+            </w:r>
+          </w:p>
+          <w:p>
+            <w:r>
+              <w:rPr>
+                <w:rFonts w:ascii="Courier New" w:eastAsia="Courier New" w:hAnsi="Courier New" w:cs="Courier New"/>
+                <w:color w:val="D4D4D4"/>
+                <w:sz w:val="18"/>
+                <w:szCs w:val="18"/>
+              </w:rPr>
+              <w:t>./raft_bin -mode client -node raft-node1:9400 -cmd 'SET country UK'</w:t>
+            </w:r>
+          </w:p>
+          <w:p>
+            <w:r>
+              <w:rPr>
+                <w:rFonts w:ascii="Courier New" w:eastAsia="Courier New" w:hAnsi="Courier New" w:cs="Courier New"/>
+                <w:color w:val="D4D4D4"/>
+                <w:sz w:val="18"/>
+                <w:szCs w:val="18"/>
+              </w:rPr>
+              <w:t>./raft_bin -mode client -node raft-node1:9400 -cmd 'SET language Go'</w:t>
             </w:r>
           </w:p>
           <w:p>
@@ -7585,58 +6140,18 @@
                 <w:sz w:val="18"/>
                 <w:szCs w:val="18"/>
               </w:rPr>
-              <w:t>./</w:t>
-            </w:r>
-            <w:proofErr w:type="spellStart"/>
-            <w:r>
-              <w:rPr>
-                <w:rFonts w:ascii="Courier New" w:eastAsia="Courier New" w:hAnsi="Courier New" w:cs="Courier New"/>
-                <w:color w:val="D4D4D4"/>
-                <w:sz w:val="18"/>
-                <w:szCs w:val="18"/>
-              </w:rPr>
-              <w:t>raft_bin</w:t>
-            </w:r>
-            <w:proofErr w:type="spellEnd"/>
-            <w:r>
-              <w:rPr>
-                <w:rFonts w:ascii="Courier New" w:eastAsia="Courier New" w:hAnsi="Courier New" w:cs="Courier New"/>
-                <w:color w:val="D4D4D4"/>
-                <w:sz w:val="18"/>
-                <w:szCs w:val="18"/>
-              </w:rPr>
-              <w:t xml:space="preserve"> -mode client -node raft-node3:9402 -get city</w:t>
-            </w:r>
-          </w:p>
-          <w:p>
-            <w:r>
-              <w:rPr>
-                <w:rFonts w:ascii="Courier New" w:eastAsia="Courier New" w:hAnsi="Courier New" w:cs="Courier New"/>
-                <w:color w:val="D4D4D4"/>
-                <w:sz w:val="18"/>
-                <w:szCs w:val="18"/>
-              </w:rPr>
-              <w:t>./</w:t>
-            </w:r>
-            <w:proofErr w:type="spellStart"/>
-            <w:r>
-              <w:rPr>
-                <w:rFonts w:ascii="Courier New" w:eastAsia="Courier New" w:hAnsi="Courier New" w:cs="Courier New"/>
-                <w:color w:val="D4D4D4"/>
-                <w:sz w:val="18"/>
-                <w:szCs w:val="18"/>
-              </w:rPr>
-              <w:t>raft_bin</w:t>
-            </w:r>
-            <w:proofErr w:type="spellEnd"/>
-            <w:r>
-              <w:rPr>
-                <w:rFonts w:ascii="Courier New" w:eastAsia="Courier New" w:hAnsi="Courier New" w:cs="Courier New"/>
-                <w:color w:val="D4D4D4"/>
-                <w:sz w:val="18"/>
-                <w:szCs w:val="18"/>
-              </w:rPr>
-              <w:t xml:space="preserve"> -mode client -node raft-node5:9404 -get language</w:t>
+              <w:t>./raft_bin -mode client -node raft-node3:9402 -get city</w:t>
+            </w:r>
+          </w:p>
+          <w:p>
+            <w:r>
+              <w:rPr>
+                <w:rFonts w:ascii="Courier New" w:eastAsia="Courier New" w:hAnsi="Courier New" w:cs="Courier New"/>
+                <w:color w:val="D4D4D4"/>
+                <w:sz w:val="18"/>
+                <w:szCs w:val="18"/>
+              </w:rPr>
+              <w:t>./raft_bin -mode client -node raft-node5:9404 -get language</w:t>
             </w:r>
           </w:p>
           <w:p>
@@ -7681,30 +6196,18 @@
                 <w:sz w:val="18"/>
                 <w:szCs w:val="18"/>
               </w:rPr>
-              <w:t>./</w:t>
-            </w:r>
-            <w:proofErr w:type="spellStart"/>
-            <w:r>
-              <w:rPr>
-                <w:rFonts w:ascii="Courier New" w:eastAsia="Courier New" w:hAnsi="Courier New" w:cs="Courier New"/>
-                <w:color w:val="D4D4D4"/>
-                <w:sz w:val="18"/>
-                <w:szCs w:val="18"/>
-              </w:rPr>
-              <w:t>raft_bin</w:t>
-            </w:r>
-            <w:proofErr w:type="spellEnd"/>
-            <w:r>
-              <w:rPr>
-                <w:rFonts w:ascii="Courier New" w:eastAsia="Courier New" w:hAnsi="Courier New" w:cs="Courier New"/>
-                <w:color w:val="D4D4D4"/>
-                <w:sz w:val="18"/>
-                <w:szCs w:val="18"/>
-              </w:rPr>
-              <w:t xml:space="preserve"> -mode watch</w:t>
-            </w:r>
-          </w:p>
-          <w:p>
+              <w:t>./raft_bin -mode watch</w:t>
+            </w:r>
+          </w:p>
+          <w:p>
+            <w:pPr>
+              <w:rPr>
+                <w:rFonts w:ascii="Courier New" w:eastAsia="Courier New" w:hAnsi="Courier New" w:cs="Courier New"/>
+                <w:color w:val="D4D4D4"/>
+                <w:sz w:val="18"/>
+                <w:szCs w:val="18"/>
+              </w:rPr>
+            </w:pPr>
             <w:r>
               <w:rPr>
                 <w:rFonts w:ascii="Courier New" w:eastAsia="Courier New" w:hAnsi="Courier New" w:cs="Courier New"/>
@@ -7713,6 +6216,137 @@
                 <w:szCs w:val="18"/>
               </w:rPr>
               <w:t># Expected: all 5 show log=3 committed=3</w:t>
+            </w:r>
+          </w:p>
+          <w:p>
+            <w:pPr>
+              <w:rPr>
+                <w:rFonts w:ascii="Courier New" w:eastAsia="Courier New" w:hAnsi="Courier New" w:cs="Courier New"/>
+                <w:color w:val="D4D4D4"/>
+                <w:sz w:val="18"/>
+                <w:szCs w:val="18"/>
+              </w:rPr>
+            </w:pPr>
+          </w:p>
+          <w:p>
+            <w:pPr>
+              <w:rPr>
+                <w:rFonts w:ascii="Courier New" w:eastAsia="Courier New" w:hAnsi="Courier New" w:cs="Courier New"/>
+                <w:color w:val="D4D4D4"/>
+                <w:sz w:val="18"/>
+                <w:szCs w:val="18"/>
+              </w:rPr>
+            </w:pPr>
+          </w:p>
+          <w:p>
+            <w:r>
+              <w:t># Submit 3 commands</w:t>
+            </w:r>
+          </w:p>
+          <w:p>
+            <w:r>
+              <w:t>docker exec lab07-node</w:t>
+            </w:r>
+            <w:r>
+              <w:t>4</w:t>
+            </w:r>
+            <w:r>
+              <w:t xml:space="preserve"> /lab07/raft/raft_bin -mode client -node raft-node</w:t>
+            </w:r>
+            <w:r>
+              <w:t>4</w:t>
+            </w:r>
+            <w:r>
+              <w:t>:940</w:t>
+            </w:r>
+            <w:r>
+              <w:t>3</w:t>
+            </w:r>
+            <w:r>
+              <w:t xml:space="preserve"> -cmd 'SET city London'</w:t>
+            </w:r>
+          </w:p>
+          <w:p>
+            <w:r>
+              <w:t>docker exec lab07-node</w:t>
+            </w:r>
+            <w:r>
+              <w:t>4</w:t>
+            </w:r>
+            <w:r>
+              <w:t xml:space="preserve"> /lab07/raft/raft_bin -mode client -node raft-node</w:t>
+            </w:r>
+            <w:r>
+              <w:t>4</w:t>
+            </w:r>
+            <w:r>
+              <w:t>:940</w:t>
+            </w:r>
+            <w:r>
+              <w:t>3</w:t>
+            </w:r>
+            <w:r>
+              <w:t xml:space="preserve"> -cmd 'SET country UK'</w:t>
+            </w:r>
+          </w:p>
+          <w:p>
+            <w:r>
+              <w:t>docker exec lab07-node</w:t>
+            </w:r>
+            <w:r>
+              <w:t>4</w:t>
+            </w:r>
+            <w:r>
+              <w:t xml:space="preserve"> /lab07/raft/raft_bin -mode client -node raft-node</w:t>
+            </w:r>
+            <w:r>
+              <w:t>4</w:t>
+            </w:r>
+            <w:r>
+              <w:t>:940</w:t>
+            </w:r>
+            <w:r>
+              <w:t>3</w:t>
+            </w:r>
+            <w:r>
+              <w:t xml:space="preserve"> -cmd 'SET language Go'</w:t>
+            </w:r>
+          </w:p>
+          <w:p/>
+          <w:p>
+            <w:r>
+              <w:t># Read from a DIFFERENT node (not the leader)</w:t>
+            </w:r>
+          </w:p>
+          <w:p>
+            <w:r>
+              <w:t>docker exec lab07-node3 /lab07/raft/raft_bin -mode client -node raft-node3:9402 -get city</w:t>
+            </w:r>
+          </w:p>
+          <w:p>
+            <w:r>
+              <w:t>docker exec lab07-node5 /lab07/raft/raft_bin -mode client -node raft-node5:9404 -get language</w:t>
+            </w:r>
+          </w:p>
+          <w:p>
+            <w:r>
+              <w:t># Expected: all values readable from any node — CONSENSUS achieved</w:t>
+            </w:r>
+          </w:p>
+          <w:p/>
+          <w:p>
+            <w:r>
+              <w:t># Check all nodes have same log</w:t>
+            </w:r>
+          </w:p>
+          <w:p>
+            <w:r>
+              <w:t>docker exec lab07-node1 /lab07/raft/raft_bin -mode watch</w:t>
+            </w:r>
+          </w:p>
+          <w:p>
+            <w:r>
+              <w:t># Expected: all 5 show log=3 committed=3 (Ctrl+C to stop — watch loops forever)</w:t>
             </w:r>
           </w:p>
         </w:tc>
@@ -7782,27 +6416,7 @@
                 <w:sz w:val="18"/>
                 <w:szCs w:val="18"/>
               </w:rPr>
-              <w:t xml:space="preserve">nano </w:t>
-            </w:r>
-            <w:proofErr w:type="spellStart"/>
-            <w:r>
-              <w:rPr>
-                <w:rFonts w:ascii="Courier New" w:eastAsia="Courier New" w:hAnsi="Courier New" w:cs="Courier New"/>
-                <w:color w:val="D4D4D4"/>
-                <w:sz w:val="18"/>
-                <w:szCs w:val="18"/>
-              </w:rPr>
-              <w:t>state.go</w:t>
-            </w:r>
-            <w:proofErr w:type="spellEnd"/>
-            <w:r>
-              <w:rPr>
-                <w:rFonts w:ascii="Courier New" w:eastAsia="Courier New" w:hAnsi="Courier New" w:cs="Courier New"/>
-                <w:color w:val="D4D4D4"/>
-                <w:sz w:val="18"/>
-                <w:szCs w:val="18"/>
-              </w:rPr>
-              <w:t xml:space="preserve">   # Tasks 12-14</w:t>
+              <w:t>nano state.go   # Tasks 12-14</w:t>
             </w:r>
           </w:p>
         </w:tc>
@@ -7883,7 +6497,6 @@
             <w:pPr>
               <w:jc w:val="center"/>
             </w:pPr>
-            <w:proofErr w:type="spellStart"/>
             <w:r>
               <w:rPr>
                 <w:color w:val="BDD7EE"/>
@@ -7892,7 +6505,6 @@
               </w:rPr>
               <w:t>state.go</w:t>
             </w:r>
-            <w:proofErr w:type="spellEnd"/>
           </w:p>
         </w:tc>
         <w:tc>
@@ -7916,7 +6528,6 @@
             <w:pPr>
               <w:spacing w:after="30"/>
             </w:pPr>
-            <w:proofErr w:type="spellStart"/>
             <w:r>
               <w:rPr>
                 <w:rFonts w:ascii="Courier New" w:eastAsia="Courier New" w:hAnsi="Courier New" w:cs="Courier New"/>
@@ -7926,19 +6537,7 @@
                 <w:sz w:val="20"/>
                 <w:szCs w:val="20"/>
               </w:rPr>
-              <w:t>applyToStateMachine</w:t>
-            </w:r>
-            <w:proofErr w:type="spellEnd"/>
-            <w:r>
-              <w:rPr>
-                <w:rFonts w:ascii="Courier New" w:eastAsia="Courier New" w:hAnsi="Courier New" w:cs="Courier New"/>
-                <w:b/>
-                <w:bCs/>
-                <w:color w:val="03045E"/>
-                <w:sz w:val="20"/>
-                <w:szCs w:val="20"/>
-              </w:rPr>
-              <w:t xml:space="preserve">()  </w:t>
+              <w:t xml:space="preserve">applyToStateMachine()  </w:t>
             </w:r>
             <w:r>
               <w:rPr>
@@ -7958,43 +6557,7 @@
                 <w:sz w:val="21"/>
                 <w:szCs w:val="21"/>
               </w:rPr>
-              <w:t xml:space="preserve">Parse 'SET key </w:t>
-            </w:r>
-            <w:proofErr w:type="spellStart"/>
-            <w:r>
-              <w:rPr>
-                <w:color w:val="555555"/>
-                <w:sz w:val="21"/>
-                <w:szCs w:val="21"/>
-              </w:rPr>
-              <w:t>val</w:t>
-            </w:r>
-            <w:proofErr w:type="spellEnd"/>
-            <w:r>
-              <w:rPr>
-                <w:color w:val="555555"/>
-                <w:sz w:val="21"/>
-                <w:szCs w:val="21"/>
-              </w:rPr>
-              <w:t xml:space="preserve">' or 'DEL key', update </w:t>
-            </w:r>
-            <w:proofErr w:type="spellStart"/>
-            <w:r>
-              <w:rPr>
-                <w:color w:val="555555"/>
-                <w:sz w:val="21"/>
-                <w:szCs w:val="21"/>
-              </w:rPr>
-              <w:t>n.stateMachine</w:t>
-            </w:r>
-            <w:proofErr w:type="spellEnd"/>
-            <w:r>
-              <w:rPr>
-                <w:color w:val="555555"/>
-                <w:sz w:val="21"/>
-                <w:szCs w:val="21"/>
-              </w:rPr>
-              <w:t xml:space="preserve"> map</w:t>
+              <w:t>Parse 'SET key val' or 'DEL key', update n.stateMachine map</w:t>
             </w:r>
           </w:p>
         </w:tc>
@@ -8062,7 +6625,6 @@
             <w:pPr>
               <w:jc w:val="center"/>
             </w:pPr>
-            <w:proofErr w:type="spellStart"/>
             <w:r>
               <w:rPr>
                 <w:color w:val="BDD7EE"/>
@@ -8071,7 +6633,6 @@
               </w:rPr>
               <w:t>state.go</w:t>
             </w:r>
-            <w:proofErr w:type="spellEnd"/>
           </w:p>
         </w:tc>
         <w:tc>
@@ -8095,7 +6656,6 @@
             <w:pPr>
               <w:spacing w:after="30"/>
             </w:pPr>
-            <w:proofErr w:type="spellStart"/>
             <w:r>
               <w:rPr>
                 <w:rFonts w:ascii="Courier New" w:eastAsia="Courier New" w:hAnsi="Courier New" w:cs="Courier New"/>
@@ -8105,19 +6665,7 @@
                 <w:sz w:val="20"/>
                 <w:szCs w:val="20"/>
               </w:rPr>
-              <w:t>GetValue</w:t>
-            </w:r>
-            <w:proofErr w:type="spellEnd"/>
-            <w:r>
-              <w:rPr>
-                <w:rFonts w:ascii="Courier New" w:eastAsia="Courier New" w:hAnsi="Courier New" w:cs="Courier New"/>
-                <w:b/>
-                <w:bCs/>
-                <w:color w:val="03045E"/>
-                <w:sz w:val="20"/>
-                <w:szCs w:val="20"/>
-              </w:rPr>
-              <w:t xml:space="preserve">()  </w:t>
+              <w:t xml:space="preserve">GetValue()  </w:t>
             </w:r>
             <w:r>
               <w:rPr>
@@ -8137,25 +6685,7 @@
                 <w:sz w:val="21"/>
                 <w:szCs w:val="21"/>
               </w:rPr>
-              <w:t xml:space="preserve">Lock and look up key in </w:t>
-            </w:r>
-            <w:proofErr w:type="spellStart"/>
-            <w:r>
-              <w:rPr>
-                <w:color w:val="555555"/>
-                <w:sz w:val="21"/>
-                <w:szCs w:val="21"/>
-              </w:rPr>
-              <w:t>n.stateMachine</w:t>
-            </w:r>
-            <w:proofErr w:type="spellEnd"/>
-            <w:r>
-              <w:rPr>
-                <w:color w:val="555555"/>
-                <w:sz w:val="21"/>
-                <w:szCs w:val="21"/>
-              </w:rPr>
-              <w:t>, return value and found bool</w:t>
+              <w:t>Lock and look up key in n.stateMachine, return value and found bool</w:t>
             </w:r>
           </w:p>
         </w:tc>
@@ -8223,7 +6753,6 @@
             <w:pPr>
               <w:jc w:val="center"/>
             </w:pPr>
-            <w:proofErr w:type="spellStart"/>
             <w:r>
               <w:rPr>
                 <w:color w:val="BDD7EE"/>
@@ -8232,7 +6761,6 @@
               </w:rPr>
               <w:t>state.go</w:t>
             </w:r>
-            <w:proofErr w:type="spellEnd"/>
           </w:p>
         </w:tc>
         <w:tc>
@@ -8256,7 +6784,6 @@
             <w:pPr>
               <w:spacing w:after="30"/>
             </w:pPr>
-            <w:proofErr w:type="spellStart"/>
             <w:r>
               <w:rPr>
                 <w:rFonts w:ascii="Courier New" w:eastAsia="Courier New" w:hAnsi="Courier New" w:cs="Courier New"/>
@@ -8266,19 +6793,7 @@
                 <w:sz w:val="20"/>
                 <w:szCs w:val="20"/>
               </w:rPr>
-              <w:t>PrintStatus</w:t>
-            </w:r>
-            <w:proofErr w:type="spellEnd"/>
-            <w:r>
-              <w:rPr>
-                <w:rFonts w:ascii="Courier New" w:eastAsia="Courier New" w:hAnsi="Courier New" w:cs="Courier New"/>
-                <w:b/>
-                <w:bCs/>
-                <w:color w:val="03045E"/>
-                <w:sz w:val="20"/>
-                <w:szCs w:val="20"/>
-              </w:rPr>
-              <w:t xml:space="preserve">()  </w:t>
+              <w:t xml:space="preserve">PrintStatus()  </w:t>
             </w:r>
             <w:r>
               <w:rPr>
@@ -8502,21 +7017,7 @@
               <w:rPr>
                 <w:color w:val="000000"/>
               </w:rPr>
-              <w:t>Run: docker exec lab07-node1 /lab07/raft/</w:t>
-            </w:r>
-            <w:proofErr w:type="spellStart"/>
-            <w:r>
-              <w:rPr>
-                <w:color w:val="000000"/>
-              </w:rPr>
-              <w:t>raft_bin</w:t>
-            </w:r>
-            <w:proofErr w:type="spellEnd"/>
-            <w:r>
-              <w:rPr>
-                <w:color w:val="000000"/>
-              </w:rPr>
-              <w:t xml:space="preserve"> -mode watch</w:t>
+              <w:t>Run: docker exec lab07-node1 /lab07/raft/raft_bin -mode watch</w:t>
             </w:r>
           </w:p>
           <w:p>
@@ -8553,7 +7054,237 @@
           </w:p>
           <w:p>
             <w:pPr>
+              <w:spacing w:before="30" w:after="30"/>
+            </w:pPr>
+            <w:r>
+              <w:t>PS C:\Users\DM2719\Desktop\dist-comp-go\lab07-complete&gt; docker exec lab07-node1 /lab07/raft/raft_bin -mode watch</w:t>
+            </w:r>
+          </w:p>
+          <w:p>
+            <w:pPr>
+              <w:spacing w:before="30" w:after="30"/>
+            </w:pPr>
+            <w:r>
+              <w:t>Watching cluster (Ctrl+C to stop)...</w:t>
+            </w:r>
+          </w:p>
+          <w:p>
+            <w:pPr>
+              <w:spacing w:before="30" w:after="30"/>
+            </w:pPr>
+          </w:p>
+          <w:p>
+            <w:pPr>
+              <w:spacing w:before="30" w:after="30"/>
+            </w:pPr>
+            <w:r>
+              <w:t>── Cluster Status @ 09:14:07 ─────────────────────</w:t>
+            </w:r>
+          </w:p>
+          <w:p>
+            <w:pPr>
+              <w:spacing w:before="30" w:after="30"/>
+            </w:pPr>
+            <w:r>
+              <w:t xml:space="preserve">  raft-node1:9400       follower    term=1    log=0    committed=0  </w:t>
+            </w:r>
+          </w:p>
+          <w:p>
+            <w:pPr>
+              <w:spacing w:before="30" w:after="30"/>
+            </w:pPr>
+            <w:r>
+              <w:t xml:space="preserve">  raft-node2:9401       leader      term=1    log=0    committed=0   ← LEADER</w:t>
+            </w:r>
+          </w:p>
+          <w:p>
+            <w:pPr>
+              <w:spacing w:before="30" w:after="30"/>
+            </w:pPr>
+            <w:r>
+              <w:t xml:space="preserve">  raft-node3:9402       follower    term=1    log=0    committed=0  </w:t>
+            </w:r>
+          </w:p>
+          <w:p>
+            <w:pPr>
+              <w:spacing w:before="30" w:after="30"/>
+            </w:pPr>
+            <w:r>
+              <w:t xml:space="preserve">  raft-node4:9403       follower    term=1    log=0    committed=0  </w:t>
+            </w:r>
+          </w:p>
+          <w:p>
+            <w:pPr>
+              <w:spacing w:before="30" w:after="30"/>
+            </w:pPr>
+            <w:r>
+              <w:t xml:space="preserve">  raft-node5:9404       follower    term=1    log=0    committed=0  </w:t>
+            </w:r>
+          </w:p>
+          <w:p>
+            <w:pPr>
+              <w:spacing w:before="30" w:after="30"/>
+            </w:pPr>
+          </w:p>
+          <w:p>
+            <w:pPr>
+              <w:spacing w:before="30" w:after="30"/>
+            </w:pPr>
+            <w:r>
+              <w:t>── Cluster Status @ 09:14:08 ─────────────────────</w:t>
+            </w:r>
+          </w:p>
+          <w:p>
+            <w:pPr>
+              <w:spacing w:before="30" w:after="30"/>
+            </w:pPr>
+            <w:r>
+              <w:t xml:space="preserve">  raft-node1:9400       follower    term=1    log=0    committed=0  </w:t>
+            </w:r>
+          </w:p>
+          <w:p>
+            <w:pPr>
+              <w:spacing w:before="30" w:after="30"/>
+            </w:pPr>
+            <w:r>
+              <w:t xml:space="preserve">  raft-node2:9401       leader      term=1    log=0    committed=0   ← LEADER</w:t>
+            </w:r>
+          </w:p>
+          <w:p>
+            <w:pPr>
+              <w:spacing w:before="30" w:after="30"/>
+            </w:pPr>
+            <w:r>
+              <w:t xml:space="preserve">  raft-node3:9402       follower    term=1    log=0    committed=0  </w:t>
+            </w:r>
+          </w:p>
+          <w:p>
+            <w:pPr>
+              <w:spacing w:before="30" w:after="30"/>
+            </w:pPr>
+            <w:r>
+              <w:t xml:space="preserve">  raft-node4:9403       follower    term=1    log=0    committed=0  </w:t>
+            </w:r>
+          </w:p>
+          <w:p>
+            <w:pPr>
+              <w:spacing w:before="30" w:after="30"/>
+            </w:pPr>
+            <w:r>
+              <w:t xml:space="preserve">  raft-node5:9404       follower    term=1    log=0    committed=0  </w:t>
+            </w:r>
+          </w:p>
+          <w:p>
+            <w:pPr>
+              <w:spacing w:before="30" w:after="30"/>
+            </w:pPr>
+          </w:p>
+          <w:p>
+            <w:pPr>
+              <w:spacing w:before="30" w:after="30"/>
+            </w:pPr>
+            <w:r>
+              <w:t>── Cluster Status @ 09:14:09 ─────────────────────</w:t>
+            </w:r>
+          </w:p>
+          <w:p>
+            <w:pPr>
+              <w:spacing w:before="30" w:after="30"/>
+            </w:pPr>
+            <w:r>
+              <w:t xml:space="preserve">  raft-node1:9400       follower    term=1    log=0    committed=0  </w:t>
+            </w:r>
+          </w:p>
+          <w:p>
+            <w:pPr>
+              <w:spacing w:before="30" w:after="30"/>
+            </w:pPr>
+            <w:r>
+              <w:t xml:space="preserve">  raft-node2:9401       leader      term=1    log=0    committed=0   ← LEADER</w:t>
+            </w:r>
+          </w:p>
+          <w:p>
+            <w:pPr>
+              <w:spacing w:before="30" w:after="30"/>
+            </w:pPr>
+            <w:r>
+              <w:t xml:space="preserve">  raft-node3:9402       follower    term=1    log=0    committed=0  </w:t>
+            </w:r>
+          </w:p>
+          <w:p>
+            <w:pPr>
+              <w:spacing w:before="30" w:after="30"/>
+            </w:pPr>
+            <w:r>
+              <w:t xml:space="preserve">  raft-node4:9403       follower    term=1    log=0    committed=0  </w:t>
+            </w:r>
+          </w:p>
+          <w:p>
+            <w:pPr>
+              <w:spacing w:before="30" w:after="30"/>
+            </w:pPr>
+            <w:r>
+              <w:t xml:space="preserve">  raft-node5:9404       follower    term=1    log=0    committed=0  </w:t>
+            </w:r>
+          </w:p>
+          <w:p>
+            <w:pPr>
+              <w:spacing w:before="30" w:after="30"/>
+            </w:pPr>
+          </w:p>
+          <w:p>
+            <w:pPr>
+              <w:spacing w:before="30" w:after="30"/>
+            </w:pPr>
+            <w:r>
+              <w:t>2026-07-27T09:13:57.752531494Z [NODE raft-node2] Starting as Follower (term 0)</w:t>
+            </w:r>
+          </w:p>
+          <w:p>
+            <w:pPr>
+              <w:spacing w:before="30" w:after="30"/>
+            </w:pPr>
+            <w:r>
+              <w:t xml:space="preserve">  2026-07-27T09:13:57.752541395Z [RPC] Raft node listening on port 9401</w:t>
+            </w:r>
+          </w:p>
+          <w:p>
+            <w:pPr>
+              <w:spacing w:before="30" w:after="30"/>
+            </w:pPr>
+            <w:r>
+              <w:t xml:space="preserve">  2026-07-27T09:13:57.752544595Z [RAFT] Node raft-node2 ready</w:t>
+            </w:r>
+          </w:p>
+          <w:p>
+            <w:pPr>
+              <w:spacing w:before="30" w:after="30"/>
+            </w:pPr>
+            <w:r>
+              <w:t xml:space="preserve">  2026-07-27T09:13:57.921173000Z [NODE raft-node2] Became Candidate (term 1) - starting election</w:t>
+            </w:r>
+          </w:p>
+          <w:p>
+            <w:pPr>
+              <w:spacing w:before="30" w:after="30"/>
+            </w:pPr>
+            <w:r>
+              <w:t xml:space="preserve">  2026-07-27T09:13:57.924204666Z [NODE raft-node2] Became LEADER (term 1)</w:t>
+            </w:r>
+          </w:p>
+          <w:p>
+            <w:pPr>
+              <w:spacing w:before="30" w:after="30"/>
+            </w:pPr>
+          </w:p>
+          <w:p>
+            <w:pPr>
               <w:spacing w:before="80" w:after="40"/>
+              <w:rPr>
+                <w:b/>
+                <w:bCs/>
+                <w:color w:val="0077B6"/>
+              </w:rPr>
             </w:pPr>
             <w:r>
               <w:rPr>
@@ -8579,6 +7310,18 @@
               </w:rPr>
               <w:t>Which node became the first leader?</w:t>
             </w:r>
+            <w:r>
+              <w:rPr>
+                <w:color w:val="000000"/>
+              </w:rPr>
+              <w:t xml:space="preserve"> </w:t>
+            </w:r>
+            <w:r>
+              <w:rPr>
+                <w:color w:val="000000"/>
+              </w:rPr>
+              <w:t>raft-node2</w:t>
+            </w:r>
           </w:p>
           <w:p>
             <w:pPr>
@@ -8595,6 +7338,18 @@
               </w:rPr>
               <w:t>At what term? (should be term 1 or 2)</w:t>
             </w:r>
+            <w:r>
+              <w:rPr>
+                <w:color w:val="000000"/>
+              </w:rPr>
+              <w:t xml:space="preserve"> term </w:t>
+            </w:r>
+            <w:r>
+              <w:rPr>
+                <w:color w:val="000000"/>
+              </w:rPr>
+              <w:t>1</w:t>
+            </w:r>
           </w:p>
           <w:p>
             <w:pPr>
@@ -8611,6 +7366,12 @@
               </w:rPr>
               <w:t>How long did election take (rough estimate from watch output)?</w:t>
             </w:r>
+            <w:r>
+              <w:rPr>
+                <w:color w:val="000000"/>
+              </w:rPr>
+              <w:t xml:space="preserve"> ~171ms</w:t>
+            </w:r>
           </w:p>
           <w:p>
             <w:pPr>
@@ -8627,6 +7388,32 @@
               </w:rPr>
               <w:t>Why did only ONE node become leader if all started simultaneously?</w:t>
             </w:r>
+            <w:r>
+              <w:rPr>
+                <w:color w:val="000000"/>
+              </w:rPr>
+              <w:t xml:space="preserve"> </w:t>
+            </w:r>
+            <w:r>
+              <w:rPr>
+                <w:color w:val="000000"/>
+              </w:rPr>
+              <w:t xml:space="preserve">Because each node election timer is random duration in 150-300ms so they don’t expire at exactly </w:t>
+            </w:r>
+            <w:r>
+              <w:rPr>
+                <w:color w:val="000000"/>
+              </w:rPr>
+              <w:lastRenderedPageBreak/>
+              <w:t xml:space="preserve">the same instant and it stop all node became Candidate. And when node timer fires first increments its term and requests votes before the others time out. And Every other node can cast at most one vote per term so only one node can get majority in that term. If two candidates timers fire at same timer there is split vote none of node could gets majority. </w:t>
+            </w:r>
+          </w:p>
+          <w:p>
+            <w:pPr>
+              <w:pStyle w:val="ListParagraph"/>
+              <w:spacing w:before="30" w:after="30"/>
+              <w:ind w:left="720"/>
+            </w:pPr>
           </w:p>
         </w:tc>
       </w:tr>
@@ -8748,35 +7535,7 @@
               <w:rPr>
                 <w:color w:val="000000"/>
               </w:rPr>
-              <w:t>./</w:t>
-            </w:r>
-            <w:proofErr w:type="spellStart"/>
-            <w:r>
-              <w:rPr>
-                <w:color w:val="000000"/>
-              </w:rPr>
-              <w:t>raft_bin</w:t>
-            </w:r>
-            <w:proofErr w:type="spellEnd"/>
-            <w:r>
-              <w:rPr>
-                <w:color w:val="000000"/>
-              </w:rPr>
-              <w:t xml:space="preserve"> -mode client -node raft-node1:9400 -</w:t>
-            </w:r>
-            <w:proofErr w:type="spellStart"/>
-            <w:r>
-              <w:rPr>
-                <w:color w:val="000000"/>
-              </w:rPr>
-              <w:t>cmd</w:t>
-            </w:r>
-            <w:proofErr w:type="spellEnd"/>
-            <w:r>
-              <w:rPr>
-                <w:color w:val="000000"/>
-              </w:rPr>
-              <w:t xml:space="preserve"> 'SET a 1'</w:t>
+              <w:t>./raft_bin -mode client -node raft-node1:9400 -cmd 'SET a 1'</w:t>
             </w:r>
           </w:p>
           <w:p>
@@ -8855,6 +7614,12 @@
               </w:rPr>
               <w:t>Were all 5 values readable from non-leader nodes?</w:t>
             </w:r>
+            <w:r>
+              <w:rPr>
+                <w:color w:val="000000"/>
+              </w:rPr>
+              <w:t xml:space="preserve"> yes</w:t>
+            </w:r>
           </w:p>
           <w:p>
             <w:pPr>
@@ -8871,6 +7636,12 @@
               </w:rPr>
               <w:t>Did all 5 nodes show the same log length and commit index?</w:t>
             </w:r>
+            <w:r>
+              <w:rPr>
+                <w:color w:val="000000"/>
+              </w:rPr>
+              <w:t xml:space="preserve"> yes</w:t>
+            </w:r>
           </w:p>
           <w:p>
             <w:pPr>
@@ -8886,6 +7657,12 @@
                 <w:color w:val="000000"/>
               </w:rPr>
               <w:t>What does this demonstrate about Raft consensus?</w:t>
+            </w:r>
+            <w:r>
+              <w:rPr>
+                <w:color w:val="000000"/>
+              </w:rPr>
+              <w:t xml:space="preserve"> Raft guarantee: once majority acknowledges a log entry, durably committed and will eventually applied on every node- all nodes consensus on state machine using replicated logs.</w:t>
             </w:r>
           </w:p>
         </w:tc>
@@ -9061,6 +7838,84 @@
           </w:p>
           <w:p>
             <w:pPr>
+              <w:spacing w:before="30" w:after="30"/>
+            </w:pPr>
+            <w:r>
+              <w:t>── Cluster Status @ 09:37:30 ─────────────────────</w:t>
+            </w:r>
+          </w:p>
+          <w:p>
+            <w:pPr>
+              <w:spacing w:before="30" w:after="30"/>
+            </w:pPr>
+            <w:r>
+              <w:t xml:space="preserve">  raft-node1:9400       follower    term=2    log=5    committed=5  </w:t>
+            </w:r>
+          </w:p>
+          <w:p>
+            <w:pPr>
+              <w:spacing w:before="30" w:after="30"/>
+            </w:pPr>
+            <w:r>
+              <w:t xml:space="preserve">  raft-node2:9401       </w:t>
+            </w:r>
+            <w:r>
+              <w:rPr>
+                <w:rFonts w:ascii="Segoe UI Emoji" w:hAnsi="Segoe UI Emoji" w:cs="Segoe UI Emoji"/>
+              </w:rPr>
+              <w:t>❌</w:t>
+            </w:r>
+            <w:r>
+              <w:t xml:space="preserve"> unreachable</w:t>
+            </w:r>
+          </w:p>
+          <w:p>
+            <w:pPr>
+              <w:spacing w:before="30" w:after="30"/>
+            </w:pPr>
+            <w:r>
+              <w:t xml:space="preserve">  raft-node3:9402       leader      term=2    log=5    committed=5   ← LEADER</w:t>
+            </w:r>
+          </w:p>
+          <w:p>
+            <w:pPr>
+              <w:spacing w:before="30" w:after="30"/>
+            </w:pPr>
+            <w:r>
+              <w:t xml:space="preserve">  raft-node4:9403       follower    term=2    log=5    committed=5  </w:t>
+            </w:r>
+          </w:p>
+          <w:p>
+            <w:pPr>
+              <w:spacing w:before="30" w:after="30"/>
+            </w:pPr>
+            <w:r>
+              <w:t xml:space="preserve">  raft-node5:9404       follower    term=2    log=5    committed=5  </w:t>
+            </w:r>
+          </w:p>
+          <w:p>
+            <w:pPr>
+              <w:spacing w:before="30" w:after="30"/>
+            </w:pPr>
+          </w:p>
+          <w:p>
+            <w:pPr>
+              <w:spacing w:before="30" w:after="30"/>
+            </w:pPr>
+            <w:r>
+              <w:t>2026-07-27T09:37:07.469479423Z [NODE raft-node3] Became Candidate (term 2) - starting election</w:t>
+            </w:r>
+          </w:p>
+          <w:p>
+            <w:pPr>
+              <w:spacing w:before="30" w:after="30"/>
+            </w:pPr>
+            <w:r>
+              <w:t>2026-07-27T09:37:07.471894327Z [NODE raft-node3] Became LEADER (term 2)</w:t>
+            </w:r>
+          </w:p>
+          <w:p>
+            <w:pPr>
               <w:spacing w:before="80" w:after="40"/>
             </w:pPr>
             <w:r>
@@ -9087,6 +7942,12 @@
               </w:rPr>
               <w:t>How long did it take for a new leader to be elected?</w:t>
             </w:r>
+            <w:r>
+              <w:rPr>
+                <w:color w:val="000000"/>
+              </w:rPr>
+              <w:t>~154ms</w:t>
+            </w:r>
           </w:p>
           <w:p>
             <w:pPr>
@@ -9103,6 +7964,12 @@
               </w:rPr>
               <w:t>What term did the new election happen in?</w:t>
             </w:r>
+            <w:r>
+              <w:rPr>
+                <w:color w:val="000000"/>
+              </w:rPr>
+              <w:t xml:space="preserve"> term 2</w:t>
+            </w:r>
           </w:p>
           <w:p>
             <w:pPr>
@@ -9119,6 +7986,12 @@
               </w:rPr>
               <w:t>Were the 5 previously committed entries still readable from the new leader?</w:t>
             </w:r>
+            <w:r>
+              <w:rPr>
+                <w:color w:val="000000"/>
+              </w:rPr>
+              <w:t xml:space="preserve"> YES</w:t>
+            </w:r>
           </w:p>
           <w:p>
             <w:pPr>
@@ -9134,6 +8007,12 @@
                 <w:color w:val="000000"/>
               </w:rPr>
               <w:t>How does Raft guarantee the new leader has all committed entries?</w:t>
+            </w:r>
+            <w:r>
+              <w:rPr>
+                <w:color w:val="000000"/>
+              </w:rPr>
+              <w:t xml:space="preserve"> It already consensus on log entries using replicated logs</w:t>
             </w:r>
           </w:p>
         </w:tc>
@@ -9320,6 +8199,12 @@
               </w:rPr>
               <w:t>Did writes succeed with only 3 nodes (majority of 5)?</w:t>
             </w:r>
+            <w:r>
+              <w:rPr>
+                <w:color w:val="000000"/>
+              </w:rPr>
+              <w:t xml:space="preserve"> YES</w:t>
+            </w:r>
           </w:p>
           <w:p>
             <w:pPr>
@@ -9336,6 +8221,12 @@
               </w:rPr>
               <w:t>Were values readable from the remaining followers?</w:t>
             </w:r>
+            <w:r>
+              <w:rPr>
+                <w:color w:val="000000"/>
+              </w:rPr>
+              <w:t xml:space="preserve"> YES</w:t>
+            </w:r>
           </w:p>
           <w:p>
             <w:pPr>
@@ -9351,6 +8242,12 @@
                 <w:color w:val="000000"/>
               </w:rPr>
               <w:t>How many nodes can fail before writes stop working?</w:t>
+            </w:r>
+            <w:r>
+              <w:rPr>
+                <w:color w:val="000000"/>
+              </w:rPr>
+              <w:t xml:space="preserve"> 2</w:t>
             </w:r>
           </w:p>
         </w:tc>
@@ -9473,35 +8370,7 @@
               <w:rPr>
                 <w:color w:val="000000"/>
               </w:rPr>
-              <w:t>Try to submit a command: ./</w:t>
-            </w:r>
-            <w:proofErr w:type="spellStart"/>
-            <w:r>
-              <w:rPr>
-                <w:color w:val="000000"/>
-              </w:rPr>
-              <w:t>raft_bin</w:t>
-            </w:r>
-            <w:proofErr w:type="spellEnd"/>
-            <w:r>
-              <w:rPr>
-                <w:color w:val="000000"/>
-              </w:rPr>
-              <w:t xml:space="preserve"> -mode client -node raft-node1:9400 -</w:t>
-            </w:r>
-            <w:proofErr w:type="spellStart"/>
-            <w:r>
-              <w:rPr>
-                <w:color w:val="000000"/>
-              </w:rPr>
-              <w:t>cmd</w:t>
-            </w:r>
-            <w:proofErr w:type="spellEnd"/>
-            <w:r>
-              <w:rPr>
-                <w:color w:val="000000"/>
-              </w:rPr>
-              <w:t xml:space="preserve"> 'SET x 99'</w:t>
+              <w:t>Try to submit a command: ./raft_bin -mode client -node raft-node1:9400 -cmd 'SET x 99'</w:t>
             </w:r>
           </w:p>
           <w:p>
@@ -9596,6 +8465,12 @@
               </w:rPr>
               <w:t>After restarting one node (3 total), did writes work again?</w:t>
             </w:r>
+            <w:r>
+              <w:rPr>
+                <w:color w:val="000000"/>
+              </w:rPr>
+              <w:t>YEs</w:t>
+            </w:r>
           </w:p>
           <w:p>
             <w:pPr>
@@ -9611,6 +8486,12 @@
                 <w:color w:val="000000"/>
               </w:rPr>
               <w:t>How does this connect to the CAP theorem from Lab 03?</w:t>
+            </w:r>
+            <w:r>
+              <w:rPr>
+                <w:color w:val="000000"/>
+              </w:rPr>
+              <w:t>CP system – it refuses writes it cants commit on majority of nodes</w:t>
             </w:r>
           </w:p>
         </w:tc>
@@ -9868,21 +8749,7 @@
         <w:rPr>
           <w:color w:val="000000"/>
         </w:rPr>
-        <w:t xml:space="preserve">In Experiment C, the new leader had all the committed log entries from before the crash. Raft guarantees this through its vote-granting rules. Explain which condition in </w:t>
-      </w:r>
-      <w:proofErr w:type="spellStart"/>
-      <w:r>
-        <w:rPr>
-          <w:color w:val="000000"/>
-        </w:rPr>
-        <w:t>RequestVote</w:t>
-      </w:r>
-      <w:proofErr w:type="spellEnd"/>
-      <w:r>
-        <w:rPr>
-          <w:color w:val="000000"/>
-        </w:rPr>
-        <w:t xml:space="preserve"> (Task 6) ensures the new leader always has all committed entries.</w:t>
+        <w:t>In Experiment C, the new leader had all the committed log entries from before the crash. Raft guarantees this through its vote-granting rules. Explain which condition in RequestVote (Task 6) ensures the new leader always has all committed entries.</w:t>
       </w:r>
     </w:p>
     <w:p>
@@ -10670,6 +9537,17 @@
               <w:right w:w="150" w:type="dxa"/>
             </w:tcMar>
           </w:tcPr>
+          <w:p>
+            <w:pPr>
+              <w:spacing w:before="30" w:after="30"/>
+            </w:pPr>
+            <w:r>
+              <w:rPr>
+                <w:color w:val="000000"/>
+              </w:rPr>
+              <w:t>raft-node2</w:t>
+            </w:r>
+          </w:p>
           <w:p/>
         </w:tc>
       </w:tr>
@@ -10719,7 +9597,11 @@
               <w:right w:w="150" w:type="dxa"/>
             </w:tcMar>
           </w:tcPr>
-          <w:p/>
+          <w:p>
+            <w:r>
+              <w:t>Term 1</w:t>
+            </w:r>
+          </w:p>
         </w:tc>
       </w:tr>
       <w:tr>
@@ -10768,7 +9650,11 @@
               <w:right w:w="150" w:type="dxa"/>
             </w:tcMar>
           </w:tcPr>
-          <w:p/>
+          <w:p>
+            <w:r>
+              <w:t>~171ms</w:t>
+            </w:r>
+          </w:p>
         </w:tc>
       </w:tr>
       <w:tr>
@@ -10817,7 +9703,11 @@
               <w:right w:w="150" w:type="dxa"/>
             </w:tcMar>
           </w:tcPr>
-          <w:p/>
+          <w:p>
+            <w:r>
+              <w:t>YES</w:t>
+            </w:r>
+          </w:p>
         </w:tc>
       </w:tr>
       <w:tr>
@@ -10866,7 +9756,11 @@
               <w:right w:w="150" w:type="dxa"/>
             </w:tcMar>
           </w:tcPr>
-          <w:p/>
+          <w:p>
+            <w:r>
+              <w:t>YES</w:t>
+            </w:r>
+          </w:p>
         </w:tc>
       </w:tr>
     </w:tbl>
@@ -11012,7 +9906,11 @@
               <w:right w:w="150" w:type="dxa"/>
             </w:tcMar>
           </w:tcPr>
-          <w:p/>
+          <w:p>
+            <w:r>
+              <w:t>154ms</w:t>
+            </w:r>
+          </w:p>
         </w:tc>
       </w:tr>
       <w:tr>
@@ -11061,7 +9959,11 @@
               <w:right w:w="150" w:type="dxa"/>
             </w:tcMar>
           </w:tcPr>
-          <w:p/>
+          <w:p>
+            <w:r>
+              <w:t>Term 2</w:t>
+            </w:r>
+          </w:p>
         </w:tc>
       </w:tr>
       <w:tr>
@@ -11110,7 +10012,11 @@
               <w:right w:w="150" w:type="dxa"/>
             </w:tcMar>
           </w:tcPr>
-          <w:p/>
+          <w:p>
+            <w:r>
+              <w:t>YES</w:t>
+            </w:r>
+          </w:p>
         </w:tc>
       </w:tr>
       <w:tr>
@@ -11159,7 +10065,11 @@
               <w:right w:w="150" w:type="dxa"/>
             </w:tcMar>
           </w:tcPr>
-          <w:p/>
+          <w:p>
+            <w:r>
+              <w:t>YES</w:t>
+            </w:r>
+          </w:p>
         </w:tc>
       </w:tr>
       <w:tr>
@@ -11208,7 +10118,11 @@
               <w:right w:w="150" w:type="dxa"/>
             </w:tcMar>
           </w:tcPr>
-          <w:p/>
+          <w:p>
+            <w:r>
+              <w:t>NO</w:t>
+            </w:r>
+          </w:p>
         </w:tc>
       </w:tr>
       <w:tr>
@@ -11257,7 +10171,11 @@
               <w:right w:w="150" w:type="dxa"/>
             </w:tcMar>
           </w:tcPr>
-          <w:p/>
+          <w:p>
+            <w:r>
+              <w:t>YES</w:t>
+            </w:r>
+          </w:p>
         </w:tc>
       </w:tr>
     </w:tbl>
@@ -11689,36 +10607,56 @@
             </w:tcMar>
           </w:tcPr>
           <w:p>
-            <w:proofErr w:type="spellStart"/>
             <w:r>
               <w:rPr>
                 <w:color w:val="000000"/>
                 <w:sz w:val="21"/>
                 <w:szCs w:val="21"/>
               </w:rPr>
-              <w:t>NewNode</w:t>
-            </w:r>
-            <w:proofErr w:type="spellEnd"/>
+              <w:t>NewNode returned nil</w:t>
+            </w:r>
+          </w:p>
+        </w:tc>
+        <w:tc>
+          <w:tcPr>
+            <w:tcW w:w="5960" w:type="dxa"/>
+            <w:tcBorders>
+              <w:top w:val="single" w:sz="1" w:space="0" w:color="CCCCCC"/>
+              <w:left w:val="single" w:sz="1" w:space="0" w:color="CCCCCC"/>
+              <w:bottom w:val="single" w:sz="1" w:space="0" w:color="CCCCCC"/>
+              <w:right w:val="single" w:sz="1" w:space="0" w:color="CCCCCC"/>
+            </w:tcBorders>
+            <w:shd w:val="clear" w:color="auto" w:fill="FFFFFF"/>
+            <w:tcMar>
+              <w:top w:w="100" w:type="dxa"/>
+              <w:left w:w="150" w:type="dxa"/>
+              <w:bottom w:w="100" w:type="dxa"/>
+              <w:right w:w="150" w:type="dxa"/>
+            </w:tcMar>
+          </w:tcPr>
+          <w:p>
             <w:r>
               <w:rPr>
                 <w:color w:val="000000"/>
                 <w:sz w:val="21"/>
                 <w:szCs w:val="21"/>
               </w:rPr>
-              <w:t xml:space="preserve"> returned nil</w:t>
-            </w:r>
-          </w:p>
-        </w:tc>
-        <w:tc>
-          <w:tcPr>
-            <w:tcW w:w="5960" w:type="dxa"/>
-            <w:tcBorders>
-              <w:top w:val="single" w:sz="1" w:space="0" w:color="CCCCCC"/>
-              <w:left w:val="single" w:sz="1" w:space="0" w:color="CCCCCC"/>
-              <w:bottom w:val="single" w:sz="1" w:space="0" w:color="CCCCCC"/>
-              <w:right w:val="single" w:sz="1" w:space="0" w:color="CCCCCC"/>
-            </w:tcBorders>
-            <w:shd w:val="clear" w:color="auto" w:fill="FFFFFF"/>
+              <w:t>Task 1 not implemented — return &amp;Node{...}</w:t>
+            </w:r>
+          </w:p>
+        </w:tc>
+      </w:tr>
+      <w:tr>
+        <w:tc>
+          <w:tcPr>
+            <w:tcW w:w="3400" w:type="dxa"/>
+            <w:tcBorders>
+              <w:top w:val="single" w:sz="1" w:space="0" w:color="CCCCCC"/>
+              <w:left w:val="single" w:sz="1" w:space="0" w:color="CCCCCC"/>
+              <w:bottom w:val="single" w:sz="1" w:space="0" w:color="CCCCCC"/>
+              <w:right w:val="single" w:sz="1" w:space="0" w:color="CCCCCC"/>
+            </w:tcBorders>
+            <w:shd w:val="clear" w:color="auto" w:fill="F2F2F2"/>
             <w:tcMar>
               <w:top w:w="100" w:type="dxa"/>
               <w:left w:w="150" w:type="dxa"/>
@@ -11733,7 +10671,35 @@
                 <w:sz w:val="21"/>
                 <w:szCs w:val="21"/>
               </w:rPr>
-              <w:t>Task 1 not implemented — return &amp;Node{...}</w:t>
+              <w:t>No leader after 10 seconds</w:t>
+            </w:r>
+          </w:p>
+        </w:tc>
+        <w:tc>
+          <w:tcPr>
+            <w:tcW w:w="5960" w:type="dxa"/>
+            <w:tcBorders>
+              <w:top w:val="single" w:sz="1" w:space="0" w:color="CCCCCC"/>
+              <w:left w:val="single" w:sz="1" w:space="0" w:color="CCCCCC"/>
+              <w:bottom w:val="single" w:sz="1" w:space="0" w:color="CCCCCC"/>
+              <w:right w:val="single" w:sz="1" w:space="0" w:color="CCCCCC"/>
+            </w:tcBorders>
+            <w:shd w:val="clear" w:color="auto" w:fill="F2F2F2"/>
+            <w:tcMar>
+              <w:top w:w="100" w:type="dxa"/>
+              <w:left w:w="150" w:type="dxa"/>
+              <w:bottom w:w="100" w:type="dxa"/>
+              <w:right w:w="150" w:type="dxa"/>
+            </w:tcMar>
+          </w:tcPr>
+          <w:p>
+            <w:r>
+              <w:rPr>
+                <w:color w:val="000000"/>
+                <w:sz w:val="21"/>
+                <w:szCs w:val="21"/>
+              </w:rPr>
+              <w:t>becomeCandidate or startElection not implemented</w:t>
             </w:r>
           </w:p>
         </w:tc>
@@ -11748,7 +10714,7 @@
               <w:bottom w:val="single" w:sz="1" w:space="0" w:color="CCCCCC"/>
               <w:right w:val="single" w:sz="1" w:space="0" w:color="CCCCCC"/>
             </w:tcBorders>
-            <w:shd w:val="clear" w:color="auto" w:fill="F2F2F2"/>
+            <w:shd w:val="clear" w:color="auto" w:fill="FFFFFF"/>
             <w:tcMar>
               <w:top w:w="100" w:type="dxa"/>
               <w:left w:w="150" w:type="dxa"/>
@@ -11763,7 +10729,7 @@
                 <w:sz w:val="21"/>
                 <w:szCs w:val="21"/>
               </w:rPr>
-              <w:t>No leader after 10 seconds</w:t>
+              <w:t>All nodes stuck as Candidate</w:t>
             </w:r>
           </w:p>
         </w:tc>
@@ -11776,50 +10742,138 @@
               <w:bottom w:val="single" w:sz="1" w:space="0" w:color="CCCCCC"/>
               <w:right w:val="single" w:sz="1" w:space="0" w:color="CCCCCC"/>
             </w:tcBorders>
-            <w:shd w:val="clear" w:color="auto" w:fill="F2F2F2"/>
-            <w:tcMar>
-              <w:top w:w="100" w:type="dxa"/>
-              <w:left w:w="150" w:type="dxa"/>
-              <w:bottom w:w="100" w:type="dxa"/>
-              <w:right w:w="150" w:type="dxa"/>
-            </w:tcMar>
-          </w:tcPr>
-          <w:p>
-            <w:proofErr w:type="spellStart"/>
+            <w:shd w:val="clear" w:color="auto" w:fill="FFFFFF"/>
+            <w:tcMar>
+              <w:top w:w="100" w:type="dxa"/>
+              <w:left w:w="150" w:type="dxa"/>
+              <w:bottom w:w="100" w:type="dxa"/>
+              <w:right w:w="150" w:type="dxa"/>
+            </w:tcMar>
+          </w:tcPr>
+          <w:p>
             <w:r>
               <w:rPr>
                 <w:color w:val="000000"/>
                 <w:sz w:val="21"/>
                 <w:szCs w:val="21"/>
               </w:rPr>
-              <w:t>becomeCandidate</w:t>
-            </w:r>
-            <w:proofErr w:type="spellEnd"/>
+              <w:t>RequestVote handler (Task 6) not granting votes</w:t>
+            </w:r>
+          </w:p>
+        </w:tc>
+      </w:tr>
+      <w:tr>
+        <w:tc>
+          <w:tcPr>
+            <w:tcW w:w="3400" w:type="dxa"/>
+            <w:tcBorders>
+              <w:top w:val="single" w:sz="1" w:space="0" w:color="CCCCCC"/>
+              <w:left w:val="single" w:sz="1" w:space="0" w:color="CCCCCC"/>
+              <w:bottom w:val="single" w:sz="1" w:space="0" w:color="CCCCCC"/>
+              <w:right w:val="single" w:sz="1" w:space="0" w:color="CCCCCC"/>
+            </w:tcBorders>
+            <w:shd w:val="clear" w:color="auto" w:fill="F2F2F2"/>
+            <w:tcMar>
+              <w:top w:w="100" w:type="dxa"/>
+              <w:left w:w="150" w:type="dxa"/>
+              <w:bottom w:w="100" w:type="dxa"/>
+              <w:right w:w="150" w:type="dxa"/>
+            </w:tcMar>
+          </w:tcPr>
+          <w:p>
             <w:r>
               <w:rPr>
                 <w:color w:val="000000"/>
                 <w:sz w:val="21"/>
                 <w:szCs w:val="21"/>
               </w:rPr>
-              <w:t xml:space="preserve"> or </w:t>
-            </w:r>
-            <w:proofErr w:type="spellStart"/>
+              <w:t>Leader keeps changing</w:t>
+            </w:r>
+          </w:p>
+        </w:tc>
+        <w:tc>
+          <w:tcPr>
+            <w:tcW w:w="5960" w:type="dxa"/>
+            <w:tcBorders>
+              <w:top w:val="single" w:sz="1" w:space="0" w:color="CCCCCC"/>
+              <w:left w:val="single" w:sz="1" w:space="0" w:color="CCCCCC"/>
+              <w:bottom w:val="single" w:sz="1" w:space="0" w:color="CCCCCC"/>
+              <w:right w:val="single" w:sz="1" w:space="0" w:color="CCCCCC"/>
+            </w:tcBorders>
+            <w:shd w:val="clear" w:color="auto" w:fill="F2F2F2"/>
+            <w:tcMar>
+              <w:top w:w="100" w:type="dxa"/>
+              <w:left w:w="150" w:type="dxa"/>
+              <w:bottom w:w="100" w:type="dxa"/>
+              <w:right w:w="150" w:type="dxa"/>
+            </w:tcMar>
+          </w:tcPr>
+          <w:p>
             <w:r>
               <w:rPr>
                 <w:color w:val="000000"/>
                 <w:sz w:val="21"/>
                 <w:szCs w:val="21"/>
               </w:rPr>
-              <w:t>startElection</w:t>
-            </w:r>
-            <w:proofErr w:type="spellEnd"/>
+              <w:t>sendHeartbeats not implemented — followers keep timing out</w:t>
+            </w:r>
+          </w:p>
+        </w:tc>
+      </w:tr>
+      <w:tr>
+        <w:tc>
+          <w:tcPr>
+            <w:tcW w:w="3400" w:type="dxa"/>
+            <w:tcBorders>
+              <w:top w:val="single" w:sz="1" w:space="0" w:color="CCCCCC"/>
+              <w:left w:val="single" w:sz="1" w:space="0" w:color="CCCCCC"/>
+              <w:bottom w:val="single" w:sz="1" w:space="0" w:color="CCCCCC"/>
+              <w:right w:val="single" w:sz="1" w:space="0" w:color="CCCCCC"/>
+            </w:tcBorders>
+            <w:shd w:val="clear" w:color="auto" w:fill="FFFFFF"/>
+            <w:tcMar>
+              <w:top w:w="100" w:type="dxa"/>
+              <w:left w:w="150" w:type="dxa"/>
+              <w:bottom w:w="100" w:type="dxa"/>
+              <w:right w:w="150" w:type="dxa"/>
+            </w:tcMar>
+          </w:tcPr>
+          <w:p>
             <w:r>
               <w:rPr>
                 <w:color w:val="000000"/>
                 <w:sz w:val="21"/>
                 <w:szCs w:val="21"/>
               </w:rPr>
-              <w:t xml:space="preserve"> not implemented</w:t>
+              <w:t>SET returns 'not the leader'</w:t>
+            </w:r>
+          </w:p>
+        </w:tc>
+        <w:tc>
+          <w:tcPr>
+            <w:tcW w:w="5960" w:type="dxa"/>
+            <w:tcBorders>
+              <w:top w:val="single" w:sz="1" w:space="0" w:color="CCCCCC"/>
+              <w:left w:val="single" w:sz="1" w:space="0" w:color="CCCCCC"/>
+              <w:bottom w:val="single" w:sz="1" w:space="0" w:color="CCCCCC"/>
+              <w:right w:val="single" w:sz="1" w:space="0" w:color="CCCCCC"/>
+            </w:tcBorders>
+            <w:shd w:val="clear" w:color="auto" w:fill="FFFFFF"/>
+            <w:tcMar>
+              <w:top w:w="100" w:type="dxa"/>
+              <w:left w:w="150" w:type="dxa"/>
+              <w:bottom w:w="100" w:type="dxa"/>
+              <w:right w:w="150" w:type="dxa"/>
+            </w:tcMar>
+          </w:tcPr>
+          <w:p>
+            <w:r>
+              <w:rPr>
+                <w:color w:val="000000"/>
+                <w:sz w:val="21"/>
+                <w:szCs w:val="21"/>
+              </w:rPr>
+              <w:t>Submit to the actual leader — check -mode watch to find it</w:t>
             </w:r>
           </w:p>
         </w:tc>
@@ -11834,7 +10888,7 @@
               <w:bottom w:val="single" w:sz="1" w:space="0" w:color="CCCCCC"/>
               <w:right w:val="single" w:sz="1" w:space="0" w:color="CCCCCC"/>
             </w:tcBorders>
-            <w:shd w:val="clear" w:color="auto" w:fill="FFFFFF"/>
+            <w:shd w:val="clear" w:color="auto" w:fill="F2F2F2"/>
             <w:tcMar>
               <w:top w:w="100" w:type="dxa"/>
               <w:left w:w="150" w:type="dxa"/>
@@ -11849,7 +10903,7 @@
                 <w:sz w:val="21"/>
                 <w:szCs w:val="21"/>
               </w:rPr>
-              <w:t>All nodes stuck as Candidate</w:t>
+              <w:t>GET returns not found</w:t>
             </w:r>
           </w:p>
         </w:tc>
@@ -11862,32 +10916,80 @@
               <w:bottom w:val="single" w:sz="1" w:space="0" w:color="CCCCCC"/>
               <w:right w:val="single" w:sz="1" w:space="0" w:color="CCCCCC"/>
             </w:tcBorders>
-            <w:shd w:val="clear" w:color="auto" w:fill="FFFFFF"/>
-            <w:tcMar>
-              <w:top w:w="100" w:type="dxa"/>
-              <w:left w:w="150" w:type="dxa"/>
-              <w:bottom w:w="100" w:type="dxa"/>
-              <w:right w:w="150" w:type="dxa"/>
-            </w:tcMar>
-          </w:tcPr>
-          <w:p>
-            <w:proofErr w:type="spellStart"/>
+            <w:shd w:val="clear" w:color="auto" w:fill="F2F2F2"/>
+            <w:tcMar>
+              <w:top w:w="100" w:type="dxa"/>
+              <w:left w:w="150" w:type="dxa"/>
+              <w:bottom w:w="100" w:type="dxa"/>
+              <w:right w:w="150" w:type="dxa"/>
+            </w:tcMar>
+          </w:tcPr>
+          <w:p>
             <w:r>
               <w:rPr>
                 <w:color w:val="000000"/>
                 <w:sz w:val="21"/>
                 <w:szCs w:val="21"/>
               </w:rPr>
-              <w:t>RequestVote</w:t>
-            </w:r>
-            <w:proofErr w:type="spellEnd"/>
+              <w:t>applyToStateMachine (Task 12) not storing to stateMachine map</w:t>
+            </w:r>
+          </w:p>
+        </w:tc>
+      </w:tr>
+      <w:tr>
+        <w:tc>
+          <w:tcPr>
+            <w:tcW w:w="3400" w:type="dxa"/>
+            <w:tcBorders>
+              <w:top w:val="single" w:sz="1" w:space="0" w:color="CCCCCC"/>
+              <w:left w:val="single" w:sz="1" w:space="0" w:color="CCCCCC"/>
+              <w:bottom w:val="single" w:sz="1" w:space="0" w:color="CCCCCC"/>
+              <w:right w:val="single" w:sz="1" w:space="0" w:color="CCCCCC"/>
+            </w:tcBorders>
+            <w:shd w:val="clear" w:color="auto" w:fill="FFFFFF"/>
+            <w:tcMar>
+              <w:top w:w="100" w:type="dxa"/>
+              <w:left w:w="150" w:type="dxa"/>
+              <w:bottom w:w="100" w:type="dxa"/>
+              <w:right w:w="150" w:type="dxa"/>
+            </w:tcMar>
+          </w:tcPr>
+          <w:p>
             <w:r>
               <w:rPr>
                 <w:color w:val="000000"/>
                 <w:sz w:val="21"/>
                 <w:szCs w:val="21"/>
               </w:rPr>
-              <w:t xml:space="preserve"> handler (Task 6) not granting votes</w:t>
+              <w:t>commitEntries never commits</w:t>
+            </w:r>
+          </w:p>
+        </w:tc>
+        <w:tc>
+          <w:tcPr>
+            <w:tcW w:w="5960" w:type="dxa"/>
+            <w:tcBorders>
+              <w:top w:val="single" w:sz="1" w:space="0" w:color="CCCCCC"/>
+              <w:left w:val="single" w:sz="1" w:space="0" w:color="CCCCCC"/>
+              <w:bottom w:val="single" w:sz="1" w:space="0" w:color="CCCCCC"/>
+              <w:right w:val="single" w:sz="1" w:space="0" w:color="CCCCCC"/>
+            </w:tcBorders>
+            <w:shd w:val="clear" w:color="auto" w:fill="FFFFFF"/>
+            <w:tcMar>
+              <w:top w:w="100" w:type="dxa"/>
+              <w:left w:w="150" w:type="dxa"/>
+              <w:bottom w:w="100" w:type="dxa"/>
+              <w:right w:w="150" w:type="dxa"/>
+            </w:tcMar>
+          </w:tcPr>
+          <w:p>
+            <w:r>
+              <w:rPr>
+                <w:color w:val="000000"/>
+                <w:sz w:val="21"/>
+                <w:szCs w:val="21"/>
+              </w:rPr>
+              <w:t>Task 11 — majority check logic wrong — check matchIndex comparison</w:t>
             </w:r>
           </w:p>
         </w:tc>
@@ -11917,7 +11019,7 @@
                 <w:sz w:val="21"/>
                 <w:szCs w:val="21"/>
               </w:rPr>
-              <w:t>Leader keeps changing</w:t>
+              <w:t>AppendEntries always fails</w:t>
             </w:r>
           </w:p>
         </w:tc>
@@ -11939,31 +11041,49 @@
             </w:tcMar>
           </w:tcPr>
           <w:p>
-            <w:proofErr w:type="spellStart"/>
             <w:r>
               <w:rPr>
                 <w:color w:val="000000"/>
                 <w:sz w:val="21"/>
                 <w:szCs w:val="21"/>
               </w:rPr>
-              <w:t>sendHeartbeats</w:t>
-            </w:r>
-            <w:proofErr w:type="spellEnd"/>
+              <w:t>Task 10 — prevLogIndex consistency check too strict</w:t>
+            </w:r>
+          </w:p>
+        </w:tc>
+      </w:tr>
+      <w:tr>
+        <w:tc>
+          <w:tcPr>
+            <w:tcW w:w="3400" w:type="dxa"/>
+            <w:tcBorders>
+              <w:top w:val="single" w:sz="1" w:space="0" w:color="CCCCCC"/>
+              <w:left w:val="single" w:sz="1" w:space="0" w:color="CCCCCC"/>
+              <w:bottom w:val="single" w:sz="1" w:space="0" w:color="CCCCCC"/>
+              <w:right w:val="single" w:sz="1" w:space="0" w:color="CCCCCC"/>
+            </w:tcBorders>
+            <w:shd w:val="clear" w:color="auto" w:fill="FFFFFF"/>
+            <w:tcMar>
+              <w:top w:w="100" w:type="dxa"/>
+              <w:left w:w="150" w:type="dxa"/>
+              <w:bottom w:w="100" w:type="dxa"/>
+              <w:right w:w="150" w:type="dxa"/>
+            </w:tcMar>
+          </w:tcPr>
+          <w:p>
             <w:r>
               <w:rPr>
                 <w:color w:val="000000"/>
                 <w:sz w:val="21"/>
                 <w:szCs w:val="21"/>
               </w:rPr>
-              <w:t xml:space="preserve"> not implemented — followers keep timing out</w:t>
-            </w:r>
-          </w:p>
-        </w:tc>
-      </w:tr>
-      <w:tr>
-        <w:tc>
-          <w:tcPr>
-            <w:tcW w:w="3400" w:type="dxa"/>
+              <w:t>Watch shows different committed values</w:t>
+            </w:r>
+          </w:p>
+        </w:tc>
+        <w:tc>
+          <w:tcPr>
+            <w:tcW w:w="5960" w:type="dxa"/>
             <w:tcBorders>
               <w:top w:val="single" w:sz="1" w:space="0" w:color="CCCCCC"/>
               <w:left w:val="single" w:sz="1" w:space="0" w:color="CCCCCC"/>
@@ -11985,390 +11105,8 @@
                 <w:sz w:val="21"/>
                 <w:szCs w:val="21"/>
               </w:rPr>
-              <w:t>SET returns 'not the leader'</w:t>
-            </w:r>
-          </w:p>
-        </w:tc>
-        <w:tc>
-          <w:tcPr>
-            <w:tcW w:w="5960" w:type="dxa"/>
-            <w:tcBorders>
-              <w:top w:val="single" w:sz="1" w:space="0" w:color="CCCCCC"/>
-              <w:left w:val="single" w:sz="1" w:space="0" w:color="CCCCCC"/>
-              <w:bottom w:val="single" w:sz="1" w:space="0" w:color="CCCCCC"/>
-              <w:right w:val="single" w:sz="1" w:space="0" w:color="CCCCCC"/>
-            </w:tcBorders>
-            <w:shd w:val="clear" w:color="auto" w:fill="FFFFFF"/>
-            <w:tcMar>
-              <w:top w:w="100" w:type="dxa"/>
-              <w:left w:w="150" w:type="dxa"/>
-              <w:bottom w:w="100" w:type="dxa"/>
-              <w:right w:w="150" w:type="dxa"/>
-            </w:tcMar>
-          </w:tcPr>
-          <w:p>
-            <w:r>
-              <w:rPr>
-                <w:color w:val="000000"/>
-                <w:sz w:val="21"/>
-                <w:szCs w:val="21"/>
-              </w:rPr>
-              <w:t>Submit to the actual leader — check -mode watch to find it</w:t>
-            </w:r>
-          </w:p>
-        </w:tc>
-      </w:tr>
-      <w:tr>
-        <w:tc>
-          <w:tcPr>
-            <w:tcW w:w="3400" w:type="dxa"/>
-            <w:tcBorders>
-              <w:top w:val="single" w:sz="1" w:space="0" w:color="CCCCCC"/>
-              <w:left w:val="single" w:sz="1" w:space="0" w:color="CCCCCC"/>
-              <w:bottom w:val="single" w:sz="1" w:space="0" w:color="CCCCCC"/>
-              <w:right w:val="single" w:sz="1" w:space="0" w:color="CCCCCC"/>
-            </w:tcBorders>
-            <w:shd w:val="clear" w:color="auto" w:fill="F2F2F2"/>
-            <w:tcMar>
-              <w:top w:w="100" w:type="dxa"/>
-              <w:left w:w="150" w:type="dxa"/>
-              <w:bottom w:w="100" w:type="dxa"/>
-              <w:right w:w="150" w:type="dxa"/>
-            </w:tcMar>
-          </w:tcPr>
-          <w:p>
-            <w:r>
-              <w:rPr>
-                <w:color w:val="000000"/>
-                <w:sz w:val="21"/>
-                <w:szCs w:val="21"/>
-              </w:rPr>
-              <w:t>GET returns not found</w:t>
-            </w:r>
-          </w:p>
-        </w:tc>
-        <w:tc>
-          <w:tcPr>
-            <w:tcW w:w="5960" w:type="dxa"/>
-            <w:tcBorders>
-              <w:top w:val="single" w:sz="1" w:space="0" w:color="CCCCCC"/>
-              <w:left w:val="single" w:sz="1" w:space="0" w:color="CCCCCC"/>
-              <w:bottom w:val="single" w:sz="1" w:space="0" w:color="CCCCCC"/>
-              <w:right w:val="single" w:sz="1" w:space="0" w:color="CCCCCC"/>
-            </w:tcBorders>
-            <w:shd w:val="clear" w:color="auto" w:fill="F2F2F2"/>
-            <w:tcMar>
-              <w:top w:w="100" w:type="dxa"/>
-              <w:left w:w="150" w:type="dxa"/>
-              <w:bottom w:w="100" w:type="dxa"/>
-              <w:right w:w="150" w:type="dxa"/>
-            </w:tcMar>
-          </w:tcPr>
-          <w:p>
-            <w:proofErr w:type="spellStart"/>
-            <w:r>
-              <w:rPr>
-                <w:color w:val="000000"/>
-                <w:sz w:val="21"/>
-                <w:szCs w:val="21"/>
-              </w:rPr>
-              <w:t>applyToStateMachine</w:t>
-            </w:r>
-            <w:proofErr w:type="spellEnd"/>
-            <w:r>
-              <w:rPr>
-                <w:color w:val="000000"/>
-                <w:sz w:val="21"/>
-                <w:szCs w:val="21"/>
-              </w:rPr>
-              <w:t xml:space="preserve"> (Task 12) not storing to </w:t>
-            </w:r>
-            <w:proofErr w:type="spellStart"/>
-            <w:r>
-              <w:rPr>
-                <w:color w:val="000000"/>
-                <w:sz w:val="21"/>
-                <w:szCs w:val="21"/>
-              </w:rPr>
-              <w:t>stateMachine</w:t>
-            </w:r>
-            <w:proofErr w:type="spellEnd"/>
-            <w:r>
-              <w:rPr>
-                <w:color w:val="000000"/>
-                <w:sz w:val="21"/>
-                <w:szCs w:val="21"/>
-              </w:rPr>
-              <w:t xml:space="preserve"> map</w:t>
-            </w:r>
-          </w:p>
-        </w:tc>
-      </w:tr>
-      <w:tr>
-        <w:tc>
-          <w:tcPr>
-            <w:tcW w:w="3400" w:type="dxa"/>
-            <w:tcBorders>
-              <w:top w:val="single" w:sz="1" w:space="0" w:color="CCCCCC"/>
-              <w:left w:val="single" w:sz="1" w:space="0" w:color="CCCCCC"/>
-              <w:bottom w:val="single" w:sz="1" w:space="0" w:color="CCCCCC"/>
-              <w:right w:val="single" w:sz="1" w:space="0" w:color="CCCCCC"/>
-            </w:tcBorders>
-            <w:shd w:val="clear" w:color="auto" w:fill="FFFFFF"/>
-            <w:tcMar>
-              <w:top w:w="100" w:type="dxa"/>
-              <w:left w:w="150" w:type="dxa"/>
-              <w:bottom w:w="100" w:type="dxa"/>
-              <w:right w:w="150" w:type="dxa"/>
-            </w:tcMar>
-          </w:tcPr>
-          <w:p>
-            <w:proofErr w:type="spellStart"/>
-            <w:r>
-              <w:rPr>
-                <w:color w:val="000000"/>
-                <w:sz w:val="21"/>
-                <w:szCs w:val="21"/>
-              </w:rPr>
-              <w:t>commitEntries</w:t>
-            </w:r>
-            <w:proofErr w:type="spellEnd"/>
-            <w:r>
-              <w:rPr>
-                <w:color w:val="000000"/>
-                <w:sz w:val="21"/>
-                <w:szCs w:val="21"/>
-              </w:rPr>
-              <w:t xml:space="preserve"> never commits</w:t>
-            </w:r>
-          </w:p>
-        </w:tc>
-        <w:tc>
-          <w:tcPr>
-            <w:tcW w:w="5960" w:type="dxa"/>
-            <w:tcBorders>
-              <w:top w:val="single" w:sz="1" w:space="0" w:color="CCCCCC"/>
-              <w:left w:val="single" w:sz="1" w:space="0" w:color="CCCCCC"/>
-              <w:bottom w:val="single" w:sz="1" w:space="0" w:color="CCCCCC"/>
-              <w:right w:val="single" w:sz="1" w:space="0" w:color="CCCCCC"/>
-            </w:tcBorders>
-            <w:shd w:val="clear" w:color="auto" w:fill="FFFFFF"/>
-            <w:tcMar>
-              <w:top w:w="100" w:type="dxa"/>
-              <w:left w:w="150" w:type="dxa"/>
-              <w:bottom w:w="100" w:type="dxa"/>
-              <w:right w:w="150" w:type="dxa"/>
-            </w:tcMar>
-          </w:tcPr>
-          <w:p>
-            <w:r>
-              <w:rPr>
-                <w:color w:val="000000"/>
-                <w:sz w:val="21"/>
-                <w:szCs w:val="21"/>
-              </w:rPr>
-              <w:t xml:space="preserve">Task 11 — majority check logic wrong — check </w:t>
-            </w:r>
-            <w:proofErr w:type="spellStart"/>
-            <w:r>
-              <w:rPr>
-                <w:color w:val="000000"/>
-                <w:sz w:val="21"/>
-                <w:szCs w:val="21"/>
-              </w:rPr>
-              <w:t>matchIndex</w:t>
-            </w:r>
-            <w:proofErr w:type="spellEnd"/>
-            <w:r>
-              <w:rPr>
-                <w:color w:val="000000"/>
-                <w:sz w:val="21"/>
-                <w:szCs w:val="21"/>
-              </w:rPr>
-              <w:t xml:space="preserve"> comparison</w:t>
-            </w:r>
-          </w:p>
-        </w:tc>
-      </w:tr>
-      <w:tr>
-        <w:tc>
-          <w:tcPr>
-            <w:tcW w:w="3400" w:type="dxa"/>
-            <w:tcBorders>
-              <w:top w:val="single" w:sz="1" w:space="0" w:color="CCCCCC"/>
-              <w:left w:val="single" w:sz="1" w:space="0" w:color="CCCCCC"/>
-              <w:bottom w:val="single" w:sz="1" w:space="0" w:color="CCCCCC"/>
-              <w:right w:val="single" w:sz="1" w:space="0" w:color="CCCCCC"/>
-            </w:tcBorders>
-            <w:shd w:val="clear" w:color="auto" w:fill="F2F2F2"/>
-            <w:tcMar>
-              <w:top w:w="100" w:type="dxa"/>
-              <w:left w:w="150" w:type="dxa"/>
-              <w:bottom w:w="100" w:type="dxa"/>
-              <w:right w:w="150" w:type="dxa"/>
-            </w:tcMar>
-          </w:tcPr>
-          <w:p>
-            <w:proofErr w:type="spellStart"/>
-            <w:r>
-              <w:rPr>
-                <w:color w:val="000000"/>
-                <w:sz w:val="21"/>
-                <w:szCs w:val="21"/>
-              </w:rPr>
-              <w:t>AppendEntries</w:t>
-            </w:r>
-            <w:proofErr w:type="spellEnd"/>
-            <w:r>
-              <w:rPr>
-                <w:color w:val="000000"/>
-                <w:sz w:val="21"/>
-                <w:szCs w:val="21"/>
-              </w:rPr>
-              <w:t xml:space="preserve"> always fails</w:t>
-            </w:r>
-          </w:p>
-        </w:tc>
-        <w:tc>
-          <w:tcPr>
-            <w:tcW w:w="5960" w:type="dxa"/>
-            <w:tcBorders>
-              <w:top w:val="single" w:sz="1" w:space="0" w:color="CCCCCC"/>
-              <w:left w:val="single" w:sz="1" w:space="0" w:color="CCCCCC"/>
-              <w:bottom w:val="single" w:sz="1" w:space="0" w:color="CCCCCC"/>
-              <w:right w:val="single" w:sz="1" w:space="0" w:color="CCCCCC"/>
-            </w:tcBorders>
-            <w:shd w:val="clear" w:color="auto" w:fill="F2F2F2"/>
-            <w:tcMar>
-              <w:top w:w="100" w:type="dxa"/>
-              <w:left w:w="150" w:type="dxa"/>
-              <w:bottom w:w="100" w:type="dxa"/>
-              <w:right w:w="150" w:type="dxa"/>
-            </w:tcMar>
-          </w:tcPr>
-          <w:p>
-            <w:r>
-              <w:rPr>
-                <w:color w:val="000000"/>
-                <w:sz w:val="21"/>
-                <w:szCs w:val="21"/>
-              </w:rPr>
-              <w:t xml:space="preserve">Task 10 — </w:t>
-            </w:r>
-            <w:proofErr w:type="spellStart"/>
-            <w:r>
-              <w:rPr>
-                <w:color w:val="000000"/>
-                <w:sz w:val="21"/>
-                <w:szCs w:val="21"/>
-              </w:rPr>
-              <w:t>prevLogIndex</w:t>
-            </w:r>
-            <w:proofErr w:type="spellEnd"/>
-            <w:r>
-              <w:rPr>
-                <w:color w:val="000000"/>
-                <w:sz w:val="21"/>
-                <w:szCs w:val="21"/>
-              </w:rPr>
-              <w:t xml:space="preserve"> consistency check too strict</w:t>
-            </w:r>
-          </w:p>
-        </w:tc>
-      </w:tr>
-      <w:tr>
-        <w:tc>
-          <w:tcPr>
-            <w:tcW w:w="3400" w:type="dxa"/>
-            <w:tcBorders>
-              <w:top w:val="single" w:sz="1" w:space="0" w:color="CCCCCC"/>
-              <w:left w:val="single" w:sz="1" w:space="0" w:color="CCCCCC"/>
-              <w:bottom w:val="single" w:sz="1" w:space="0" w:color="CCCCCC"/>
-              <w:right w:val="single" w:sz="1" w:space="0" w:color="CCCCCC"/>
-            </w:tcBorders>
-            <w:shd w:val="clear" w:color="auto" w:fill="FFFFFF"/>
-            <w:tcMar>
-              <w:top w:w="100" w:type="dxa"/>
-              <w:left w:w="150" w:type="dxa"/>
-              <w:bottom w:w="100" w:type="dxa"/>
-              <w:right w:w="150" w:type="dxa"/>
-            </w:tcMar>
-          </w:tcPr>
-          <w:p>
-            <w:r>
-              <w:rPr>
-                <w:color w:val="000000"/>
-                <w:sz w:val="21"/>
-                <w:szCs w:val="21"/>
-              </w:rPr>
-              <w:t>Watch shows different committed values</w:t>
-            </w:r>
-          </w:p>
-        </w:tc>
-        <w:tc>
-          <w:tcPr>
-            <w:tcW w:w="5960" w:type="dxa"/>
-            <w:tcBorders>
-              <w:top w:val="single" w:sz="1" w:space="0" w:color="CCCCCC"/>
-              <w:left w:val="single" w:sz="1" w:space="0" w:color="CCCCCC"/>
-              <w:bottom w:val="single" w:sz="1" w:space="0" w:color="CCCCCC"/>
-              <w:right w:val="single" w:sz="1" w:space="0" w:color="CCCCCC"/>
-            </w:tcBorders>
-            <w:shd w:val="clear" w:color="auto" w:fill="FFFFFF"/>
-            <w:tcMar>
-              <w:top w:w="100" w:type="dxa"/>
-              <w:left w:w="150" w:type="dxa"/>
-              <w:bottom w:w="100" w:type="dxa"/>
-              <w:right w:w="150" w:type="dxa"/>
-            </w:tcMar>
-          </w:tcPr>
-          <w:p>
-            <w:proofErr w:type="spellStart"/>
-            <w:r>
-              <w:rPr>
-                <w:color w:val="000000"/>
-                <w:sz w:val="21"/>
-                <w:szCs w:val="21"/>
-              </w:rPr>
-              <w:t>commitEntries</w:t>
-            </w:r>
-            <w:proofErr w:type="spellEnd"/>
-            <w:r>
-              <w:rPr>
-                <w:color w:val="000000"/>
-                <w:sz w:val="21"/>
-                <w:szCs w:val="21"/>
-              </w:rPr>
-              <w:t xml:space="preserve"> increments </w:t>
-            </w:r>
-            <w:proofErr w:type="spellStart"/>
-            <w:r>
-              <w:rPr>
-                <w:color w:val="000000"/>
-                <w:sz w:val="21"/>
-                <w:szCs w:val="21"/>
-              </w:rPr>
-              <w:t>commitIndex</w:t>
-            </w:r>
-            <w:proofErr w:type="spellEnd"/>
-            <w:r>
-              <w:rPr>
-                <w:color w:val="000000"/>
-                <w:sz w:val="21"/>
-                <w:szCs w:val="21"/>
-              </w:rPr>
-              <w:t xml:space="preserve"> but followers not applying — check </w:t>
-            </w:r>
-            <w:proofErr w:type="spellStart"/>
-            <w:r>
-              <w:rPr>
-                <w:color w:val="000000"/>
-                <w:sz w:val="21"/>
-                <w:szCs w:val="21"/>
-              </w:rPr>
-              <w:t>applyCommitted</w:t>
-            </w:r>
-            <w:proofErr w:type="spellEnd"/>
+              <w:t>commitEntries increments commitIndex but followers not applying — check applyCommitted</w:t>
+            </w:r>
           </w:p>
         </w:tc>
       </w:tr>
@@ -12502,67 +11240,7 @@
                 <w:sz w:val="18"/>
                 <w:szCs w:val="18"/>
               </w:rPr>
-              <w:t>votes := make(</w:t>
-            </w:r>
-            <w:proofErr w:type="spellStart"/>
-            <w:r>
-              <w:rPr>
-                <w:rFonts w:ascii="Courier New" w:eastAsia="Courier New" w:hAnsi="Courier New" w:cs="Courier New"/>
-                <w:color w:val="D4D4D4"/>
-                <w:sz w:val="18"/>
-                <w:szCs w:val="18"/>
-              </w:rPr>
-              <w:t>chan</w:t>
-            </w:r>
-            <w:proofErr w:type="spellEnd"/>
-            <w:r>
-              <w:rPr>
-                <w:rFonts w:ascii="Courier New" w:eastAsia="Courier New" w:hAnsi="Courier New" w:cs="Courier New"/>
-                <w:color w:val="D4D4D4"/>
-                <w:sz w:val="18"/>
-                <w:szCs w:val="18"/>
-              </w:rPr>
-              <w:t xml:space="preserve"> bool, </w:t>
-            </w:r>
-            <w:proofErr w:type="spellStart"/>
-            <w:r>
-              <w:rPr>
-                <w:rFonts w:ascii="Courier New" w:eastAsia="Courier New" w:hAnsi="Courier New" w:cs="Courier New"/>
-                <w:color w:val="D4D4D4"/>
-                <w:sz w:val="18"/>
-                <w:szCs w:val="18"/>
-              </w:rPr>
-              <w:t>len</w:t>
-            </w:r>
-            <w:proofErr w:type="spellEnd"/>
-            <w:r>
-              <w:rPr>
-                <w:rFonts w:ascii="Courier New" w:eastAsia="Courier New" w:hAnsi="Courier New" w:cs="Courier New"/>
-                <w:color w:val="D4D4D4"/>
-                <w:sz w:val="18"/>
-                <w:szCs w:val="18"/>
-              </w:rPr>
-              <w:t>(</w:t>
-            </w:r>
-            <w:proofErr w:type="spellStart"/>
-            <w:r>
-              <w:rPr>
-                <w:rFonts w:ascii="Courier New" w:eastAsia="Courier New" w:hAnsi="Courier New" w:cs="Courier New"/>
-                <w:color w:val="D4D4D4"/>
-                <w:sz w:val="18"/>
-                <w:szCs w:val="18"/>
-              </w:rPr>
-              <w:t>n.peers</w:t>
-            </w:r>
-            <w:proofErr w:type="spellEnd"/>
-            <w:r>
-              <w:rPr>
-                <w:rFonts w:ascii="Courier New" w:eastAsia="Courier New" w:hAnsi="Courier New" w:cs="Courier New"/>
-                <w:color w:val="D4D4D4"/>
-                <w:sz w:val="18"/>
-                <w:szCs w:val="18"/>
-              </w:rPr>
-              <w:t>))  // buffered channel</w:t>
+              <w:t>votes := make(chan bool, len(n.peers))  // buffered channel</w:t>
             </w:r>
           </w:p>
           <w:p>
@@ -12584,112 +11262,41 @@
                 <w:sz w:val="18"/>
                 <w:szCs w:val="18"/>
               </w:rPr>
-              <w:t xml:space="preserve">for _, peer := range </w:t>
-            </w:r>
-            <w:proofErr w:type="spellStart"/>
-            <w:r>
-              <w:rPr>
-                <w:rFonts w:ascii="Courier New" w:eastAsia="Courier New" w:hAnsi="Courier New" w:cs="Courier New"/>
-                <w:color w:val="D4D4D4"/>
-                <w:sz w:val="18"/>
-                <w:szCs w:val="18"/>
-              </w:rPr>
-              <w:t>n.peers</w:t>
-            </w:r>
-            <w:proofErr w:type="spellEnd"/>
-            <w:r>
-              <w:rPr>
-                <w:rFonts w:ascii="Courier New" w:eastAsia="Courier New" w:hAnsi="Courier New" w:cs="Courier New"/>
-                <w:color w:val="D4D4D4"/>
-                <w:sz w:val="18"/>
-                <w:szCs w:val="18"/>
-              </w:rPr>
-              <w:t xml:space="preserve"> {</w:t>
-            </w:r>
-          </w:p>
-          <w:p>
-            <w:r>
-              <w:rPr>
-                <w:rFonts w:ascii="Courier New" w:eastAsia="Courier New" w:hAnsi="Courier New" w:cs="Courier New"/>
-                <w:color w:val="D4D4D4"/>
-                <w:sz w:val="18"/>
-                <w:szCs w:val="18"/>
-              </w:rPr>
-              <w:t xml:space="preserve">    go </w:t>
-            </w:r>
-            <w:proofErr w:type="spellStart"/>
-            <w:r>
-              <w:rPr>
-                <w:rFonts w:ascii="Courier New" w:eastAsia="Courier New" w:hAnsi="Courier New" w:cs="Courier New"/>
-                <w:color w:val="D4D4D4"/>
-                <w:sz w:val="18"/>
-                <w:szCs w:val="18"/>
-              </w:rPr>
-              <w:t>func</w:t>
-            </w:r>
-            <w:proofErr w:type="spellEnd"/>
-            <w:r>
-              <w:rPr>
-                <w:rFonts w:ascii="Courier New" w:eastAsia="Courier New" w:hAnsi="Courier New" w:cs="Courier New"/>
-                <w:color w:val="D4D4D4"/>
-                <w:sz w:val="18"/>
-                <w:szCs w:val="18"/>
-              </w:rPr>
-              <w:t>(p string) {</w:t>
-            </w:r>
-          </w:p>
-          <w:p>
-            <w:r>
-              <w:rPr>
-                <w:rFonts w:ascii="Courier New" w:eastAsia="Courier New" w:hAnsi="Courier New" w:cs="Courier New"/>
-                <w:color w:val="D4D4D4"/>
-                <w:sz w:val="18"/>
-                <w:szCs w:val="18"/>
-              </w:rPr>
-              <w:t xml:space="preserve">        // send </w:t>
-            </w:r>
-            <w:proofErr w:type="spellStart"/>
-            <w:r>
-              <w:rPr>
-                <w:rFonts w:ascii="Courier New" w:eastAsia="Courier New" w:hAnsi="Courier New" w:cs="Courier New"/>
-                <w:color w:val="D4D4D4"/>
-                <w:sz w:val="18"/>
-                <w:szCs w:val="18"/>
-              </w:rPr>
-              <w:t>RequestVote</w:t>
-            </w:r>
-            <w:proofErr w:type="spellEnd"/>
-            <w:r>
-              <w:rPr>
-                <w:rFonts w:ascii="Courier New" w:eastAsia="Courier New" w:hAnsi="Courier New" w:cs="Courier New"/>
-                <w:color w:val="D4D4D4"/>
-                <w:sz w:val="18"/>
-                <w:szCs w:val="18"/>
-              </w:rPr>
-              <w:t xml:space="preserve"> RPC</w:t>
-            </w:r>
-          </w:p>
-          <w:p>
-            <w:r>
-              <w:rPr>
-                <w:rFonts w:ascii="Courier New" w:eastAsia="Courier New" w:hAnsi="Courier New" w:cs="Courier New"/>
-                <w:color w:val="D4D4D4"/>
-                <w:sz w:val="18"/>
-                <w:szCs w:val="18"/>
-              </w:rPr>
-              <w:t xml:space="preserve">        votes &lt;- </w:t>
-            </w:r>
-            <w:proofErr w:type="spellStart"/>
-            <w:r>
-              <w:rPr>
-                <w:rFonts w:ascii="Courier New" w:eastAsia="Courier New" w:hAnsi="Courier New" w:cs="Courier New"/>
-                <w:color w:val="D4D4D4"/>
-                <w:sz w:val="18"/>
-                <w:szCs w:val="18"/>
-              </w:rPr>
-              <w:t>reply.VoteGranted</w:t>
-            </w:r>
-            <w:proofErr w:type="spellEnd"/>
+              <w:t>for _, peer := range n.peers {</w:t>
+            </w:r>
+          </w:p>
+          <w:p>
+            <w:r>
+              <w:rPr>
+                <w:rFonts w:ascii="Courier New" w:eastAsia="Courier New" w:hAnsi="Courier New" w:cs="Courier New"/>
+                <w:color w:val="D4D4D4"/>
+                <w:sz w:val="18"/>
+                <w:szCs w:val="18"/>
+              </w:rPr>
+              <w:t xml:space="preserve">    go func(p string) {</w:t>
+            </w:r>
+          </w:p>
+          <w:p>
+            <w:r>
+              <w:rPr>
+                <w:rFonts w:ascii="Courier New" w:eastAsia="Courier New" w:hAnsi="Courier New" w:cs="Courier New"/>
+                <w:color w:val="D4D4D4"/>
+                <w:sz w:val="18"/>
+                <w:szCs w:val="18"/>
+              </w:rPr>
+              <w:t xml:space="preserve">        // send RequestVote RPC</w:t>
+            </w:r>
+          </w:p>
+          <w:p>
+            <w:r>
+              <w:rPr>
+                <w:rFonts w:ascii="Courier New" w:eastAsia="Courier New" w:hAnsi="Courier New" w:cs="Courier New"/>
+                <w:color w:val="D4D4D4"/>
+                <w:sz w:val="18"/>
+                <w:szCs w:val="18"/>
+              </w:rPr>
+              <w:t xml:space="preserve">        votes &lt;- reply.VoteGranted</w:t>
+            </w:r>
           </w:p>
           <w:p>
             <w:r>
@@ -12725,269 +11332,58 @@
             </w:r>
           </w:p>
           <w:p>
-            <w:proofErr w:type="spellStart"/>
-            <w:r>
-              <w:rPr>
-                <w:rFonts w:ascii="Courier New" w:eastAsia="Courier New" w:hAnsi="Courier New" w:cs="Courier New"/>
-                <w:color w:val="D4D4D4"/>
-                <w:sz w:val="18"/>
-                <w:szCs w:val="18"/>
-              </w:rPr>
-              <w:t>voteCount</w:t>
-            </w:r>
-            <w:proofErr w:type="spellEnd"/>
-            <w:r>
-              <w:rPr>
-                <w:rFonts w:ascii="Courier New" w:eastAsia="Courier New" w:hAnsi="Courier New" w:cs="Courier New"/>
-                <w:color w:val="D4D4D4"/>
-                <w:sz w:val="18"/>
-                <w:szCs w:val="18"/>
-              </w:rPr>
-              <w:t xml:space="preserve"> := 1  // vote for self</w:t>
-            </w:r>
-          </w:p>
-          <w:p>
-            <w:r>
-              <w:rPr>
-                <w:rFonts w:ascii="Courier New" w:eastAsia="Courier New" w:hAnsi="Courier New" w:cs="Courier New"/>
-                <w:color w:val="D4D4D4"/>
-                <w:sz w:val="18"/>
-                <w:szCs w:val="18"/>
-              </w:rPr>
-              <w:t xml:space="preserve">for </w:t>
-            </w:r>
-            <w:proofErr w:type="spellStart"/>
-            <w:r>
-              <w:rPr>
-                <w:rFonts w:ascii="Courier New" w:eastAsia="Courier New" w:hAnsi="Courier New" w:cs="Courier New"/>
-                <w:color w:val="D4D4D4"/>
-                <w:sz w:val="18"/>
-                <w:szCs w:val="18"/>
-              </w:rPr>
-              <w:t>i</w:t>
-            </w:r>
-            <w:proofErr w:type="spellEnd"/>
-            <w:r>
-              <w:rPr>
-                <w:rFonts w:ascii="Courier New" w:eastAsia="Courier New" w:hAnsi="Courier New" w:cs="Courier New"/>
-                <w:color w:val="D4D4D4"/>
-                <w:sz w:val="18"/>
-                <w:szCs w:val="18"/>
-              </w:rPr>
-              <w:t xml:space="preserve"> := 0; </w:t>
-            </w:r>
-            <w:proofErr w:type="spellStart"/>
-            <w:r>
-              <w:rPr>
-                <w:rFonts w:ascii="Courier New" w:eastAsia="Courier New" w:hAnsi="Courier New" w:cs="Courier New"/>
-                <w:color w:val="D4D4D4"/>
-                <w:sz w:val="18"/>
-                <w:szCs w:val="18"/>
-              </w:rPr>
-              <w:t>i</w:t>
-            </w:r>
-            <w:proofErr w:type="spellEnd"/>
-            <w:r>
-              <w:rPr>
-                <w:rFonts w:ascii="Courier New" w:eastAsia="Courier New" w:hAnsi="Courier New" w:cs="Courier New"/>
-                <w:color w:val="D4D4D4"/>
-                <w:sz w:val="18"/>
-                <w:szCs w:val="18"/>
-              </w:rPr>
-              <w:t xml:space="preserve"> &lt; </w:t>
-            </w:r>
-            <w:proofErr w:type="spellStart"/>
-            <w:r>
-              <w:rPr>
-                <w:rFonts w:ascii="Courier New" w:eastAsia="Courier New" w:hAnsi="Courier New" w:cs="Courier New"/>
-                <w:color w:val="D4D4D4"/>
-                <w:sz w:val="18"/>
-                <w:szCs w:val="18"/>
-              </w:rPr>
-              <w:t>len</w:t>
-            </w:r>
-            <w:proofErr w:type="spellEnd"/>
-            <w:r>
-              <w:rPr>
-                <w:rFonts w:ascii="Courier New" w:eastAsia="Courier New" w:hAnsi="Courier New" w:cs="Courier New"/>
-                <w:color w:val="D4D4D4"/>
-                <w:sz w:val="18"/>
-                <w:szCs w:val="18"/>
-              </w:rPr>
-              <w:t>(</w:t>
-            </w:r>
-            <w:proofErr w:type="spellStart"/>
-            <w:r>
-              <w:rPr>
-                <w:rFonts w:ascii="Courier New" w:eastAsia="Courier New" w:hAnsi="Courier New" w:cs="Courier New"/>
-                <w:color w:val="D4D4D4"/>
-                <w:sz w:val="18"/>
-                <w:szCs w:val="18"/>
-              </w:rPr>
-              <w:t>n.peers</w:t>
-            </w:r>
-            <w:proofErr w:type="spellEnd"/>
-            <w:r>
-              <w:rPr>
-                <w:rFonts w:ascii="Courier New" w:eastAsia="Courier New" w:hAnsi="Courier New" w:cs="Courier New"/>
-                <w:color w:val="D4D4D4"/>
-                <w:sz w:val="18"/>
-                <w:szCs w:val="18"/>
-              </w:rPr>
-              <w:t xml:space="preserve">); </w:t>
-            </w:r>
-            <w:proofErr w:type="spellStart"/>
-            <w:r>
-              <w:rPr>
-                <w:rFonts w:ascii="Courier New" w:eastAsia="Courier New" w:hAnsi="Courier New" w:cs="Courier New"/>
-                <w:color w:val="D4D4D4"/>
-                <w:sz w:val="18"/>
-                <w:szCs w:val="18"/>
-              </w:rPr>
-              <w:t>i</w:t>
-            </w:r>
-            <w:proofErr w:type="spellEnd"/>
-            <w:r>
-              <w:rPr>
-                <w:rFonts w:ascii="Courier New" w:eastAsia="Courier New" w:hAnsi="Courier New" w:cs="Courier New"/>
-                <w:color w:val="D4D4D4"/>
-                <w:sz w:val="18"/>
-                <w:szCs w:val="18"/>
-              </w:rPr>
-              <w:t>++ {</w:t>
-            </w:r>
-          </w:p>
-          <w:p>
-            <w:r>
-              <w:rPr>
-                <w:rFonts w:ascii="Courier New" w:eastAsia="Courier New" w:hAnsi="Courier New" w:cs="Courier New"/>
-                <w:color w:val="D4D4D4"/>
-                <w:sz w:val="18"/>
-                <w:szCs w:val="18"/>
-              </w:rPr>
-              <w:t xml:space="preserve">    if &lt;-votes { </w:t>
-            </w:r>
-            <w:proofErr w:type="spellStart"/>
-            <w:r>
-              <w:rPr>
-                <w:rFonts w:ascii="Courier New" w:eastAsia="Courier New" w:hAnsi="Courier New" w:cs="Courier New"/>
-                <w:color w:val="D4D4D4"/>
-                <w:sz w:val="18"/>
-                <w:szCs w:val="18"/>
-              </w:rPr>
-              <w:t>voteCount</w:t>
-            </w:r>
-            <w:proofErr w:type="spellEnd"/>
-            <w:r>
-              <w:rPr>
-                <w:rFonts w:ascii="Courier New" w:eastAsia="Courier New" w:hAnsi="Courier New" w:cs="Courier New"/>
-                <w:color w:val="D4D4D4"/>
-                <w:sz w:val="18"/>
-                <w:szCs w:val="18"/>
-              </w:rPr>
-              <w:t>++ }</w:t>
-            </w:r>
-          </w:p>
-          <w:p>
-            <w:r>
-              <w:rPr>
-                <w:rFonts w:ascii="Courier New" w:eastAsia="Courier New" w:hAnsi="Courier New" w:cs="Courier New"/>
-                <w:color w:val="D4D4D4"/>
-                <w:sz w:val="18"/>
-                <w:szCs w:val="18"/>
-              </w:rPr>
-              <w:t xml:space="preserve">    if </w:t>
-            </w:r>
-            <w:proofErr w:type="spellStart"/>
-            <w:r>
-              <w:rPr>
-                <w:rFonts w:ascii="Courier New" w:eastAsia="Courier New" w:hAnsi="Courier New" w:cs="Courier New"/>
-                <w:color w:val="D4D4D4"/>
-                <w:sz w:val="18"/>
-                <w:szCs w:val="18"/>
-              </w:rPr>
-              <w:t>voteCount</w:t>
-            </w:r>
-            <w:proofErr w:type="spellEnd"/>
-            <w:r>
-              <w:rPr>
-                <w:rFonts w:ascii="Courier New" w:eastAsia="Courier New" w:hAnsi="Courier New" w:cs="Courier New"/>
-                <w:color w:val="D4D4D4"/>
-                <w:sz w:val="18"/>
-                <w:szCs w:val="18"/>
-              </w:rPr>
-              <w:t xml:space="preserve"> &gt; </w:t>
-            </w:r>
-            <w:proofErr w:type="spellStart"/>
-            <w:r>
-              <w:rPr>
-                <w:rFonts w:ascii="Courier New" w:eastAsia="Courier New" w:hAnsi="Courier New" w:cs="Courier New"/>
-                <w:color w:val="D4D4D4"/>
-                <w:sz w:val="18"/>
-                <w:szCs w:val="18"/>
-              </w:rPr>
-              <w:t>len</w:t>
-            </w:r>
-            <w:proofErr w:type="spellEnd"/>
-            <w:r>
-              <w:rPr>
-                <w:rFonts w:ascii="Courier New" w:eastAsia="Courier New" w:hAnsi="Courier New" w:cs="Courier New"/>
-                <w:color w:val="D4D4D4"/>
-                <w:sz w:val="18"/>
-                <w:szCs w:val="18"/>
-              </w:rPr>
-              <w:t>(</w:t>
-            </w:r>
-            <w:proofErr w:type="spellStart"/>
-            <w:r>
-              <w:rPr>
-                <w:rFonts w:ascii="Courier New" w:eastAsia="Courier New" w:hAnsi="Courier New" w:cs="Courier New"/>
-                <w:color w:val="D4D4D4"/>
-                <w:sz w:val="18"/>
-                <w:szCs w:val="18"/>
-              </w:rPr>
-              <w:t>n.peers</w:t>
-            </w:r>
-            <w:proofErr w:type="spellEnd"/>
-            <w:r>
-              <w:rPr>
-                <w:rFonts w:ascii="Courier New" w:eastAsia="Courier New" w:hAnsi="Courier New" w:cs="Courier New"/>
-                <w:color w:val="D4D4D4"/>
-                <w:sz w:val="18"/>
-                <w:szCs w:val="18"/>
-              </w:rPr>
-              <w:t>)/2 {</w:t>
-            </w:r>
-          </w:p>
-          <w:p>
-            <w:r>
-              <w:rPr>
-                <w:rFonts w:ascii="Courier New" w:eastAsia="Courier New" w:hAnsi="Courier New" w:cs="Courier New"/>
-                <w:color w:val="D4D4D4"/>
-                <w:sz w:val="18"/>
-                <w:szCs w:val="18"/>
-              </w:rPr>
-              <w:t xml:space="preserve">        </w:t>
-            </w:r>
-            <w:proofErr w:type="spellStart"/>
-            <w:r>
-              <w:rPr>
-                <w:rFonts w:ascii="Courier New" w:eastAsia="Courier New" w:hAnsi="Courier New" w:cs="Courier New"/>
-                <w:color w:val="D4D4D4"/>
-                <w:sz w:val="18"/>
-                <w:szCs w:val="18"/>
-              </w:rPr>
-              <w:t>n.becomeLeader</w:t>
-            </w:r>
-            <w:proofErr w:type="spellEnd"/>
-            <w:r>
-              <w:rPr>
-                <w:rFonts w:ascii="Courier New" w:eastAsia="Courier New" w:hAnsi="Courier New" w:cs="Courier New"/>
-                <w:color w:val="D4D4D4"/>
-                <w:sz w:val="18"/>
-                <w:szCs w:val="18"/>
-              </w:rPr>
-              <w:t>()  // have majority — no need to wait for all</w:t>
+            <w:r>
+              <w:rPr>
+                <w:rFonts w:ascii="Courier New" w:eastAsia="Courier New" w:hAnsi="Courier New" w:cs="Courier New"/>
+                <w:color w:val="D4D4D4"/>
+                <w:sz w:val="18"/>
+                <w:szCs w:val="18"/>
+              </w:rPr>
+              <w:t>voteCount := 1  // vote for self</w:t>
+            </w:r>
+          </w:p>
+          <w:p>
+            <w:r>
+              <w:rPr>
+                <w:rFonts w:ascii="Courier New" w:eastAsia="Courier New" w:hAnsi="Courier New" w:cs="Courier New"/>
+                <w:color w:val="D4D4D4"/>
+                <w:sz w:val="18"/>
+                <w:szCs w:val="18"/>
+              </w:rPr>
+              <w:t>for i := 0; i &lt; len(n.peers); i++ {</w:t>
+            </w:r>
+          </w:p>
+          <w:p>
+            <w:r>
+              <w:rPr>
+                <w:rFonts w:ascii="Courier New" w:eastAsia="Courier New" w:hAnsi="Courier New" w:cs="Courier New"/>
+                <w:color w:val="D4D4D4"/>
+                <w:sz w:val="18"/>
+                <w:szCs w:val="18"/>
+              </w:rPr>
+              <w:t xml:space="preserve">    if &lt;-votes { voteCount++ }</w:t>
+            </w:r>
+          </w:p>
+          <w:p>
+            <w:r>
+              <w:rPr>
+                <w:rFonts w:ascii="Courier New" w:eastAsia="Courier New" w:hAnsi="Courier New" w:cs="Courier New"/>
+                <w:color w:val="D4D4D4"/>
+                <w:sz w:val="18"/>
+                <w:szCs w:val="18"/>
+              </w:rPr>
+              <w:t xml:space="preserve">    if voteCount &gt; len(n.peers)/2 {</w:t>
+            </w:r>
+          </w:p>
+          <w:p>
+            <w:r>
+              <w:rPr>
+                <w:rFonts w:ascii="Courier New" w:eastAsia="Courier New" w:hAnsi="Courier New" w:cs="Courier New"/>
+                <w:color w:val="D4D4D4"/>
+                <w:sz w:val="18"/>
+                <w:szCs w:val="18"/>
+              </w:rPr>
+              <w:t xml:space="preserve">        n.becomeLeader()  // have majority — no need to wait for all</w:t>
             </w:r>
           </w:p>
           <w:p>
@@ -13036,13 +11432,8 @@
         <w:pStyle w:val="Heading2"/>
       </w:pPr>
       <w:r>
-        <w:t xml:space="preserve">Majority Check in </w:t>
+        <w:t>Majority Check in commitEntries</w:t>
       </w:r>
-      <w:proofErr w:type="spellStart"/>
-      <w:r>
-        <w:t>commitEntries</w:t>
-      </w:r>
-      <w:proofErr w:type="spellEnd"/>
     </w:p>
     <w:tbl>
       <w:tblPr>
@@ -13101,78 +11492,18 @@
                 <w:sz w:val="18"/>
                 <w:szCs w:val="18"/>
               </w:rPr>
-              <w:t xml:space="preserve">for N := </w:t>
-            </w:r>
-            <w:proofErr w:type="spellStart"/>
-            <w:r>
-              <w:rPr>
-                <w:rFonts w:ascii="Courier New" w:eastAsia="Courier New" w:hAnsi="Courier New" w:cs="Courier New"/>
-                <w:color w:val="D4D4D4"/>
-                <w:sz w:val="18"/>
-                <w:szCs w:val="18"/>
-              </w:rPr>
-              <w:t>n.commitIndex</w:t>
-            </w:r>
-            <w:proofErr w:type="spellEnd"/>
-            <w:r>
-              <w:rPr>
-                <w:rFonts w:ascii="Courier New" w:eastAsia="Courier New" w:hAnsi="Courier New" w:cs="Courier New"/>
-                <w:color w:val="D4D4D4"/>
-                <w:sz w:val="18"/>
-                <w:szCs w:val="18"/>
-              </w:rPr>
-              <w:t xml:space="preserve"> + 1; N &lt;= </w:t>
-            </w:r>
-            <w:proofErr w:type="spellStart"/>
-            <w:r>
-              <w:rPr>
-                <w:rFonts w:ascii="Courier New" w:eastAsia="Courier New" w:hAnsi="Courier New" w:cs="Courier New"/>
-                <w:color w:val="D4D4D4"/>
-                <w:sz w:val="18"/>
-                <w:szCs w:val="18"/>
-              </w:rPr>
-              <w:t>len</w:t>
-            </w:r>
-            <w:proofErr w:type="spellEnd"/>
-            <w:r>
-              <w:rPr>
-                <w:rFonts w:ascii="Courier New" w:eastAsia="Courier New" w:hAnsi="Courier New" w:cs="Courier New"/>
-                <w:color w:val="D4D4D4"/>
-                <w:sz w:val="18"/>
-                <w:szCs w:val="18"/>
-              </w:rPr>
-              <w:t>(n.log); N++ {</w:t>
-            </w:r>
-          </w:p>
-          <w:p>
-            <w:r>
-              <w:rPr>
-                <w:rFonts w:ascii="Courier New" w:eastAsia="Courier New" w:hAnsi="Courier New" w:cs="Courier New"/>
-                <w:color w:val="D4D4D4"/>
-                <w:sz w:val="18"/>
-                <w:szCs w:val="18"/>
-              </w:rPr>
-              <w:t xml:space="preserve">    if n.log[N-1].Term != </w:t>
-            </w:r>
-            <w:proofErr w:type="spellStart"/>
-            <w:r>
-              <w:rPr>
-                <w:rFonts w:ascii="Courier New" w:eastAsia="Courier New" w:hAnsi="Courier New" w:cs="Courier New"/>
-                <w:color w:val="D4D4D4"/>
-                <w:sz w:val="18"/>
-                <w:szCs w:val="18"/>
-              </w:rPr>
-              <w:t>n.currentTerm</w:t>
-            </w:r>
-            <w:proofErr w:type="spellEnd"/>
-            <w:r>
-              <w:rPr>
-                <w:rFonts w:ascii="Courier New" w:eastAsia="Courier New" w:hAnsi="Courier New" w:cs="Courier New"/>
-                <w:color w:val="D4D4D4"/>
-                <w:sz w:val="18"/>
-                <w:szCs w:val="18"/>
-              </w:rPr>
-              <w:t xml:space="preserve"> { continue }</w:t>
+              <w:t>for N := n.commitIndex + 1; N &lt;= len(n.log); N++ {</w:t>
+            </w:r>
+          </w:p>
+          <w:p>
+            <w:r>
+              <w:rPr>
+                <w:rFonts w:ascii="Courier New" w:eastAsia="Courier New" w:hAnsi="Courier New" w:cs="Courier New"/>
+                <w:color w:val="D4D4D4"/>
+                <w:sz w:val="18"/>
+                <w:szCs w:val="18"/>
+              </w:rPr>
+              <w:t xml:space="preserve">    if n.log[N-1].Term != n.currentTerm { continue }</w:t>
             </w:r>
           </w:p>
           <w:p>
@@ -13194,58 +11525,18 @@
                 <w:sz w:val="18"/>
                 <w:szCs w:val="18"/>
               </w:rPr>
-              <w:t xml:space="preserve">    for _, peer := range </w:t>
-            </w:r>
-            <w:proofErr w:type="spellStart"/>
-            <w:r>
-              <w:rPr>
-                <w:rFonts w:ascii="Courier New" w:eastAsia="Courier New" w:hAnsi="Courier New" w:cs="Courier New"/>
-                <w:color w:val="D4D4D4"/>
-                <w:sz w:val="18"/>
-                <w:szCs w:val="18"/>
-              </w:rPr>
-              <w:t>n.peers</w:t>
-            </w:r>
-            <w:proofErr w:type="spellEnd"/>
-            <w:r>
-              <w:rPr>
-                <w:rFonts w:ascii="Courier New" w:eastAsia="Courier New" w:hAnsi="Courier New" w:cs="Courier New"/>
-                <w:color w:val="D4D4D4"/>
-                <w:sz w:val="18"/>
-                <w:szCs w:val="18"/>
-              </w:rPr>
-              <w:t xml:space="preserve"> {</w:t>
-            </w:r>
-          </w:p>
-          <w:p>
-            <w:r>
-              <w:rPr>
-                <w:rFonts w:ascii="Courier New" w:eastAsia="Courier New" w:hAnsi="Courier New" w:cs="Courier New"/>
-                <w:color w:val="D4D4D4"/>
-                <w:sz w:val="18"/>
-                <w:szCs w:val="18"/>
-              </w:rPr>
-              <w:t xml:space="preserve">        if </w:t>
-            </w:r>
-            <w:proofErr w:type="spellStart"/>
-            <w:r>
-              <w:rPr>
-                <w:rFonts w:ascii="Courier New" w:eastAsia="Courier New" w:hAnsi="Courier New" w:cs="Courier New"/>
-                <w:color w:val="D4D4D4"/>
-                <w:sz w:val="18"/>
-                <w:szCs w:val="18"/>
-              </w:rPr>
-              <w:t>n.matchIndex</w:t>
-            </w:r>
-            <w:proofErr w:type="spellEnd"/>
-            <w:r>
-              <w:rPr>
-                <w:rFonts w:ascii="Courier New" w:eastAsia="Courier New" w:hAnsi="Courier New" w:cs="Courier New"/>
-                <w:color w:val="D4D4D4"/>
-                <w:sz w:val="18"/>
-                <w:szCs w:val="18"/>
-              </w:rPr>
-              <w:t>[peer] &gt;= N { count++ }</w:t>
+              <w:t xml:space="preserve">    for _, peer := range n.peers {</w:t>
+            </w:r>
+          </w:p>
+          <w:p>
+            <w:r>
+              <w:rPr>
+                <w:rFonts w:ascii="Courier New" w:eastAsia="Courier New" w:hAnsi="Courier New" w:cs="Courier New"/>
+                <w:color w:val="D4D4D4"/>
+                <w:sz w:val="18"/>
+                <w:szCs w:val="18"/>
+              </w:rPr>
+              <w:t xml:space="preserve">        if n.matchIndex[peer] &gt;= N { count++ }</w:t>
             </w:r>
           </w:p>
           <w:p>
@@ -13267,109 +11558,29 @@
                 <w:sz w:val="18"/>
                 <w:szCs w:val="18"/>
               </w:rPr>
-              <w:t xml:space="preserve">    if count &gt; </w:t>
-            </w:r>
-            <w:proofErr w:type="spellStart"/>
-            <w:r>
-              <w:rPr>
-                <w:rFonts w:ascii="Courier New" w:eastAsia="Courier New" w:hAnsi="Courier New" w:cs="Courier New"/>
-                <w:color w:val="D4D4D4"/>
-                <w:sz w:val="18"/>
-                <w:szCs w:val="18"/>
-              </w:rPr>
-              <w:t>len</w:t>
-            </w:r>
-            <w:proofErr w:type="spellEnd"/>
-            <w:r>
-              <w:rPr>
-                <w:rFonts w:ascii="Courier New" w:eastAsia="Courier New" w:hAnsi="Courier New" w:cs="Courier New"/>
-                <w:color w:val="D4D4D4"/>
-                <w:sz w:val="18"/>
-                <w:szCs w:val="18"/>
-              </w:rPr>
-              <w:t>(</w:t>
-            </w:r>
-            <w:proofErr w:type="spellStart"/>
-            <w:r>
-              <w:rPr>
-                <w:rFonts w:ascii="Courier New" w:eastAsia="Courier New" w:hAnsi="Courier New" w:cs="Courier New"/>
-                <w:color w:val="D4D4D4"/>
-                <w:sz w:val="18"/>
-                <w:szCs w:val="18"/>
-              </w:rPr>
-              <w:t>n.peers</w:t>
-            </w:r>
-            <w:proofErr w:type="spellEnd"/>
-            <w:r>
-              <w:rPr>
-                <w:rFonts w:ascii="Courier New" w:eastAsia="Courier New" w:hAnsi="Courier New" w:cs="Courier New"/>
-                <w:color w:val="D4D4D4"/>
-                <w:sz w:val="18"/>
-                <w:szCs w:val="18"/>
-              </w:rPr>
-              <w:t>)/2 {</w:t>
-            </w:r>
-          </w:p>
-          <w:p>
-            <w:r>
-              <w:rPr>
-                <w:rFonts w:ascii="Courier New" w:eastAsia="Courier New" w:hAnsi="Courier New" w:cs="Courier New"/>
-                <w:color w:val="D4D4D4"/>
-                <w:sz w:val="18"/>
-                <w:szCs w:val="18"/>
-              </w:rPr>
-              <w:t xml:space="preserve">        </w:t>
-            </w:r>
-            <w:proofErr w:type="spellStart"/>
-            <w:r>
-              <w:rPr>
-                <w:rFonts w:ascii="Courier New" w:eastAsia="Courier New" w:hAnsi="Courier New" w:cs="Courier New"/>
-                <w:color w:val="D4D4D4"/>
-                <w:sz w:val="18"/>
-                <w:szCs w:val="18"/>
-              </w:rPr>
-              <w:t>n.commitIndex</w:t>
-            </w:r>
-            <w:proofErr w:type="spellEnd"/>
-            <w:r>
-              <w:rPr>
-                <w:rFonts w:ascii="Courier New" w:eastAsia="Courier New" w:hAnsi="Courier New" w:cs="Courier New"/>
-                <w:color w:val="D4D4D4"/>
-                <w:sz w:val="18"/>
-                <w:szCs w:val="18"/>
-              </w:rPr>
-              <w:t xml:space="preserve"> = N</w:t>
-            </w:r>
-          </w:p>
-          <w:p>
-            <w:r>
-              <w:rPr>
-                <w:rFonts w:ascii="Courier New" w:eastAsia="Courier New" w:hAnsi="Courier New" w:cs="Courier New"/>
-                <w:color w:val="D4D4D4"/>
-                <w:sz w:val="18"/>
-                <w:szCs w:val="18"/>
-              </w:rPr>
-              <w:t xml:space="preserve">        go </w:t>
-            </w:r>
-            <w:proofErr w:type="spellStart"/>
-            <w:r>
-              <w:rPr>
-                <w:rFonts w:ascii="Courier New" w:eastAsia="Courier New" w:hAnsi="Courier New" w:cs="Courier New"/>
-                <w:color w:val="D4D4D4"/>
-                <w:sz w:val="18"/>
-                <w:szCs w:val="18"/>
-              </w:rPr>
-              <w:t>n.applyCommitted</w:t>
-            </w:r>
-            <w:proofErr w:type="spellEnd"/>
-            <w:r>
-              <w:rPr>
-                <w:rFonts w:ascii="Courier New" w:eastAsia="Courier New" w:hAnsi="Courier New" w:cs="Courier New"/>
-                <w:color w:val="D4D4D4"/>
-                <w:sz w:val="18"/>
-                <w:szCs w:val="18"/>
-              </w:rPr>
-              <w:t>()</w:t>
+              <w:t xml:space="preserve">    if count &gt; len(n.peers)/2 {</w:t>
+            </w:r>
+          </w:p>
+          <w:p>
+            <w:r>
+              <w:rPr>
+                <w:rFonts w:ascii="Courier New" w:eastAsia="Courier New" w:hAnsi="Courier New" w:cs="Courier New"/>
+                <w:color w:val="D4D4D4"/>
+                <w:sz w:val="18"/>
+                <w:szCs w:val="18"/>
+              </w:rPr>
+              <w:t xml:space="preserve">        n.commitIndex = N</w:t>
+            </w:r>
+          </w:p>
+          <w:p>
+            <w:r>
+              <w:rPr>
+                <w:rFonts w:ascii="Courier New" w:eastAsia="Courier New" w:hAnsi="Courier New" w:cs="Courier New"/>
+                <w:color w:val="D4D4D4"/>
+                <w:sz w:val="18"/>
+                <w:szCs w:val="18"/>
+              </w:rPr>
+              <w:t xml:space="preserve">        go n.applyCommitted()</w:t>
             </w:r>
           </w:p>
           <w:p>
@@ -13407,13 +11618,8 @@
         <w:pStyle w:val="Heading2"/>
       </w:pPr>
       <w:r>
-        <w:t xml:space="preserve">Log Consistency Check in </w:t>
+        <w:t>Log Consistency Check in AppendEntries</w:t>
       </w:r>
-      <w:proofErr w:type="spellStart"/>
-      <w:r>
-        <w:t>AppendEntries</w:t>
-      </w:r>
-      <w:proofErr w:type="spellEnd"/>
     </w:p>
     <w:tbl>
       <w:tblPr>
@@ -13472,109 +11678,29 @@
                 <w:sz w:val="18"/>
                 <w:szCs w:val="18"/>
               </w:rPr>
-              <w:t xml:space="preserve">if </w:t>
-            </w:r>
-            <w:proofErr w:type="spellStart"/>
-            <w:r>
-              <w:rPr>
-                <w:rFonts w:ascii="Courier New" w:eastAsia="Courier New" w:hAnsi="Courier New" w:cs="Courier New"/>
-                <w:color w:val="D4D4D4"/>
-                <w:sz w:val="18"/>
-                <w:szCs w:val="18"/>
-              </w:rPr>
-              <w:t>args.PrevLogIndex</w:t>
-            </w:r>
-            <w:proofErr w:type="spellEnd"/>
-            <w:r>
-              <w:rPr>
-                <w:rFonts w:ascii="Courier New" w:eastAsia="Courier New" w:hAnsi="Courier New" w:cs="Courier New"/>
-                <w:color w:val="D4D4D4"/>
-                <w:sz w:val="18"/>
-                <w:szCs w:val="18"/>
-              </w:rPr>
-              <w:t xml:space="preserve"> &gt; 0 {</w:t>
-            </w:r>
-          </w:p>
-          <w:p>
-            <w:r>
-              <w:rPr>
-                <w:rFonts w:ascii="Courier New" w:eastAsia="Courier New" w:hAnsi="Courier New" w:cs="Courier New"/>
-                <w:color w:val="D4D4D4"/>
-                <w:sz w:val="18"/>
-                <w:szCs w:val="18"/>
-              </w:rPr>
-              <w:t xml:space="preserve">    if </w:t>
-            </w:r>
-            <w:proofErr w:type="spellStart"/>
-            <w:r>
-              <w:rPr>
-                <w:rFonts w:ascii="Courier New" w:eastAsia="Courier New" w:hAnsi="Courier New" w:cs="Courier New"/>
-                <w:color w:val="D4D4D4"/>
-                <w:sz w:val="18"/>
-                <w:szCs w:val="18"/>
-              </w:rPr>
-              <w:t>args.PrevLogIndex</w:t>
-            </w:r>
-            <w:proofErr w:type="spellEnd"/>
-            <w:r>
-              <w:rPr>
-                <w:rFonts w:ascii="Courier New" w:eastAsia="Courier New" w:hAnsi="Courier New" w:cs="Courier New"/>
-                <w:color w:val="D4D4D4"/>
-                <w:sz w:val="18"/>
-                <w:szCs w:val="18"/>
-              </w:rPr>
-              <w:t xml:space="preserve"> &gt; </w:t>
-            </w:r>
-            <w:proofErr w:type="spellStart"/>
-            <w:r>
-              <w:rPr>
-                <w:rFonts w:ascii="Courier New" w:eastAsia="Courier New" w:hAnsi="Courier New" w:cs="Courier New"/>
-                <w:color w:val="D4D4D4"/>
-                <w:sz w:val="18"/>
-                <w:szCs w:val="18"/>
-              </w:rPr>
-              <w:t>len</w:t>
-            </w:r>
-            <w:proofErr w:type="spellEnd"/>
-            <w:r>
-              <w:rPr>
-                <w:rFonts w:ascii="Courier New" w:eastAsia="Courier New" w:hAnsi="Courier New" w:cs="Courier New"/>
-                <w:color w:val="D4D4D4"/>
-                <w:sz w:val="18"/>
-                <w:szCs w:val="18"/>
-              </w:rPr>
-              <w:t>(n.log) {</w:t>
-            </w:r>
-          </w:p>
-          <w:p>
-            <w:r>
-              <w:rPr>
-                <w:rFonts w:ascii="Courier New" w:eastAsia="Courier New" w:hAnsi="Courier New" w:cs="Courier New"/>
-                <w:color w:val="D4D4D4"/>
-                <w:sz w:val="18"/>
-                <w:szCs w:val="18"/>
-              </w:rPr>
-              <w:t xml:space="preserve">        </w:t>
-            </w:r>
-            <w:proofErr w:type="spellStart"/>
-            <w:r>
-              <w:rPr>
-                <w:rFonts w:ascii="Courier New" w:eastAsia="Courier New" w:hAnsi="Courier New" w:cs="Courier New"/>
-                <w:color w:val="D4D4D4"/>
-                <w:sz w:val="18"/>
-                <w:szCs w:val="18"/>
-              </w:rPr>
-              <w:t>reply.Success</w:t>
-            </w:r>
-            <w:proofErr w:type="spellEnd"/>
-            <w:r>
-              <w:rPr>
-                <w:rFonts w:ascii="Courier New" w:eastAsia="Courier New" w:hAnsi="Courier New" w:cs="Courier New"/>
-                <w:color w:val="D4D4D4"/>
-                <w:sz w:val="18"/>
-                <w:szCs w:val="18"/>
-              </w:rPr>
-              <w:t xml:space="preserve"> = false  // we don't have this entry yet</w:t>
+              <w:t>if args.PrevLogIndex &gt; 0 {</w:t>
+            </w:r>
+          </w:p>
+          <w:p>
+            <w:r>
+              <w:rPr>
+                <w:rFonts w:ascii="Courier New" w:eastAsia="Courier New" w:hAnsi="Courier New" w:cs="Courier New"/>
+                <w:color w:val="D4D4D4"/>
+                <w:sz w:val="18"/>
+                <w:szCs w:val="18"/>
+              </w:rPr>
+              <w:t xml:space="preserve">    if args.PrevLogIndex &gt; len(n.log) {</w:t>
+            </w:r>
+          </w:p>
+          <w:p>
+            <w:r>
+              <w:rPr>
+                <w:rFonts w:ascii="Courier New" w:eastAsia="Courier New" w:hAnsi="Courier New" w:cs="Courier New"/>
+                <w:color w:val="D4D4D4"/>
+                <w:sz w:val="18"/>
+                <w:szCs w:val="18"/>
+              </w:rPr>
+              <w:t xml:space="preserve">        reply.Success = false  // we don't have this entry yet</w:t>
             </w:r>
           </w:p>
           <w:p>
@@ -13607,58 +11733,18 @@
                 <w:sz w:val="18"/>
                 <w:szCs w:val="18"/>
               </w:rPr>
-              <w:t xml:space="preserve">    if n.log[args.PrevLogIndex-1].Term != </w:t>
-            </w:r>
-            <w:proofErr w:type="spellStart"/>
-            <w:r>
-              <w:rPr>
-                <w:rFonts w:ascii="Courier New" w:eastAsia="Courier New" w:hAnsi="Courier New" w:cs="Courier New"/>
-                <w:color w:val="D4D4D4"/>
-                <w:sz w:val="18"/>
-                <w:szCs w:val="18"/>
-              </w:rPr>
-              <w:t>args.PrevLogTerm</w:t>
-            </w:r>
-            <w:proofErr w:type="spellEnd"/>
-            <w:r>
-              <w:rPr>
-                <w:rFonts w:ascii="Courier New" w:eastAsia="Courier New" w:hAnsi="Courier New" w:cs="Courier New"/>
-                <w:color w:val="D4D4D4"/>
-                <w:sz w:val="18"/>
-                <w:szCs w:val="18"/>
-              </w:rPr>
-              <w:t xml:space="preserve"> {</w:t>
-            </w:r>
-          </w:p>
-          <w:p>
-            <w:r>
-              <w:rPr>
-                <w:rFonts w:ascii="Courier New" w:eastAsia="Courier New" w:hAnsi="Courier New" w:cs="Courier New"/>
-                <w:color w:val="D4D4D4"/>
-                <w:sz w:val="18"/>
-                <w:szCs w:val="18"/>
-              </w:rPr>
-              <w:t xml:space="preserve">        </w:t>
-            </w:r>
-            <w:proofErr w:type="spellStart"/>
-            <w:r>
-              <w:rPr>
-                <w:rFonts w:ascii="Courier New" w:eastAsia="Courier New" w:hAnsi="Courier New" w:cs="Courier New"/>
-                <w:color w:val="D4D4D4"/>
-                <w:sz w:val="18"/>
-                <w:szCs w:val="18"/>
-              </w:rPr>
-              <w:t>reply.Success</w:t>
-            </w:r>
-            <w:proofErr w:type="spellEnd"/>
-            <w:r>
-              <w:rPr>
-                <w:rFonts w:ascii="Courier New" w:eastAsia="Courier New" w:hAnsi="Courier New" w:cs="Courier New"/>
-                <w:color w:val="D4D4D4"/>
-                <w:sz w:val="18"/>
-                <w:szCs w:val="18"/>
-              </w:rPr>
-              <w:t xml:space="preserve"> = false  // entry exists but term conflicts</w:t>
+              <w:t xml:space="preserve">    if n.log[args.PrevLogIndex-1].Term != args.PrevLogTerm {</w:t>
+            </w:r>
+          </w:p>
+          <w:p>
+            <w:r>
+              <w:rPr>
+                <w:rFonts w:ascii="Courier New" w:eastAsia="Courier New" w:hAnsi="Courier New" w:cs="Courier New"/>
+                <w:color w:val="D4D4D4"/>
+                <w:sz w:val="18"/>
+                <w:szCs w:val="18"/>
+              </w:rPr>
+              <w:t xml:space="preserve">        reply.Success = false  // entry exists but term conflicts</w:t>
             </w:r>
           </w:p>
           <w:p>
